--- a/Skripsi/Laporan/Laporan Ujian Seminar Hasil/Draft Laporan Ujian Seminar Hasil_Fauzi Noorsyabani_227007042_(2).docx
+++ b/Skripsi/Laporan/Laporan Ujian Seminar Hasil/Draft Laporan Ujian Seminar Hasil_Fauzi Noorsyabani_227007042_(2).docx
@@ -471,28 +471,2460 @@
           <w:lang w:val="sv-SE"/>
         </w:rPr>
       </w:pPr>
-      <w:bookmarkStart w:id="1" w:name="_Toc234405442"/>
+      <w:bookmarkStart w:id="1" w:name="_Toc235229616"/>
       <w:r>
         <w:rPr>
           <w:lang w:val="sv-SE"/>
         </w:rPr>
         <w:lastRenderedPageBreak/>
-        <w:t>ABSTRAK</w:t>
+        <w:t>LEMBAR PENGESAHAN DEKAN DAN KETUA JURUSAN</w:t>
       </w:r>
       <w:bookmarkEnd w:id="1"/>
     </w:p>
     <w:p>
       <w:pPr>
+        <w:rPr>
+          <w:lang w:val="sv-SE"/>
+        </w:rPr>
+      </w:pPr>
+    </w:p>
+    <w:p>
+      <w:pPr>
+        <w:spacing w:line="360" w:lineRule="auto"/>
+        <w:ind w:left="-284" w:right="-285"/>
+        <w:jc w:val="center"/>
+        <w:rPr>
+          <w:b/>
+          <w:bCs/>
+          <w:sz w:val="28"/>
+          <w:szCs w:val="24"/>
+        </w:rPr>
+      </w:pPr>
+      <w:r>
+        <w:rPr>
+          <w:b/>
+          <w:bCs/>
+          <w:sz w:val="28"/>
+          <w:szCs w:val="24"/>
+        </w:rPr>
+        <w:t>IMPLEMENTASI </w:t>
+      </w:r>
+      <w:r>
+        <w:rPr>
+          <w:b/>
+          <w:bCs/>
+          <w:i/>
+          <w:iCs/>
+          <w:sz w:val="28"/>
+          <w:szCs w:val="24"/>
+        </w:rPr>
+        <w:t>BUSINESS INTELLIGENCE</w:t>
+      </w:r>
+      <w:r>
+        <w:rPr>
+          <w:b/>
+          <w:bCs/>
+          <w:sz w:val="28"/>
+          <w:szCs w:val="24"/>
+        </w:rPr>
+        <w:br/>
+      </w:r>
+      <w:r>
+        <w:rPr>
+          <w:b/>
+          <w:bCs/>
+          <w:sz w:val="28"/>
+          <w:szCs w:val="24"/>
+        </w:rPr>
+        <w:t>BERBASIS</w:t>
+      </w:r>
+      <w:r>
+        <w:rPr>
+          <w:b/>
+          <w:bCs/>
+          <w:sz w:val="28"/>
+          <w:szCs w:val="24"/>
+        </w:rPr>
+        <w:t xml:space="preserve"> </w:t>
+      </w:r>
+      <w:r>
+        <w:rPr>
+          <w:b/>
+          <w:bCs/>
+          <w:i/>
+          <w:iCs/>
+          <w:sz w:val="28"/>
+          <w:szCs w:val="24"/>
+        </w:rPr>
+        <w:t>DATA WAREHOUSE</w:t>
+      </w:r>
+      <w:r>
+        <w:rPr>
+          <w:b/>
+          <w:bCs/>
+          <w:sz w:val="28"/>
+          <w:szCs w:val="24"/>
+        </w:rPr>
+        <w:t> UNTUK</w:t>
+      </w:r>
+      <w:r>
+        <w:rPr>
+          <w:b/>
+          <w:bCs/>
+          <w:sz w:val="28"/>
+          <w:szCs w:val="24"/>
+        </w:rPr>
+        <w:t xml:space="preserve"> </w:t>
+      </w:r>
+      <w:r>
+        <w:rPr>
+          <w:b/>
+          <w:bCs/>
+          <w:i/>
+          <w:iCs/>
+          <w:sz w:val="28"/>
+          <w:szCs w:val="24"/>
+        </w:rPr>
+        <w:t>ACADEMIC CAPACITY</w:t>
+      </w:r>
+      <w:r>
+        <w:rPr>
+          <w:b/>
+          <w:bCs/>
+          <w:i/>
+          <w:iCs/>
+          <w:sz w:val="28"/>
+          <w:szCs w:val="24"/>
+        </w:rPr>
+        <w:t xml:space="preserve"> </w:t>
+      </w:r>
+      <w:r>
+        <w:rPr>
+          <w:b/>
+          <w:bCs/>
+          <w:i/>
+          <w:iCs/>
+          <w:sz w:val="28"/>
+          <w:szCs w:val="24"/>
+        </w:rPr>
+        <w:t>ANALYTICS</w:t>
+      </w:r>
+      <w:r>
+        <w:rPr>
+          <w:b/>
+          <w:bCs/>
+          <w:sz w:val="28"/>
+          <w:szCs w:val="24"/>
+        </w:rPr>
+        <w:t xml:space="preserve"> </w:t>
+      </w:r>
+      <w:r>
+        <w:rPr>
+          <w:b/>
+          <w:bCs/>
+          <w:sz w:val="28"/>
+          <w:szCs w:val="24"/>
+        </w:rPr>
+        <w:t xml:space="preserve">MENGGUNAKAN DATA AGREGAT </w:t>
+      </w:r>
+      <w:r>
+        <w:rPr>
+          <w:b/>
+          <w:bCs/>
+          <w:sz w:val="28"/>
+          <w:szCs w:val="24"/>
+        </w:rPr>
+        <w:t>PDDIKTI</w:t>
+      </w:r>
+      <w:r>
+        <w:rPr>
+          <w:b/>
+          <w:bCs/>
+          <w:sz w:val="28"/>
+          <w:szCs w:val="24"/>
+        </w:rPr>
+        <w:br/>
+      </w:r>
+      <w:r>
+        <w:rPr>
+          <w:b/>
+          <w:bCs/>
+          <w:sz w:val="28"/>
+          <w:szCs w:val="24"/>
+        </w:rPr>
+        <w:t>(STUDI KASUS: UNIVERSITAS SILIWANGI)</w:t>
+      </w:r>
+    </w:p>
+    <w:p>
+      <w:pPr>
+        <w:jc w:val="center"/>
+        <w:rPr>
+          <w:b/>
+          <w:bCs/>
+          <w:sz w:val="28"/>
+          <w:szCs w:val="28"/>
+        </w:rPr>
+      </w:pPr>
+      <w:r>
+        <w:rPr>
+          <w:b/>
+          <w:bCs/>
+          <w:sz w:val="28"/>
+          <w:szCs w:val="28"/>
+        </w:rPr>
+        <w:t>TUGAS AKHIR</w:t>
+      </w:r>
+    </w:p>
+    <w:p>
+      <w:pPr>
+        <w:spacing w:after="0" w:line="360" w:lineRule="auto"/>
+        <w:jc w:val="center"/>
+        <w:rPr>
+          <w:b/>
+          <w:bCs/>
+        </w:rPr>
+      </w:pPr>
+      <w:r>
+        <w:rPr>
+          <w:b/>
+          <w:bCs/>
+        </w:rPr>
+        <w:t>Oleh:</w:t>
+      </w:r>
+      <w:r>
+        <w:rPr>
+          <w:b/>
+          <w:bCs/>
+        </w:rPr>
+        <w:br/>
+      </w:r>
+      <w:r>
+        <w:rPr>
+          <w:b/>
+          <w:bCs/>
+        </w:rPr>
+        <w:t>Fauzi Noorsyabani</w:t>
+      </w:r>
+      <w:r>
+        <w:rPr>
+          <w:b/>
+          <w:bCs/>
+        </w:rPr>
+        <w:br/>
+        <w:t>227007042</w:t>
+      </w:r>
+    </w:p>
+    <w:p>
+      <w:pPr>
+        <w:spacing w:after="0" w:line="360" w:lineRule="auto"/>
+        <w:jc w:val="center"/>
+        <w:rPr>
+          <w:b/>
+          <w:bCs/>
+        </w:rPr>
+      </w:pPr>
+    </w:p>
+    <w:p>
+      <w:pPr>
+        <w:spacing w:line="240" w:lineRule="auto"/>
+        <w:jc w:val="center"/>
+        <w:rPr>
+          <w:lang w:val="sv-SE"/>
+        </w:rPr>
+      </w:pPr>
+      <w:r>
+        <w:rPr>
+          <w:lang w:val="sv-SE"/>
+        </w:rPr>
+        <w:t>Menyetujui,</w:t>
+      </w:r>
+    </w:p>
+    <w:tbl>
+      <w:tblPr>
+        <w:tblStyle w:val="TableGrid"/>
+        <w:tblW w:w="0" w:type="auto"/>
+        <w:tblBorders>
+          <w:top w:val="none" w:sz="0" w:space="0" w:color="auto"/>
+          <w:left w:val="none" w:sz="0" w:space="0" w:color="auto"/>
+          <w:bottom w:val="none" w:sz="0" w:space="0" w:color="auto"/>
+          <w:right w:val="none" w:sz="0" w:space="0" w:color="auto"/>
+          <w:insideH w:val="none" w:sz="0" w:space="0" w:color="auto"/>
+          <w:insideV w:val="none" w:sz="0" w:space="0" w:color="auto"/>
+        </w:tblBorders>
+        <w:tblLook w:val="04A0" w:firstRow="1" w:lastRow="0" w:firstColumn="1" w:lastColumn="0" w:noHBand="0" w:noVBand="1"/>
+      </w:tblPr>
+      <w:tblGrid>
+        <w:gridCol w:w="3963"/>
+        <w:gridCol w:w="3964"/>
+      </w:tblGrid>
+      <w:tr>
+        <w:tc>
+          <w:tcPr>
+            <w:tcW w:w="3963" w:type="dxa"/>
+          </w:tcPr>
+          <w:p>
+            <w:pPr>
+              <w:spacing w:line="276" w:lineRule="auto"/>
+              <w:jc w:val="center"/>
+              <w:rPr>
+                <w:lang w:val="sv-SE"/>
+              </w:rPr>
+            </w:pPr>
+            <w:r>
+              <w:rPr>
+                <w:lang w:val="sv-SE"/>
+              </w:rPr>
+              <w:t>Tasikmalaya, tgl-bln-thn</w:t>
+            </w:r>
+          </w:p>
+          <w:p>
+            <w:pPr>
+              <w:spacing w:line="276" w:lineRule="auto"/>
+              <w:jc w:val="center"/>
+              <w:rPr>
+                <w:lang w:val="sv-SE"/>
+              </w:rPr>
+            </w:pPr>
+            <w:r>
+              <w:rPr>
+                <w:lang w:val="sv-SE"/>
+              </w:rPr>
+              <w:t>Pembimbing I</w:t>
+            </w:r>
+          </w:p>
+          <w:p>
+            <w:pPr>
+              <w:spacing w:line="276" w:lineRule="auto"/>
+              <w:jc w:val="center"/>
+              <w:rPr>
+                <w:lang w:val="sv-SE"/>
+              </w:rPr>
+            </w:pPr>
+          </w:p>
+          <w:p>
+            <w:pPr>
+              <w:spacing w:line="276" w:lineRule="auto"/>
+              <w:jc w:val="center"/>
+              <w:rPr>
+                <w:lang w:val="sv-SE"/>
+              </w:rPr>
+            </w:pPr>
+          </w:p>
+          <w:p>
+            <w:pPr>
+              <w:spacing w:line="276" w:lineRule="auto"/>
+              <w:jc w:val="center"/>
+              <w:rPr>
+                <w:b/>
+                <w:bCs/>
+                <w:sz w:val="22"/>
+                <w:szCs w:val="20"/>
+                <w:u w:val="single"/>
+                <w:lang w:val="sv-SE"/>
+              </w:rPr>
+            </w:pPr>
+          </w:p>
+          <w:p>
+            <w:pPr>
+              <w:spacing w:line="276" w:lineRule="auto"/>
+              <w:jc w:val="center"/>
+              <w:rPr>
+                <w:b/>
+                <w:bCs/>
+                <w:sz w:val="22"/>
+                <w:szCs w:val="20"/>
+                <w:u w:val="single"/>
+                <w:lang w:val="sv-SE"/>
+              </w:rPr>
+            </w:pPr>
+          </w:p>
+          <w:p>
+            <w:pPr>
+              <w:spacing w:line="276" w:lineRule="auto"/>
+              <w:jc w:val="center"/>
+              <w:rPr>
+                <w:b/>
+                <w:bCs/>
+                <w:sz w:val="22"/>
+                <w:szCs w:val="20"/>
+                <w:u w:val="single"/>
+                <w:lang w:val="sv-SE"/>
+              </w:rPr>
+            </w:pPr>
+            <w:r>
+              <w:rPr>
+                <w:b/>
+                <w:bCs/>
+                <w:sz w:val="22"/>
+                <w:szCs w:val="20"/>
+                <w:u w:val="single"/>
+                <w:lang w:val="sv-SE"/>
+              </w:rPr>
+              <w:t xml:space="preserve">Dr. </w:t>
+            </w:r>
+            <w:r>
+              <w:rPr>
+                <w:b/>
+                <w:bCs/>
+                <w:sz w:val="22"/>
+                <w:szCs w:val="20"/>
+                <w:u w:val="single"/>
+                <w:lang w:val="sv-SE"/>
+              </w:rPr>
+              <w:t>Ir. Acep Irham Gufroni, S. Kom., M. Eng., IPM., ASEAN Eng.</w:t>
+            </w:r>
+          </w:p>
+          <w:p>
+            <w:pPr>
+              <w:spacing w:line="276" w:lineRule="auto"/>
+              <w:jc w:val="center"/>
+              <w:rPr>
+                <w:sz w:val="22"/>
+                <w:szCs w:val="20"/>
+                <w:lang w:val="sv-SE"/>
+              </w:rPr>
+            </w:pPr>
+          </w:p>
+          <w:p>
+            <w:pPr>
+              <w:spacing w:line="276" w:lineRule="auto"/>
+              <w:jc w:val="center"/>
+              <w:rPr>
+                <w:b/>
+                <w:bCs/>
+                <w:szCs w:val="24"/>
+                <w:u w:val="single"/>
+                <w:lang w:val="sv-SE"/>
+              </w:rPr>
+            </w:pPr>
+            <w:r>
+              <w:rPr>
+                <w:szCs w:val="24"/>
+                <w:lang w:val="sv-SE"/>
+              </w:rPr>
+              <w:t>NIDN: 0414038501</w:t>
+            </w:r>
+          </w:p>
+        </w:tc>
+        <w:tc>
+          <w:tcPr>
+            <w:tcW w:w="3964" w:type="dxa"/>
+          </w:tcPr>
+          <w:p>
+            <w:pPr>
+              <w:spacing w:line="276" w:lineRule="auto"/>
+              <w:jc w:val="center"/>
+              <w:rPr>
+                <w:lang w:val="sv-SE"/>
+              </w:rPr>
+            </w:pPr>
+            <w:r>
+              <w:rPr>
+                <w:lang w:val="sv-SE"/>
+              </w:rPr>
+              <w:t>Tasikmalaya, tgl-bln-thn</w:t>
+            </w:r>
+          </w:p>
+          <w:p>
+            <w:pPr>
+              <w:spacing w:line="276" w:lineRule="auto"/>
+              <w:jc w:val="center"/>
+              <w:rPr>
+                <w:lang w:val="sv-SE"/>
+              </w:rPr>
+            </w:pPr>
+            <w:r>
+              <w:rPr>
+                <w:lang w:val="sv-SE"/>
+              </w:rPr>
+              <w:t>Pembimbing II</w:t>
+            </w:r>
+          </w:p>
+          <w:p>
+            <w:pPr>
+              <w:spacing w:line="360" w:lineRule="auto"/>
+              <w:jc w:val="center"/>
+              <w:rPr>
+                <w:rFonts w:cs="Times New Roman"/>
+                <w:b/>
+                <w:bCs/>
+                <w:u w:val="single"/>
+                <w:lang w:val="sv-SE"/>
+              </w:rPr>
+            </w:pPr>
+          </w:p>
+          <w:p>
+            <w:pPr>
+              <w:spacing w:line="360" w:lineRule="auto"/>
+              <w:jc w:val="center"/>
+              <w:rPr>
+                <w:rFonts w:cs="Times New Roman"/>
+                <w:b/>
+                <w:bCs/>
+                <w:u w:val="single"/>
+                <w:lang w:val="sv-SE"/>
+              </w:rPr>
+            </w:pPr>
+          </w:p>
+          <w:p>
+            <w:pPr>
+              <w:spacing w:line="360" w:lineRule="auto"/>
+              <w:jc w:val="center"/>
+              <w:rPr>
+                <w:rFonts w:cs="Times New Roman"/>
+                <w:b/>
+                <w:bCs/>
+                <w:u w:val="single"/>
+                <w:lang w:val="sv-SE"/>
+              </w:rPr>
+            </w:pPr>
+          </w:p>
+          <w:p>
+            <w:pPr>
+              <w:spacing w:line="360" w:lineRule="auto"/>
+              <w:jc w:val="center"/>
+              <w:rPr>
+                <w:rFonts w:cs="Times New Roman"/>
+                <w:szCs w:val="24"/>
+              </w:rPr>
+            </w:pPr>
+            <w:r>
+              <w:rPr>
+                <w:rFonts w:cs="Times New Roman"/>
+                <w:b/>
+                <w:bCs/>
+                <w:sz w:val="22"/>
+                <w:u w:val="single"/>
+              </w:rPr>
+              <w:t>Ir. Andi Nur Rachman, S.T., M.T.</w:t>
+            </w:r>
+            <w:r>
+              <w:rPr>
+                <w:rFonts w:cs="Times New Roman"/>
+                <w:b/>
+                <w:bCs/>
+                <w:sz w:val="22"/>
+                <w:u w:val="single"/>
+              </w:rPr>
+              <w:br/>
+            </w:r>
+          </w:p>
+          <w:p>
+            <w:pPr>
+              <w:spacing w:line="360" w:lineRule="auto"/>
+              <w:jc w:val="center"/>
+              <w:rPr>
+                <w:rFonts w:cs="Times New Roman"/>
+                <w:b/>
+                <w:bCs/>
+                <w:sz w:val="22"/>
+                <w:u w:val="single"/>
+              </w:rPr>
+            </w:pPr>
+            <w:r>
+              <w:rPr>
+                <w:rFonts w:cs="Times New Roman"/>
+                <w:szCs w:val="24"/>
+              </w:rPr>
+              <w:t>NIDN: 0412088503</w:t>
+            </w:r>
+          </w:p>
+        </w:tc>
+      </w:tr>
+      <w:tr>
+        <w:tc>
+          <w:tcPr>
+            <w:tcW w:w="7927" w:type="dxa"/>
+            <w:gridSpan w:val="2"/>
+          </w:tcPr>
+          <w:p>
+            <w:pPr>
+              <w:spacing w:line="276" w:lineRule="auto"/>
+              <w:jc w:val="center"/>
+            </w:pPr>
+            <w:r>
+              <w:t>Mengetahui,</w:t>
+            </w:r>
+          </w:p>
+        </w:tc>
+      </w:tr>
+      <w:tr>
+        <w:tc>
+          <w:tcPr>
+            <w:tcW w:w="3963" w:type="dxa"/>
+          </w:tcPr>
+          <w:p>
+            <w:pPr>
+              <w:spacing w:line="276" w:lineRule="auto"/>
+              <w:jc w:val="center"/>
+              <w:rPr>
+                <w:lang w:val="sv-SE"/>
+              </w:rPr>
+            </w:pPr>
+            <w:r>
+              <w:rPr>
+                <w:lang w:val="sv-SE"/>
+              </w:rPr>
+              <w:t>Dekan Fakultas Te</w:t>
+            </w:r>
+            <w:r>
+              <w:rPr>
+                <w:lang w:val="sv-SE"/>
+              </w:rPr>
+              <w:t>knik</w:t>
+            </w:r>
+          </w:p>
+          <w:p>
+            <w:pPr>
+              <w:spacing w:line="276" w:lineRule="auto"/>
+              <w:jc w:val="center"/>
+              <w:rPr>
+                <w:lang w:val="sv-SE"/>
+              </w:rPr>
+            </w:pPr>
+            <w:r>
+              <w:rPr>
+                <w:lang w:val="sv-SE"/>
+              </w:rPr>
+              <w:t>Universitas Siliwangi Tasikmalaya</w:t>
+            </w:r>
+          </w:p>
+          <w:p>
+            <w:pPr>
+              <w:spacing w:line="276" w:lineRule="auto"/>
+              <w:jc w:val="center"/>
+              <w:rPr>
+                <w:lang w:val="sv-SE"/>
+              </w:rPr>
+            </w:pPr>
+          </w:p>
+          <w:p>
+            <w:pPr>
+              <w:spacing w:line="276" w:lineRule="auto"/>
+              <w:jc w:val="center"/>
+              <w:rPr>
+                <w:lang w:val="sv-SE"/>
+              </w:rPr>
+            </w:pPr>
+          </w:p>
+          <w:p>
+            <w:pPr>
+              <w:spacing w:line="276" w:lineRule="auto"/>
+              <w:jc w:val="center"/>
+              <w:rPr>
+                <w:lang w:val="sv-SE"/>
+              </w:rPr>
+            </w:pPr>
+          </w:p>
+          <w:p>
+            <w:pPr>
+              <w:spacing w:line="276" w:lineRule="auto"/>
+              <w:jc w:val="center"/>
+              <w:rPr>
+                <w:b/>
+                <w:bCs/>
+                <w:u w:val="single"/>
+              </w:rPr>
+            </w:pPr>
+            <w:r>
+              <w:rPr>
+                <w:b/>
+                <w:bCs/>
+                <w:u w:val="single"/>
+              </w:rPr>
+              <w:t>Dr. Ir. Nurul Hiron, M.Eng., IPU., ASEAN Eng., CIAR.</w:t>
+            </w:r>
+          </w:p>
+          <w:p>
+            <w:pPr>
+              <w:spacing w:line="276" w:lineRule="auto"/>
+              <w:jc w:val="center"/>
+            </w:pPr>
+            <w:r>
+              <w:t xml:space="preserve">NIDN: </w:t>
+            </w:r>
+            <w:r>
+              <w:t>0419087504</w:t>
+            </w:r>
+          </w:p>
+        </w:tc>
+        <w:tc>
+          <w:tcPr>
+            <w:tcW w:w="3964" w:type="dxa"/>
+          </w:tcPr>
+          <w:p>
+            <w:pPr>
+              <w:spacing w:line="276" w:lineRule="auto"/>
+              <w:jc w:val="center"/>
+            </w:pPr>
+            <w:r>
+              <w:t>Ketua Program Studi</w:t>
+            </w:r>
+          </w:p>
+          <w:p>
+            <w:pPr>
+              <w:spacing w:line="276" w:lineRule="auto"/>
+              <w:jc w:val="center"/>
+            </w:pPr>
+            <w:r>
+              <w:t>Sistem Informasi</w:t>
+            </w:r>
+          </w:p>
+          <w:p>
+            <w:pPr>
+              <w:spacing w:line="276" w:lineRule="auto"/>
+              <w:rPr>
+                <w:b/>
+                <w:bCs/>
+              </w:rPr>
+            </w:pPr>
+          </w:p>
+          <w:p>
+            <w:pPr>
+              <w:spacing w:line="276" w:lineRule="auto"/>
+              <w:rPr>
+                <w:b/>
+                <w:bCs/>
+              </w:rPr>
+            </w:pPr>
+          </w:p>
+          <w:p>
+            <w:pPr>
+              <w:spacing w:line="276" w:lineRule="auto"/>
+              <w:rPr>
+                <w:b/>
+                <w:bCs/>
+              </w:rPr>
+            </w:pPr>
+          </w:p>
+          <w:p>
+            <w:pPr>
+              <w:spacing w:line="276" w:lineRule="auto"/>
+              <w:jc w:val="center"/>
+              <w:rPr>
+                <w:b/>
+                <w:bCs/>
+                <w:u w:val="single"/>
+              </w:rPr>
+            </w:pPr>
+            <w:r>
+              <w:rPr>
+                <w:b/>
+                <w:bCs/>
+                <w:u w:val="single"/>
+              </w:rPr>
+              <w:t>Ir. Rahmi Nur Shofa S.T., M.T.</w:t>
+            </w:r>
+          </w:p>
+          <w:p>
+            <w:pPr>
+              <w:spacing w:line="276" w:lineRule="auto"/>
+              <w:jc w:val="center"/>
+              <w:rPr>
+                <w:b/>
+                <w:bCs/>
+              </w:rPr>
+            </w:pPr>
+          </w:p>
+          <w:p>
+            <w:pPr>
+              <w:spacing w:line="276" w:lineRule="auto"/>
+              <w:jc w:val="center"/>
+            </w:pPr>
+            <w:r>
+              <w:t xml:space="preserve">NIDN: </w:t>
+            </w:r>
+          </w:p>
+        </w:tc>
+      </w:tr>
+    </w:tbl>
+    <w:p>
+      <w:pPr>
+        <w:rPr>
+          <w:lang w:val="sv-SE"/>
+        </w:rPr>
+      </w:pPr>
+      <w:r>
+        <w:rPr>
+          <w:lang w:val="sv-SE"/>
+        </w:rPr>
+        <w:br w:type="page"/>
+      </w:r>
+    </w:p>
+    <w:p>
+      <w:pPr>
+        <w:pStyle w:val="Heading1"/>
+        <w:jc w:val="center"/>
+        <w:rPr>
+          <w:lang w:val="sv-SE"/>
+        </w:rPr>
+      </w:pPr>
+      <w:bookmarkStart w:id="2" w:name="_Toc235229617"/>
+      <w:r>
+        <w:rPr>
+          <w:lang w:val="sv-SE"/>
+        </w:rPr>
+        <w:t>LEMBAR PENGESAHAN P</w:t>
+      </w:r>
+      <w:r>
+        <w:rPr>
+          <w:lang w:val="sv-SE"/>
+        </w:rPr>
+        <w:t>ENGUJI</w:t>
+      </w:r>
+      <w:bookmarkEnd w:id="2"/>
+    </w:p>
+    <w:p>
+      <w:pPr>
+        <w:spacing w:line="360" w:lineRule="auto"/>
+        <w:ind w:left="-284" w:right="-285"/>
+        <w:jc w:val="center"/>
+        <w:rPr>
+          <w:b/>
+          <w:bCs/>
+          <w:sz w:val="28"/>
+          <w:szCs w:val="24"/>
+        </w:rPr>
+      </w:pPr>
+    </w:p>
+    <w:p>
+      <w:pPr>
+        <w:spacing w:line="360" w:lineRule="auto"/>
+        <w:ind w:left="-284" w:right="-285"/>
+        <w:jc w:val="center"/>
+        <w:rPr>
+          <w:b/>
+          <w:bCs/>
+          <w:sz w:val="28"/>
+          <w:szCs w:val="24"/>
+        </w:rPr>
+      </w:pPr>
+      <w:r>
+        <w:rPr>
+          <w:b/>
+          <w:bCs/>
+          <w:sz w:val="28"/>
+          <w:szCs w:val="24"/>
+        </w:rPr>
+        <w:t>IMPLEMENTASI </w:t>
+      </w:r>
+      <w:r>
+        <w:rPr>
+          <w:b/>
+          <w:bCs/>
+          <w:i/>
+          <w:iCs/>
+          <w:sz w:val="28"/>
+          <w:szCs w:val="24"/>
+        </w:rPr>
+        <w:t>BUSINESS INTELLIGENCE</w:t>
+      </w:r>
+      <w:r>
+        <w:rPr>
+          <w:b/>
+          <w:bCs/>
+          <w:sz w:val="28"/>
+          <w:szCs w:val="24"/>
+        </w:rPr>
+        <w:br/>
+      </w:r>
+      <w:r>
+        <w:rPr>
+          <w:b/>
+          <w:bCs/>
+          <w:sz w:val="28"/>
+          <w:szCs w:val="24"/>
+        </w:rPr>
+        <w:t>BERBASIS</w:t>
+      </w:r>
+      <w:r>
+        <w:rPr>
+          <w:b/>
+          <w:bCs/>
+          <w:sz w:val="28"/>
+          <w:szCs w:val="24"/>
+        </w:rPr>
+        <w:t xml:space="preserve"> </w:t>
+      </w:r>
+      <w:r>
+        <w:rPr>
+          <w:b/>
+          <w:bCs/>
+          <w:i/>
+          <w:iCs/>
+          <w:sz w:val="28"/>
+          <w:szCs w:val="24"/>
+        </w:rPr>
+        <w:t>DATA WAREHOUSE</w:t>
+      </w:r>
+      <w:r>
+        <w:rPr>
+          <w:b/>
+          <w:bCs/>
+          <w:sz w:val="28"/>
+          <w:szCs w:val="24"/>
+        </w:rPr>
+        <w:t> UNTUK</w:t>
+      </w:r>
+      <w:r>
+        <w:rPr>
+          <w:b/>
+          <w:bCs/>
+          <w:sz w:val="28"/>
+          <w:szCs w:val="24"/>
+        </w:rPr>
+        <w:t xml:space="preserve"> </w:t>
+      </w:r>
+      <w:r>
+        <w:rPr>
+          <w:b/>
+          <w:bCs/>
+          <w:i/>
+          <w:iCs/>
+          <w:sz w:val="28"/>
+          <w:szCs w:val="24"/>
+        </w:rPr>
+        <w:t>ACADEMIC CAPACITY</w:t>
+      </w:r>
+      <w:r>
+        <w:rPr>
+          <w:b/>
+          <w:bCs/>
+          <w:i/>
+          <w:iCs/>
+          <w:sz w:val="28"/>
+          <w:szCs w:val="24"/>
+        </w:rPr>
+        <w:t xml:space="preserve"> </w:t>
+      </w:r>
+      <w:r>
+        <w:rPr>
+          <w:b/>
+          <w:bCs/>
+          <w:i/>
+          <w:iCs/>
+          <w:sz w:val="28"/>
+          <w:szCs w:val="24"/>
+        </w:rPr>
+        <w:t>ANALYTICS</w:t>
+      </w:r>
+      <w:r>
+        <w:rPr>
+          <w:b/>
+          <w:bCs/>
+          <w:sz w:val="28"/>
+          <w:szCs w:val="24"/>
+        </w:rPr>
+        <w:t xml:space="preserve"> </w:t>
+      </w:r>
+      <w:r>
+        <w:rPr>
+          <w:b/>
+          <w:bCs/>
+          <w:sz w:val="28"/>
+          <w:szCs w:val="24"/>
+        </w:rPr>
+        <w:t xml:space="preserve">MENGGUNAKAN DATA AGREGAT </w:t>
+      </w:r>
+      <w:r>
+        <w:rPr>
+          <w:b/>
+          <w:bCs/>
+          <w:sz w:val="28"/>
+          <w:szCs w:val="24"/>
+        </w:rPr>
+        <w:t>PDDIKTI</w:t>
+      </w:r>
+      <w:r>
+        <w:rPr>
+          <w:b/>
+          <w:bCs/>
+          <w:sz w:val="28"/>
+          <w:szCs w:val="24"/>
+        </w:rPr>
+        <w:br/>
+      </w:r>
+      <w:r>
+        <w:rPr>
+          <w:b/>
+          <w:bCs/>
+          <w:sz w:val="28"/>
+          <w:szCs w:val="24"/>
+        </w:rPr>
+        <w:t>(STUDI KASUS: UNIVERSITAS SILIWANGI)</w:t>
+      </w:r>
+    </w:p>
+    <w:p>
+      <w:pPr>
+        <w:spacing w:line="360" w:lineRule="auto"/>
+        <w:ind w:left="-284" w:right="-285"/>
+        <w:jc w:val="center"/>
+        <w:rPr>
+          <w:b/>
+          <w:bCs/>
+          <w:sz w:val="28"/>
+          <w:szCs w:val="24"/>
+        </w:rPr>
+      </w:pPr>
+      <w:r>
+        <w:rPr>
+          <w:b/>
+          <w:bCs/>
+          <w:sz w:val="28"/>
+          <w:szCs w:val="24"/>
+        </w:rPr>
+        <w:t>TUGAS AKHIR</w:t>
+      </w:r>
+    </w:p>
+    <w:p>
+      <w:pPr>
+        <w:spacing w:after="0" w:line="360" w:lineRule="auto"/>
+        <w:jc w:val="center"/>
+      </w:pPr>
+    </w:p>
+    <w:p>
+      <w:pPr>
+        <w:spacing w:after="0" w:line="360" w:lineRule="auto"/>
+        <w:jc w:val="center"/>
+        <w:rPr>
+          <w:b/>
+          <w:bCs/>
+        </w:rPr>
+      </w:pPr>
+      <w:r>
+        <w:t>Oleh:</w:t>
+      </w:r>
+      <w:r>
+        <w:rPr>
+          <w:b/>
+          <w:bCs/>
+        </w:rPr>
+        <w:br/>
+        <w:t>Fauzi Noorsyabani</w:t>
+      </w:r>
+      <w:r>
+        <w:rPr>
+          <w:b/>
+          <w:bCs/>
+        </w:rPr>
+        <w:br/>
+        <w:t>227007042</w:t>
+      </w:r>
+    </w:p>
+    <w:p>
+      <w:pPr>
+        <w:spacing w:after="0" w:line="360" w:lineRule="auto"/>
+        <w:jc w:val="center"/>
+        <w:rPr>
+          <w:b/>
+          <w:bCs/>
+        </w:rPr>
+      </w:pPr>
+    </w:p>
+    <w:p>
+      <w:pPr>
+        <w:spacing w:after="0" w:line="360" w:lineRule="auto"/>
+        <w:jc w:val="center"/>
+        <w:rPr>
+          <w:lang w:val="sv-SE"/>
+        </w:rPr>
+      </w:pPr>
+      <w:r>
+        <w:rPr>
+          <w:lang w:val="sv-SE"/>
+        </w:rPr>
+        <w:t>Telah dipertanggung ja</w:t>
+      </w:r>
+      <w:r>
+        <w:rPr>
+          <w:lang w:val="sv-SE"/>
+        </w:rPr>
+        <w:t>wabkan di dalam Sidang Tugas Akhir</w:t>
+      </w:r>
+    </w:p>
+    <w:p>
+      <w:pPr>
+        <w:spacing w:after="0" w:line="360" w:lineRule="auto"/>
+        <w:jc w:val="center"/>
+        <w:rPr>
+          <w:lang w:val="sv-SE"/>
+        </w:rPr>
+      </w:pPr>
+      <w:r>
+        <w:rPr>
+          <w:lang w:val="sv-SE"/>
+        </w:rPr>
+        <w:t xml:space="preserve">Pada Tanggal, tgl-bln-thn </w:t>
+      </w:r>
+      <w:r>
+        <w:rPr>
+          <w:lang w:val="sv-SE"/>
+        </w:rPr>
+        <w:t>(Pelaksanaan Sidang)</w:t>
+      </w:r>
+    </w:p>
+    <w:p>
+      <w:pPr>
+        <w:spacing w:after="0" w:line="360" w:lineRule="auto"/>
+        <w:jc w:val="center"/>
+        <w:rPr>
+          <w:lang w:val="sv-SE"/>
+        </w:rPr>
+      </w:pPr>
+    </w:p>
+    <w:p>
+      <w:pPr>
+        <w:spacing w:after="0" w:line="360" w:lineRule="auto"/>
+        <w:jc w:val="left"/>
+        <w:rPr>
+          <w:lang w:val="sv-SE"/>
+        </w:rPr>
+      </w:pPr>
+      <w:r>
+        <w:rPr>
+          <w:lang w:val="sv-SE"/>
+        </w:rPr>
+        <w:t>Tim Penguji:</w:t>
+      </w:r>
+    </w:p>
+    <w:tbl>
+      <w:tblPr>
+        <w:tblStyle w:val="TableGrid"/>
+        <w:tblW w:w="0" w:type="auto"/>
+        <w:tblBorders>
+          <w:top w:val="none" w:sz="0" w:space="0" w:color="auto"/>
+          <w:left w:val="none" w:sz="0" w:space="0" w:color="auto"/>
+          <w:bottom w:val="none" w:sz="0" w:space="0" w:color="auto"/>
+          <w:right w:val="none" w:sz="0" w:space="0" w:color="auto"/>
+          <w:insideH w:val="none" w:sz="0" w:space="0" w:color="auto"/>
+          <w:insideV w:val="none" w:sz="0" w:space="0" w:color="auto"/>
+        </w:tblBorders>
+        <w:tblLook w:val="04A0" w:firstRow="1" w:lastRow="0" w:firstColumn="1" w:lastColumn="0" w:noHBand="0" w:noVBand="1"/>
+      </w:tblPr>
+      <w:tblGrid>
+        <w:gridCol w:w="4253"/>
+        <w:gridCol w:w="283"/>
+        <w:gridCol w:w="3391"/>
+      </w:tblGrid>
+      <w:tr>
+        <w:trPr>
+          <w:trHeight w:val="436"/>
+        </w:trPr>
+        <w:tc>
+          <w:tcPr>
+            <w:tcW w:w="4253" w:type="dxa"/>
+          </w:tcPr>
+          <w:p>
+            <w:pPr>
+              <w:spacing w:line="360" w:lineRule="auto"/>
+              <w:jc w:val="left"/>
+              <w:rPr>
+                <w:u w:val="single"/>
+                <w:lang w:val="sv-SE"/>
+              </w:rPr>
+            </w:pPr>
+          </w:p>
+          <w:p>
+            <w:pPr>
+              <w:spacing w:line="240" w:lineRule="auto"/>
+              <w:jc w:val="left"/>
+              <w:rPr>
+                <w:u w:val="single"/>
+              </w:rPr>
+            </w:pPr>
+            <w:r>
+              <w:rPr>
+                <w:b/>
+                <w:bCs/>
+                <w:u w:val="single"/>
+              </w:rPr>
+              <w:t>Ir. Cecep Muhamad Sidik R, M.T.</w:t>
+            </w:r>
+          </w:p>
+          <w:p>
+            <w:pPr>
+              <w:spacing w:line="240" w:lineRule="auto"/>
+              <w:jc w:val="left"/>
+              <w:rPr>
+                <w:u w:val="single"/>
+                <w:lang w:val="sv-SE"/>
+              </w:rPr>
+            </w:pPr>
+            <w:r>
+              <w:rPr>
+                <w:u w:val="single"/>
+                <w:lang w:val="sv-SE"/>
+              </w:rPr>
+              <w:t>Ketua</w:t>
+            </w:r>
+          </w:p>
+        </w:tc>
+        <w:tc>
+          <w:tcPr>
+            <w:tcW w:w="283" w:type="dxa"/>
+          </w:tcPr>
+          <w:p>
+            <w:pPr>
+              <w:spacing w:line="360" w:lineRule="auto"/>
+              <w:jc w:val="left"/>
+              <w:rPr>
+                <w:lang w:val="sv-SE"/>
+              </w:rPr>
+            </w:pPr>
+          </w:p>
+        </w:tc>
+        <w:tc>
+          <w:tcPr>
+            <w:tcW w:w="3391" w:type="dxa"/>
+          </w:tcPr>
+          <w:p>
+            <w:pPr>
+              <w:spacing w:line="360" w:lineRule="auto"/>
+              <w:jc w:val="center"/>
+              <w:rPr>
+                <w:u w:val="single"/>
+                <w:lang w:val="sv-SE"/>
+              </w:rPr>
+            </w:pPr>
+          </w:p>
+          <w:p>
+            <w:pPr>
+              <w:spacing w:line="360" w:lineRule="auto"/>
+              <w:jc w:val="center"/>
+              <w:rPr>
+                <w:lang w:val="sv-SE"/>
+              </w:rPr>
+            </w:pPr>
+            <w:r>
+              <w:rPr>
+                <w:lang w:val="sv-SE"/>
+              </w:rPr>
+              <w:t>(______________)</w:t>
+            </w:r>
+          </w:p>
+        </w:tc>
+      </w:tr>
+      <w:tr>
+        <w:tc>
+          <w:tcPr>
+            <w:tcW w:w="4253" w:type="dxa"/>
+          </w:tcPr>
+          <w:p>
+            <w:pPr>
+              <w:spacing w:line="360" w:lineRule="auto"/>
+              <w:jc w:val="left"/>
+              <w:rPr>
+                <w:lang w:val="sv-SE"/>
+              </w:rPr>
+            </w:pPr>
+          </w:p>
+          <w:p>
+            <w:pPr>
+              <w:spacing w:line="360" w:lineRule="auto"/>
+              <w:jc w:val="left"/>
+              <w:rPr>
+                <w:lang w:val="sv-SE"/>
+              </w:rPr>
+            </w:pPr>
+          </w:p>
+        </w:tc>
+        <w:tc>
+          <w:tcPr>
+            <w:tcW w:w="283" w:type="dxa"/>
+          </w:tcPr>
+          <w:p>
+            <w:pPr>
+              <w:spacing w:line="360" w:lineRule="auto"/>
+              <w:jc w:val="left"/>
+              <w:rPr>
+                <w:lang w:val="sv-SE"/>
+              </w:rPr>
+            </w:pPr>
+          </w:p>
+        </w:tc>
+        <w:tc>
+          <w:tcPr>
+            <w:tcW w:w="3391" w:type="dxa"/>
+          </w:tcPr>
+          <w:p>
+            <w:pPr>
+              <w:spacing w:line="360" w:lineRule="auto"/>
+              <w:jc w:val="left"/>
+              <w:rPr>
+                <w:lang w:val="sv-SE"/>
+              </w:rPr>
+            </w:pPr>
+          </w:p>
+        </w:tc>
+      </w:tr>
+      <w:tr>
+        <w:tc>
+          <w:tcPr>
+            <w:tcW w:w="4253" w:type="dxa"/>
+          </w:tcPr>
+          <w:p>
+            <w:pPr>
+              <w:spacing w:line="240" w:lineRule="auto"/>
+              <w:jc w:val="left"/>
+              <w:rPr>
+                <w:u w:val="single"/>
+                <w:lang w:val="sv-SE"/>
+              </w:rPr>
+            </w:pPr>
+          </w:p>
+          <w:p>
+            <w:pPr>
+              <w:spacing w:line="240" w:lineRule="auto"/>
+              <w:jc w:val="left"/>
+              <w:rPr>
+                <w:u w:val="single"/>
+                <w:lang w:val="sv-SE"/>
+              </w:rPr>
+            </w:pPr>
+            <w:r>
+              <w:rPr>
+                <w:b/>
+                <w:bCs/>
+                <w:u w:val="single"/>
+                <w:lang w:val="sv-SE"/>
+              </w:rPr>
+              <w:t>Irfan Nafis Sjamsuddin, S.T., M.Kom.</w:t>
+            </w:r>
+          </w:p>
+          <w:p>
+            <w:pPr>
+              <w:spacing w:line="240" w:lineRule="auto"/>
+              <w:jc w:val="left"/>
+              <w:rPr>
+                <w:u w:val="single"/>
+                <w:lang w:val="sv-SE"/>
+              </w:rPr>
+            </w:pPr>
+            <w:r>
+              <w:rPr>
+                <w:u w:val="single"/>
+                <w:lang w:val="sv-SE"/>
+              </w:rPr>
+              <w:t>Anggota</w:t>
+            </w:r>
+          </w:p>
+        </w:tc>
+        <w:tc>
+          <w:tcPr>
+            <w:tcW w:w="283" w:type="dxa"/>
+          </w:tcPr>
+          <w:p>
+            <w:pPr>
+              <w:spacing w:line="360" w:lineRule="auto"/>
+              <w:jc w:val="left"/>
+              <w:rPr>
+                <w:lang w:val="sv-SE"/>
+              </w:rPr>
+            </w:pPr>
+          </w:p>
+        </w:tc>
+        <w:tc>
+          <w:tcPr>
+            <w:tcW w:w="3391" w:type="dxa"/>
+          </w:tcPr>
+          <w:p>
+            <w:pPr>
+              <w:spacing w:line="360" w:lineRule="auto"/>
+              <w:jc w:val="center"/>
+              <w:rPr>
+                <w:lang w:val="sv-SE"/>
+              </w:rPr>
+            </w:pPr>
+          </w:p>
+          <w:p>
+            <w:pPr>
+              <w:spacing w:line="360" w:lineRule="auto"/>
+              <w:jc w:val="center"/>
+              <w:rPr>
+                <w:lang w:val="sv-SE"/>
+              </w:rPr>
+            </w:pPr>
+            <w:r>
+              <w:rPr>
+                <w:lang w:val="sv-SE"/>
+              </w:rPr>
+              <w:t>(______________)</w:t>
+            </w:r>
+          </w:p>
+        </w:tc>
+      </w:tr>
+      <w:tr>
+        <w:tc>
+          <w:tcPr>
+            <w:tcW w:w="4253" w:type="dxa"/>
+          </w:tcPr>
+          <w:p>
+            <w:pPr>
+              <w:spacing w:line="276" w:lineRule="auto"/>
+              <w:jc w:val="center"/>
+              <w:rPr>
+                <w:lang w:val="sv-SE"/>
+              </w:rPr>
+            </w:pPr>
+            <w:r>
+              <w:rPr>
+                <w:lang w:val="sv-SE"/>
+              </w:rPr>
+              <w:t>Tasikmalaya, tgl-bln-thn</w:t>
+            </w:r>
+          </w:p>
+          <w:p>
+            <w:pPr>
+              <w:spacing w:line="276" w:lineRule="auto"/>
+              <w:jc w:val="center"/>
+              <w:rPr>
+                <w:lang w:val="sv-SE"/>
+              </w:rPr>
+            </w:pPr>
+            <w:r>
+              <w:rPr>
+                <w:lang w:val="sv-SE"/>
+              </w:rPr>
+              <w:t>Pembimbing I</w:t>
+            </w:r>
+          </w:p>
+          <w:p>
+            <w:pPr>
+              <w:spacing w:line="276" w:lineRule="auto"/>
+              <w:jc w:val="center"/>
+              <w:rPr>
+                <w:b/>
+                <w:bCs/>
+                <w:sz w:val="22"/>
+                <w:szCs w:val="20"/>
+                <w:u w:val="single"/>
+                <w:lang w:val="sv-SE"/>
+              </w:rPr>
+            </w:pPr>
+          </w:p>
+          <w:p>
+            <w:pPr>
+              <w:spacing w:line="276" w:lineRule="auto"/>
+              <w:jc w:val="center"/>
+              <w:rPr>
+                <w:b/>
+                <w:bCs/>
+                <w:sz w:val="22"/>
+                <w:szCs w:val="20"/>
+                <w:u w:val="single"/>
+                <w:lang w:val="sv-SE"/>
+              </w:rPr>
+            </w:pPr>
+          </w:p>
+          <w:p>
+            <w:pPr>
+              <w:spacing w:line="276" w:lineRule="auto"/>
+              <w:jc w:val="center"/>
+              <w:rPr>
+                <w:b/>
+                <w:bCs/>
+                <w:sz w:val="22"/>
+                <w:szCs w:val="20"/>
+                <w:u w:val="single"/>
+                <w:lang w:val="sv-SE"/>
+              </w:rPr>
+            </w:pPr>
+          </w:p>
+          <w:p>
+            <w:pPr>
+              <w:spacing w:line="276" w:lineRule="auto"/>
+              <w:jc w:val="center"/>
+              <w:rPr>
+                <w:b/>
+                <w:bCs/>
+                <w:szCs w:val="20"/>
+                <w:u w:val="single"/>
+                <w:lang w:val="sv-SE"/>
+              </w:rPr>
+            </w:pPr>
+            <w:r>
+              <w:rPr>
+                <w:b/>
+                <w:bCs/>
+                <w:sz w:val="22"/>
+                <w:szCs w:val="20"/>
+                <w:u w:val="single"/>
+                <w:lang w:val="sv-SE"/>
+              </w:rPr>
+              <w:t xml:space="preserve">Dr. </w:t>
+            </w:r>
+            <w:r>
+              <w:rPr>
+                <w:b/>
+                <w:bCs/>
+                <w:sz w:val="22"/>
+                <w:szCs w:val="20"/>
+                <w:u w:val="single"/>
+                <w:lang w:val="sv-SE"/>
+              </w:rPr>
+              <w:t>Ir. Acep Irham Gufroni, S. Kom., M. Eng., IPM., ASEAN Eng.</w:t>
+            </w:r>
+          </w:p>
+          <w:p>
+            <w:pPr>
+              <w:spacing w:line="276" w:lineRule="auto"/>
+              <w:jc w:val="center"/>
+              <w:rPr>
+                <w:lang w:val="sv-SE"/>
+              </w:rPr>
+            </w:pPr>
+            <w:r>
+              <w:rPr>
+                <w:szCs w:val="24"/>
+                <w:lang w:val="sv-SE"/>
+              </w:rPr>
+              <w:t>NIDN: 0414038501</w:t>
+            </w:r>
+          </w:p>
+        </w:tc>
+        <w:tc>
+          <w:tcPr>
+            <w:tcW w:w="283" w:type="dxa"/>
+          </w:tcPr>
+          <w:p>
+            <w:pPr>
+              <w:spacing w:line="360" w:lineRule="auto"/>
+              <w:jc w:val="left"/>
+              <w:rPr>
+                <w:lang w:val="sv-SE"/>
+              </w:rPr>
+            </w:pPr>
+          </w:p>
+        </w:tc>
+        <w:tc>
+          <w:tcPr>
+            <w:tcW w:w="3391" w:type="dxa"/>
+          </w:tcPr>
+          <w:p>
+            <w:pPr>
+              <w:spacing w:line="276" w:lineRule="auto"/>
+              <w:jc w:val="center"/>
+              <w:rPr>
+                <w:lang w:val="sv-SE"/>
+              </w:rPr>
+            </w:pPr>
+            <w:r>
+              <w:rPr>
+                <w:lang w:val="sv-SE"/>
+              </w:rPr>
+              <w:t>Tasikmalaya, tgl-bln-thn</w:t>
+            </w:r>
+          </w:p>
+          <w:p>
+            <w:pPr>
+              <w:spacing w:line="276" w:lineRule="auto"/>
+              <w:jc w:val="center"/>
+              <w:rPr>
+                <w:lang w:val="sv-SE"/>
+              </w:rPr>
+            </w:pPr>
+            <w:r>
+              <w:rPr>
+                <w:lang w:val="sv-SE"/>
+              </w:rPr>
+              <w:t>Pembimbing II</w:t>
+            </w:r>
+          </w:p>
+          <w:p>
+            <w:pPr>
+              <w:spacing w:line="276" w:lineRule="auto"/>
+              <w:jc w:val="center"/>
+              <w:rPr>
+                <w:rFonts w:cs="Times New Roman"/>
+                <w:b/>
+                <w:bCs/>
+                <w:u w:val="single"/>
+                <w:lang w:val="sv-SE"/>
+              </w:rPr>
+            </w:pPr>
+          </w:p>
+          <w:p>
+            <w:pPr>
+              <w:spacing w:line="276" w:lineRule="auto"/>
+              <w:jc w:val="center"/>
+              <w:rPr>
+                <w:rFonts w:cs="Times New Roman"/>
+                <w:b/>
+                <w:bCs/>
+                <w:u w:val="single"/>
+                <w:lang w:val="sv-SE"/>
+              </w:rPr>
+            </w:pPr>
+          </w:p>
+          <w:p>
+            <w:pPr>
+              <w:spacing w:line="276" w:lineRule="auto"/>
+              <w:jc w:val="center"/>
+              <w:rPr>
+                <w:rFonts w:cs="Times New Roman"/>
+                <w:b/>
+                <w:bCs/>
+                <w:sz w:val="22"/>
+                <w:u w:val="single"/>
+                <w:lang w:val="sv-SE"/>
+              </w:rPr>
+            </w:pPr>
+          </w:p>
+          <w:p>
+            <w:pPr>
+              <w:spacing w:line="276" w:lineRule="auto"/>
+              <w:jc w:val="center"/>
+              <w:rPr>
+                <w:rFonts w:cs="Times New Roman"/>
+                <w:b/>
+                <w:bCs/>
+                <w:u w:val="single"/>
+              </w:rPr>
+            </w:pPr>
+            <w:r>
+              <w:rPr>
+                <w:rFonts w:cs="Times New Roman"/>
+                <w:b/>
+                <w:bCs/>
+                <w:sz w:val="22"/>
+                <w:u w:val="single"/>
+              </w:rPr>
+              <w:t>Ir. Andi Nur Rachman, S.T., M.T.</w:t>
+            </w:r>
+          </w:p>
+          <w:p>
+            <w:pPr>
+              <w:spacing w:line="276" w:lineRule="auto"/>
+              <w:jc w:val="center"/>
+              <w:rPr>
+                <w:rFonts w:cs="Times New Roman"/>
+                <w:b/>
+                <w:bCs/>
+                <w:szCs w:val="24"/>
+                <w:u w:val="single"/>
+              </w:rPr>
+            </w:pPr>
+          </w:p>
+          <w:p>
+            <w:pPr>
+              <w:spacing w:line="276" w:lineRule="auto"/>
+              <w:jc w:val="center"/>
+            </w:pPr>
+            <w:r>
+              <w:rPr>
+                <w:rFonts w:cs="Times New Roman"/>
+                <w:szCs w:val="24"/>
+              </w:rPr>
+              <w:t>NIDN: 0412088503</w:t>
+            </w:r>
+          </w:p>
+        </w:tc>
+      </w:tr>
+    </w:tbl>
+    <w:p>
+      <w:pPr>
+        <w:pStyle w:val="Heading1"/>
+        <w:jc w:val="center"/>
+        <w:rPr>
+          <w:lang w:val="sv-SE"/>
+        </w:rPr>
+      </w:pPr>
+      <w:bookmarkStart w:id="3" w:name="_Toc235229618"/>
+      <w:r>
+        <w:rPr>
+          <w:lang w:val="sv-SE"/>
+        </w:rPr>
+        <w:t>LEMBAR PERNYATAAN KEASLIAN</w:t>
+      </w:r>
+      <w:bookmarkEnd w:id="3"/>
+    </w:p>
+    <w:p>
+      <w:pPr>
+        <w:rPr>
+          <w:lang w:val="sv-SE"/>
+        </w:rPr>
+      </w:pPr>
+    </w:p>
+    <w:p>
+      <w:pPr>
+        <w:spacing w:line="240" w:lineRule="auto"/>
+        <w:rPr>
+          <w:lang w:val="sv-SE"/>
+        </w:rPr>
+      </w:pPr>
+      <w:r>
+        <w:rPr>
+          <w:lang w:val="sv-SE"/>
+        </w:rPr>
+        <w:t>Saya yang bertanda tangan dibawah ini:</w:t>
+      </w:r>
+    </w:p>
+    <w:tbl>
+      <w:tblPr>
+        <w:tblStyle w:val="TableGrid"/>
+        <w:tblW w:w="0" w:type="auto"/>
+        <w:tblBorders>
+          <w:top w:val="none" w:sz="0" w:space="0" w:color="auto"/>
+          <w:left w:val="none" w:sz="0" w:space="0" w:color="auto"/>
+          <w:bottom w:val="none" w:sz="0" w:space="0" w:color="auto"/>
+          <w:right w:val="none" w:sz="0" w:space="0" w:color="auto"/>
+          <w:insideH w:val="none" w:sz="0" w:space="0" w:color="auto"/>
+          <w:insideV w:val="none" w:sz="0" w:space="0" w:color="auto"/>
+        </w:tblBorders>
+        <w:tblLook w:val="04A0" w:firstRow="1" w:lastRow="0" w:firstColumn="1" w:lastColumn="0" w:noHBand="0" w:noVBand="1"/>
+      </w:tblPr>
+      <w:tblGrid>
+        <w:gridCol w:w="1838"/>
+        <w:gridCol w:w="6089"/>
+      </w:tblGrid>
+      <w:tr>
+        <w:tc>
+          <w:tcPr>
+            <w:tcW w:w="1838" w:type="dxa"/>
+          </w:tcPr>
+          <w:p>
+            <w:pPr>
+              <w:rPr>
+                <w:lang w:val="sv-SE"/>
+              </w:rPr>
+            </w:pPr>
+            <w:r>
+              <w:rPr>
+                <w:lang w:val="sv-SE"/>
+              </w:rPr>
+              <w:t>Nama</w:t>
+            </w:r>
+          </w:p>
+        </w:tc>
+        <w:tc>
+          <w:tcPr>
+            <w:tcW w:w="6089" w:type="dxa"/>
+          </w:tcPr>
+          <w:p>
+            <w:pPr>
+              <w:rPr>
+                <w:lang w:val="sv-SE"/>
+              </w:rPr>
+            </w:pPr>
+            <w:r>
+              <w:rPr>
+                <w:lang w:val="sv-SE"/>
+              </w:rPr>
+              <w:t>:</w:t>
+            </w:r>
+            <w:r>
+              <w:rPr>
+                <w:lang w:val="sv-SE"/>
+              </w:rPr>
+              <w:t xml:space="preserve"> Fauzi Noorsyabani</w:t>
+            </w:r>
+          </w:p>
+        </w:tc>
+      </w:tr>
+      <w:tr>
+        <w:tc>
+          <w:tcPr>
+            <w:tcW w:w="1838" w:type="dxa"/>
+          </w:tcPr>
+          <w:p>
+            <w:pPr>
+              <w:rPr>
+                <w:lang w:val="sv-SE"/>
+              </w:rPr>
+            </w:pPr>
+            <w:r>
+              <w:rPr>
+                <w:lang w:val="sv-SE"/>
+              </w:rPr>
+              <w:t>NPM</w:t>
+            </w:r>
+          </w:p>
+        </w:tc>
+        <w:tc>
+          <w:tcPr>
+            <w:tcW w:w="6089" w:type="dxa"/>
+          </w:tcPr>
+          <w:p>
+            <w:pPr>
+              <w:rPr>
+                <w:lang w:val="sv-SE"/>
+              </w:rPr>
+            </w:pPr>
+            <w:r>
+              <w:rPr>
+                <w:lang w:val="sv-SE"/>
+              </w:rPr>
+              <w:t>:</w:t>
+            </w:r>
+            <w:r>
+              <w:rPr>
+                <w:lang w:val="sv-SE"/>
+              </w:rPr>
+              <w:t xml:space="preserve"> 227007042</w:t>
+            </w:r>
+          </w:p>
+        </w:tc>
+      </w:tr>
+      <w:tr>
+        <w:tc>
+          <w:tcPr>
+            <w:tcW w:w="1838" w:type="dxa"/>
+          </w:tcPr>
+          <w:p>
+            <w:pPr>
+              <w:rPr>
+                <w:lang w:val="sv-SE"/>
+              </w:rPr>
+            </w:pPr>
+            <w:r>
+              <w:rPr>
+                <w:lang w:val="sv-SE"/>
+              </w:rPr>
+              <w:t>Program Studi</w:t>
+            </w:r>
+          </w:p>
+        </w:tc>
+        <w:tc>
+          <w:tcPr>
+            <w:tcW w:w="6089" w:type="dxa"/>
+          </w:tcPr>
+          <w:p>
+            <w:pPr>
+              <w:rPr>
+                <w:lang w:val="sv-SE"/>
+              </w:rPr>
+            </w:pPr>
+            <w:r>
+              <w:rPr>
+                <w:lang w:val="sv-SE"/>
+              </w:rPr>
+              <w:t>:</w:t>
+            </w:r>
+            <w:r>
+              <w:rPr>
+                <w:lang w:val="sv-SE"/>
+              </w:rPr>
+              <w:t xml:space="preserve"> Sistem Informasi</w:t>
+            </w:r>
+          </w:p>
+        </w:tc>
+      </w:tr>
+    </w:tbl>
+    <w:p>
+      <w:pPr>
+        <w:rPr>
+          <w:lang w:val="sv-SE"/>
+        </w:rPr>
+      </w:pPr>
+      <w:r>
+        <w:rPr>
+          <w:lang w:val="sv-SE"/>
+        </w:rPr>
+        <w:t>Menyatakan bahwa Tugas Akhir yang berjudul:</w:t>
+      </w:r>
+    </w:p>
+    <w:p>
+      <w:pPr>
+        <w:spacing w:line="360" w:lineRule="auto"/>
+        <w:ind w:right="-285"/>
+        <w:rPr>
+          <w:b/>
+          <w:bCs/>
+          <w:sz w:val="28"/>
+          <w:szCs w:val="24"/>
+        </w:rPr>
+      </w:pPr>
+      <w:r>
+        <w:rPr>
+          <w:b/>
+          <w:bCs/>
+          <w:sz w:val="28"/>
+          <w:szCs w:val="24"/>
+        </w:rPr>
+        <w:t>IMPLEMENTASI </w:t>
+      </w:r>
+      <w:r>
+        <w:rPr>
+          <w:b/>
+          <w:bCs/>
+          <w:i/>
+          <w:iCs/>
+          <w:sz w:val="28"/>
+          <w:szCs w:val="24"/>
+        </w:rPr>
+        <w:t>BUSINESS INTELLIGENCE</w:t>
+      </w:r>
+      <w:r>
+        <w:rPr>
+          <w:b/>
+          <w:bCs/>
+          <w:sz w:val="28"/>
+          <w:szCs w:val="24"/>
+        </w:rPr>
+        <w:t xml:space="preserve"> </w:t>
+      </w:r>
+      <w:r>
+        <w:rPr>
+          <w:b/>
+          <w:bCs/>
+          <w:sz w:val="28"/>
+          <w:szCs w:val="24"/>
+        </w:rPr>
+        <w:t>BERBASIS</w:t>
+      </w:r>
+      <w:r>
+        <w:rPr>
+          <w:b/>
+          <w:bCs/>
+          <w:sz w:val="28"/>
+          <w:szCs w:val="24"/>
+        </w:rPr>
+        <w:t xml:space="preserve"> </w:t>
+      </w:r>
+      <w:r>
+        <w:rPr>
+          <w:b/>
+          <w:bCs/>
+          <w:i/>
+          <w:iCs/>
+          <w:sz w:val="28"/>
+          <w:szCs w:val="24"/>
+        </w:rPr>
+        <w:t>DATA</w:t>
+      </w:r>
+      <w:r>
+        <w:rPr>
+          <w:b/>
+          <w:bCs/>
+          <w:i/>
+          <w:iCs/>
+          <w:sz w:val="28"/>
+          <w:szCs w:val="24"/>
+        </w:rPr>
+        <w:t xml:space="preserve"> </w:t>
+      </w:r>
+      <w:r>
+        <w:rPr>
+          <w:b/>
+          <w:bCs/>
+          <w:i/>
+          <w:iCs/>
+          <w:sz w:val="28"/>
+          <w:szCs w:val="24"/>
+        </w:rPr>
+        <w:t>WAREHOUSE</w:t>
+      </w:r>
+      <w:r>
+        <w:rPr>
+          <w:b/>
+          <w:bCs/>
+          <w:sz w:val="28"/>
+          <w:szCs w:val="24"/>
+        </w:rPr>
+        <w:t> UNTUK</w:t>
+      </w:r>
+      <w:r>
+        <w:rPr>
+          <w:b/>
+          <w:bCs/>
+          <w:sz w:val="28"/>
+          <w:szCs w:val="24"/>
+        </w:rPr>
+        <w:t xml:space="preserve"> </w:t>
+      </w:r>
+      <w:r>
+        <w:rPr>
+          <w:b/>
+          <w:bCs/>
+          <w:i/>
+          <w:iCs/>
+          <w:sz w:val="28"/>
+          <w:szCs w:val="24"/>
+        </w:rPr>
+        <w:t>ACADEMIC CAPACITY</w:t>
+      </w:r>
+      <w:r>
+        <w:rPr>
+          <w:b/>
+          <w:bCs/>
+          <w:i/>
+          <w:iCs/>
+          <w:sz w:val="28"/>
+          <w:szCs w:val="24"/>
+        </w:rPr>
+        <w:t xml:space="preserve"> </w:t>
+      </w:r>
+      <w:r>
+        <w:rPr>
+          <w:b/>
+          <w:bCs/>
+          <w:i/>
+          <w:iCs/>
+          <w:sz w:val="28"/>
+          <w:szCs w:val="24"/>
+        </w:rPr>
+        <w:t>ANALYTICS</w:t>
+      </w:r>
+      <w:r>
+        <w:rPr>
+          <w:b/>
+          <w:bCs/>
+          <w:sz w:val="28"/>
+          <w:szCs w:val="24"/>
+        </w:rPr>
+        <w:t xml:space="preserve"> </w:t>
+      </w:r>
+      <w:r>
+        <w:rPr>
+          <w:b/>
+          <w:bCs/>
+          <w:sz w:val="28"/>
+          <w:szCs w:val="24"/>
+        </w:rPr>
+        <w:t xml:space="preserve">MENGGUNAKAN DATA AGREGAT </w:t>
+      </w:r>
+      <w:r>
+        <w:rPr>
+          <w:b/>
+          <w:bCs/>
+          <w:sz w:val="28"/>
+          <w:szCs w:val="24"/>
+        </w:rPr>
+        <w:t xml:space="preserve">PDDIKTI </w:t>
+      </w:r>
+      <w:r>
+        <w:rPr>
+          <w:b/>
+          <w:bCs/>
+          <w:sz w:val="28"/>
+          <w:szCs w:val="24"/>
+        </w:rPr>
+        <w:t>(STUDI KASUS: UNIVERSITAS SILIWANGI)</w:t>
+      </w:r>
+    </w:p>
+    <w:p>
+      <w:pPr>
+        <w:spacing w:line="360" w:lineRule="auto"/>
+        <w:ind w:right="-285"/>
+        <w:rPr>
+          <w:b/>
+          <w:bCs/>
+          <w:sz w:val="28"/>
+          <w:szCs w:val="24"/>
+        </w:rPr>
+      </w:pPr>
+    </w:p>
+    <w:p>
+      <w:pPr>
+        <w:rPr>
+          <w:rFonts w:eastAsia="Times New Roman" w:cs="Times New Roman"/>
+          <w:szCs w:val="24"/>
+          <w:lang w:val="sv-SE"/>
+        </w:rPr>
+      </w:pPr>
+      <w:r>
+        <w:rPr>
+          <w:rFonts w:eastAsia="Times New Roman" w:cs="Times New Roman"/>
+          <w:szCs w:val="24"/>
+          <w:lang w:val="sv-SE"/>
+        </w:rPr>
+        <w:t>Benar-benar merupakan hasil karya pribadi dan bukan merupakan hasil karya orang lain atau pihak manapun. Seluruh sumber yang dijadikan rujukan dan dikutip dalam laporan Tugas Akhir ini telah saya nyatakan dengan benar.</w:t>
+      </w:r>
+    </w:p>
+    <w:p>
+      <w:pPr>
+        <w:rPr>
+          <w:rFonts w:eastAsia="Times New Roman" w:cs="Times New Roman"/>
+          <w:szCs w:val="24"/>
+          <w:lang w:val="sv-SE"/>
+        </w:rPr>
+      </w:pPr>
+    </w:p>
+    <w:p>
+      <w:pPr>
+        <w:jc w:val="center"/>
+        <w:rPr>
+          <w:rFonts w:eastAsia="Times New Roman" w:cs="Times New Roman"/>
+          <w:szCs w:val="24"/>
+          <w:lang w:val="sv-SE"/>
+        </w:rPr>
+      </w:pPr>
+      <w:r>
+        <w:rPr>
+          <w:rFonts w:eastAsia="Times New Roman" w:cs="Times New Roman"/>
+          <w:szCs w:val="24"/>
+          <w:lang w:val="sv-SE"/>
+        </w:rPr>
+        <w:t>Tasikmalaya, ______________</w:t>
+      </w:r>
+    </w:p>
+    <w:p>
+      <w:pPr>
+        <w:spacing w:after="500" w:line="360" w:lineRule="auto"/>
+        <w:jc w:val="center"/>
+        <w:rPr>
+          <w:lang w:val="sv-SE"/>
+        </w:rPr>
+      </w:pPr>
+      <w:r>
+        <w:rPr>
+          <w:rFonts w:eastAsia="Times New Roman" w:cs="Times New Roman"/>
+          <w:i/>
+          <w:iCs/>
+          <w:szCs w:val="24"/>
+          <w:lang w:val="sv-SE"/>
+        </w:rPr>
+        <w:t>Materai Rp 10.000</w:t>
+      </w:r>
+    </w:p>
+    <w:p>
+      <w:pPr>
+        <w:spacing w:after="60" w:line="360" w:lineRule="auto"/>
+        <w:jc w:val="center"/>
+        <w:rPr>
+          <w:lang w:val="sv-SE"/>
+        </w:rPr>
+      </w:pPr>
+      <w:r>
+        <w:rPr>
+          <w:rFonts w:eastAsia="Times New Roman" w:cs="Times New Roman"/>
+          <w:b/>
+          <w:bCs/>
+          <w:szCs w:val="24"/>
+          <w:u w:val="single"/>
+          <w:lang w:val="sv-SE"/>
+        </w:rPr>
+        <w:t>Fauzi Noorsyabani</w:t>
+      </w:r>
+      <w:r>
+        <w:rPr>
+          <w:lang w:val="sv-SE"/>
+        </w:rPr>
+        <w:br/>
+      </w:r>
+      <w:r>
+        <w:rPr>
+          <w:rFonts w:eastAsia="Times New Roman" w:cs="Times New Roman"/>
+          <w:szCs w:val="24"/>
+          <w:lang w:val="sv-SE"/>
+        </w:rPr>
+        <w:t>227007042</w:t>
+      </w:r>
+    </w:p>
+    <w:p>
+      <w:pPr>
+        <w:spacing w:after="120"/>
+        <w:rPr>
+          <w:lang w:val="sv-SE"/>
+        </w:rPr>
+      </w:pPr>
+      <w:r>
+        <w:rPr>
+          <w:lang w:val="sv-SE"/>
+        </w:rPr>
+        <w:br w:type="page"/>
+      </w:r>
+    </w:p>
+    <w:p>
+      <w:pPr>
+        <w:pStyle w:val="Heading1"/>
+        <w:jc w:val="center"/>
+        <w:rPr>
+          <w:lang w:val="sv-SE"/>
+        </w:rPr>
+      </w:pPr>
+      <w:bookmarkStart w:id="4" w:name="_Toc235229619"/>
+      <w:r>
+        <w:rPr>
+          <w:lang w:val="sv-SE"/>
+        </w:rPr>
+        <w:t>PERSEMBAHAN</w:t>
+      </w:r>
+      <w:bookmarkEnd w:id="4"/>
+    </w:p>
+    <w:p>
+      <w:pPr>
+        <w:spacing w:after="120"/>
+        <w:jc w:val="center"/>
+        <w:rPr>
+          <w:lang w:val="sv-SE"/>
+        </w:rPr>
+      </w:pPr>
+      <w:r>
+        <w:rPr>
+          <w:lang w:val="sv-SE"/>
+        </w:rPr>
+        <w:t>Laporan Tugas Akhir ini penulis persembahkan dengan penuh rasa syukur dan cinta kepada:</w:t>
+      </w:r>
+    </w:p>
+    <w:p>
+      <w:pPr>
+        <w:jc w:val="center"/>
+        <w:rPr>
+          <w:lang w:val="sv-SE"/>
+        </w:rPr>
+      </w:pPr>
+      <w:r>
+        <w:rPr>
+          <w:lang w:val="sv-SE"/>
+        </w:rPr>
+        <w:t>Allah SWT, atas segala rahmat, karunia, dan hidayah-Nya yang senantiasa mengiringi setiap langkah perjuangan penulis.</w:t>
+      </w:r>
+    </w:p>
+    <w:p>
+      <w:pPr>
+        <w:jc w:val="center"/>
+        <w:rPr>
+          <w:lang w:val="sv-SE"/>
+        </w:rPr>
+      </w:pPr>
+      <w:r>
+        <w:rPr>
+          <w:lang w:val="sv-SE"/>
+        </w:rPr>
+        <w:t>Ayahanda Ade Sukoco dan Ibunda Yoyoh Siti Badriah, yang selalu mencurahkan doa tanpa henti, dukungan moral dan material, serta kasih sayang yang tak ternilai sehingga penulis dapat menyelesaikan pendidikan hingga jenjang ini.</w:t>
+      </w:r>
+    </w:p>
+    <w:p>
+      <w:pPr>
+        <w:jc w:val="center"/>
+        <w:rPr>
+          <w:lang w:val="sv-SE"/>
+        </w:rPr>
+      </w:pPr>
+      <w:r>
+        <w:rPr>
+          <w:lang w:val="sv-SE"/>
+        </w:rPr>
+        <w:t>Kakak tersayang, Gin Gin Sahid Noor, S.I.Kom., yang selalu memberikan semangat, dukungan, dan menjadi panutan dalam menempuh perjalanan pendidikan.</w:t>
+      </w:r>
+    </w:p>
+    <w:p>
+      <w:pPr>
+        <w:jc w:val="center"/>
+        <w:rPr>
+          <w:lang w:val="sv-SE"/>
+        </w:rPr>
+      </w:pPr>
+      <w:r>
+        <w:rPr>
+          <w:lang w:val="sv-SE"/>
+        </w:rPr>
+        <w:t>Bapak Dr. Ir. Acep Irham Gufroni, S.Kom., M.Eng., IPM., ASEAN Eng. selaku Dosen Pembimbing I dan Bapak Ir. Andi Nur Rachman, M.T. selaku Dosen Pembimbing II, atas bimbingan, ilmu, dan waktu yang dicurahkan dengan penuh kesabaran.</w:t>
+      </w:r>
+    </w:p>
+    <w:p>
+      <w:pPr>
+        <w:jc w:val="center"/>
+        <w:rPr>
+          <w:lang w:val="sv-SE"/>
+        </w:rPr>
+      </w:pPr>
+      <w:r>
+        <w:rPr>
+          <w:lang w:val="sv-SE"/>
+        </w:rPr>
+        <w:t>Rekan-rekan seperjuangan Sistem Informasi Angkatan 2022 Universitas Siliwangi, atas kebersamaan, semangat, dan dukungan yang selalu hadir di setiap momen perkuliahan.</w:t>
+      </w:r>
+    </w:p>
+    <w:p>
+      <w:pPr>
+        <w:jc w:val="center"/>
+        <w:rPr>
+          <w:lang w:val="sv-SE"/>
+        </w:rPr>
+      </w:pPr>
+      <w:r>
+        <w:rPr>
+          <w:lang w:val="sv-SE"/>
+        </w:rPr>
+        <w:t>Almamater tercinta, Program Studi Sistem Informasi, Fakultas Teknik, Universitas Siliwangi.</w:t>
+      </w:r>
+    </w:p>
+    <w:p>
+      <w:pPr>
+        <w:tabs>
+          <w:tab w:val="left" w:pos="3315"/>
+          <w:tab w:val="center" w:pos="3968"/>
+        </w:tabs>
+        <w:spacing w:after="120"/>
+        <w:jc w:val="left"/>
+        <w:rPr>
+          <w:lang w:val="sv-SE"/>
+        </w:rPr>
+      </w:pPr>
+      <w:r>
+        <w:rPr>
+          <w:lang w:val="sv-SE"/>
+        </w:rPr>
+        <w:br w:type="page"/>
+      </w:r>
+    </w:p>
+    <w:p>
+      <w:pPr>
+        <w:pStyle w:val="Heading1"/>
+        <w:jc w:val="center"/>
+      </w:pPr>
+      <w:bookmarkStart w:id="5" w:name="_Toc235229620"/>
+      <w:r>
+        <w:t>MOTTO</w:t>
+      </w:r>
+      <w:bookmarkEnd w:id="5"/>
+    </w:p>
+    <w:p>
+      <w:pPr>
+        <w:jc w:val="center"/>
+      </w:pPr>
+    </w:p>
+    <w:p>
+      <w:pPr>
+        <w:jc w:val="center"/>
+        <w:rPr>
+          <w:szCs w:val="24"/>
+        </w:rPr>
+      </w:pPr>
+      <w:r>
+        <w:rPr>
+          <w:i/>
+          <w:szCs w:val="24"/>
+        </w:rPr>
+        <w:t>"Data is not information, information is not knowledge, knowledge is not understanding, understanding is not wisdom."</w:t>
+      </w:r>
+    </w:p>
+    <w:p>
+      <w:pPr>
+        <w:jc w:val="center"/>
+        <w:rPr>
+          <w:szCs w:val="24"/>
+          <w:lang w:val="sv-SE"/>
+        </w:rPr>
+      </w:pPr>
+      <w:r>
+        <w:rPr>
+          <w:szCs w:val="24"/>
+          <w:lang w:val="sv-SE"/>
+        </w:rPr>
+        <w:t>— Clifford Stoll</w:t>
+      </w:r>
+    </w:p>
+    <w:p>
+      <w:pPr>
+        <w:jc w:val="center"/>
+        <w:rPr>
+          <w:szCs w:val="24"/>
+          <w:lang w:val="sv-SE"/>
+        </w:rPr>
+      </w:pPr>
+    </w:p>
+    <w:p>
+      <w:pPr>
+        <w:jc w:val="center"/>
+        <w:rPr>
+          <w:bCs/>
+          <w:szCs w:val="24"/>
+          <w:lang w:val="sv-SE"/>
+        </w:rPr>
+      </w:pPr>
+      <w:r>
+        <w:rPr>
+          <w:bCs/>
+          <w:szCs w:val="24"/>
+          <w:lang w:val="sv-SE"/>
+        </w:rPr>
+        <w:t>"Sesungguhnya bersama kesulitan ada kemudahan."</w:t>
+      </w:r>
+    </w:p>
+    <w:p>
+      <w:pPr>
+        <w:jc w:val="center"/>
+        <w:rPr>
+          <w:szCs w:val="24"/>
+          <w:lang w:val="sv-SE"/>
+        </w:rPr>
+      </w:pPr>
+      <w:r>
+        <w:rPr>
+          <w:szCs w:val="24"/>
+          <w:lang w:val="sv-SE"/>
+        </w:rPr>
+        <w:t>(Q.S. Al-Insyirah: 5-6)</w:t>
+      </w:r>
+    </w:p>
+    <w:p>
+      <w:pPr>
+        <w:jc w:val="center"/>
+        <w:rPr>
+          <w:szCs w:val="24"/>
+          <w:lang w:val="sv-SE"/>
+        </w:rPr>
+      </w:pPr>
+    </w:p>
+    <w:p>
+      <w:pPr>
+        <w:jc w:val="center"/>
+        <w:rPr>
+          <w:szCs w:val="24"/>
+          <w:lang w:val="sv-SE"/>
+        </w:rPr>
+      </w:pPr>
+      <w:r>
+        <w:rPr>
+          <w:i/>
+          <w:szCs w:val="24"/>
+          <w:lang w:val="sv-SE"/>
+        </w:rPr>
+        <w:t>"Ilmu itu lebih baik daripada harta. Ilmu menjaga engkau dan engkau menjaga harta."</w:t>
+      </w:r>
+    </w:p>
+    <w:p>
+      <w:pPr>
+        <w:jc w:val="center"/>
+        <w:rPr>
+          <w:szCs w:val="24"/>
+        </w:rPr>
+      </w:pPr>
+      <w:r>
+        <w:rPr>
+          <w:szCs w:val="24"/>
+        </w:rPr>
+        <w:t>— Ali bin Abi Thalib r.a.</w:t>
+      </w:r>
+    </w:p>
+    <w:p>
+      <w:pPr>
+        <w:pStyle w:val="Heading1"/>
+        <w:jc w:val="center"/>
+      </w:pPr>
+      <w:r>
+        <w:br w:type="page"/>
+      </w:r>
+    </w:p>
+    <w:p>
+      <w:pPr>
+        <w:pStyle w:val="Heading1"/>
+        <w:jc w:val="center"/>
+      </w:pPr>
+      <w:bookmarkStart w:id="6" w:name="_Toc235229621"/>
+      <w:r>
+        <w:t>ABSTRAK</w:t>
+      </w:r>
+      <w:bookmarkEnd w:id="6"/>
+    </w:p>
+    <w:p>
+      <w:pPr>
         <w:ind w:firstLine="720"/>
         <w:rPr>
           <w:lang w:val="sv-SE"/>
         </w:rPr>
       </w:pPr>
       <w:r>
-        <w:rPr>
-          <w:lang w:val="sv-SE"/>
-        </w:rPr>
-        <w:t>Penjaminan mutu pendidikan tinggi menuntut pengelolaan kapasitas akademik yang terukur, salah satunya melalui pemantauan rasio dosen terhadap mahasiswa. Namun, pelaporan Pangkalan Data Pendidikan Tinggi (PDDikti) masih bersifat statis dan deskriptif, sehingga menyulitkan pimpinan institusi dalam menganalisis tren rasio maupun disparitas antarprogram studi secara mandiri. Penelitian ini mengimplementasikan sistem Business Intelligence (BI) berbasis data warehouse untuk memantau kapasitas akademik di Universitas Siliwangi secara lebih terstruktur. Dengan mengadopsi kerangka Business Intelligence Roadmap, penelitian ini mengonsolidasikan data agregat longitudinal PDDikti periode Ganjil 2023 hingga Ganjil 2025 melalui proses Extract, Transform, Load (ETL). Proses ETL tersebut menghasilkan 201 rekaman bersih yang selanjutnya divisualisasikan secara interaktif melalui Google Looker Studio dengan kapabilitas drill-down, yang diposisikan sebagai bagian dari Decision Support System (DSS). Pada level agregat, rasio institusi Universitas Siliwangi berada dalam batas ambang yang ditetapkan; meskipun demikian, analisis lebih rinci mengidentifikasi tiga program studi rumpun sosial yang melampaui batas rasio nasional (1:45) pada periode-periode tertentu. Sistem BI ini menyajikan informasi kapasitas akademik secara terpusat dan interaktif, sehingga dapat digunakan sebagai alat bantu untuk mengidentifikasi anomali data di balik angka pelaporan agregat.</w:t>
+        <w:t xml:space="preserve">Penjaminan mutu pendidikan tinggi menuntut pengelolaan kapasitas akademik yang terukur, salah satunya melalui pemantauan rasio dosen terhadap mahasiswa. </w:t>
+      </w:r>
+      <w:r>
+        <w:rPr>
+          <w:lang w:val="sv-SE"/>
+        </w:rPr>
+        <w:t>Namun, pelaporan Pangkalan Data Pendidikan Tinggi (PDDikti) masih bersifat statis dan deskriptif, sehingga menyulitkan pimpinan institusi dalam menganalisis tren rasio maupun disparitas antarprogram studi secara mandiri. Penelitian ini mengimplementasikan sistem Business Intelligence (BI) berbasis data warehouse untuk memantau kapasitas akademik di Universitas Siliwangi secara lebih terstruktur. Dengan mengadopsi kerangka Business Intelligence Roadmap, penelitian ini mengonsolidasikan data agregat longitudinal PDDikti periode Ganjil 2023 hingga Ganjil 2025 melalui proses Extract, Transform, Load (ETL). Proses ETL tersebut menghasilkan 201 rekaman bersih yang selanjutnya divisualisasikan secara interaktif melalui Google Looker Studio dengan kapabilitas drill-down, yang diposisikan sebagai bagian dari Decision Support System (DSS). Pada level agregat, rasio institusi Universitas Siliwangi berada dalam batas ambang yang ditetapkan; meskipun demikian, analisis lebih rinci mengidentifikasi tiga program studi rumpun sosial yang melampaui batas rasio nasional (1:45) pada periode-periode tertentu. Sistem BI ini menyajikan informasi kapasitas akademik secara terpusat dan interaktif, sehingga dapat digunakan sebagai alat bantu untuk mengidentifikasi anomali data di balik angka pelaporan agregat.</w:t>
       </w:r>
     </w:p>
     <w:p>
@@ -519,21 +2951,17 @@
       <w:r>
         <w:br w:type="page"/>
       </w:r>
-      <w:r>
-        <w:tab/>
-      </w:r>
     </w:p>
     <w:p>
       <w:pPr>
+        <w:pStyle w:val="Heading1"/>
         <w:jc w:val="center"/>
       </w:pPr>
-      <w:r>
-        <w:rPr>
-          <w:b/>
-          <w:bCs/>
-        </w:rPr>
+      <w:bookmarkStart w:id="7" w:name="_Toc235229622"/>
+      <w:r>
         <w:t>ABSTRACT</w:t>
       </w:r>
+      <w:bookmarkEnd w:id="7"/>
     </w:p>
     <w:p>
       <w:pPr>
@@ -566,11 +2994,11 @@
         <w:pStyle w:val="Heading1"/>
         <w:jc w:val="center"/>
       </w:pPr>
-      <w:bookmarkStart w:id="2" w:name="_Toc234405443"/>
+      <w:bookmarkStart w:id="8" w:name="_Toc235229623"/>
       <w:r>
         <w:t>KATA PENGANTAR</w:t>
       </w:r>
-      <w:bookmarkEnd w:id="2"/>
+      <w:bookmarkEnd w:id="8"/>
     </w:p>
     <w:p>
       <w:pPr>
@@ -920,7 +3348,7 @@
           <w:lang w:val="sv-SE"/>
         </w:rPr>
       </w:pPr>
-      <w:bookmarkStart w:id="3" w:name="_Toc234405444"/>
+      <w:bookmarkStart w:id="9" w:name="_Toc235229624"/>
       <w:r>
         <w:rPr>
           <w:lang w:val="sv-SE"/>
@@ -939,7 +3367,7 @@
         </w:rPr>
         <w:t xml:space="preserve"> ISI</w:t>
       </w:r>
-      <w:bookmarkEnd w:id="3"/>
+      <w:bookmarkEnd w:id="9"/>
     </w:p>
     <w:p>
       <w:pPr>
@@ -972,14 +3400,14 @@
         </w:rPr>
         <w:fldChar w:fldCharType="separate"/>
       </w:r>
-      <w:hyperlink w:anchor="_Toc234405442" w:history="1">
+      <w:hyperlink w:anchor="_Toc235229616" w:history="1">
         <w:r>
           <w:rPr>
             <w:rStyle w:val="Hyperlink"/>
             <w:noProof/>
             <w:lang w:val="sv-SE"/>
           </w:rPr>
-          <w:t>ABSTRAK</w:t>
+          <w:t>LEMBAR PENGESAHAN DEKAN DAN KETUA JURUSAN</w:t>
         </w:r>
         <w:r>
           <w:rPr>
@@ -1000,7 +3428,7 @@
             <w:noProof/>
             <w:webHidden/>
           </w:rPr>
-          <w:instrText xml:space="preserve"> PAGEREF _Toc234405442 \h </w:instrText>
+          <w:instrText xml:space="preserve"> PAGEREF _Toc235229616 \h </w:instrText>
         </w:r>
         <w:r>
           <w:rPr>
@@ -1044,13 +3472,14 @@
           <w:lang w:eastAsia="en-ID"/>
         </w:rPr>
       </w:pPr>
-      <w:hyperlink w:anchor="_Toc234405443" w:history="1">
+      <w:hyperlink w:anchor="_Toc235229617" w:history="1">
         <w:r>
           <w:rPr>
             <w:rStyle w:val="Hyperlink"/>
             <w:noProof/>
-          </w:rPr>
-          <w:t>KATA PENGANTAR</w:t>
+            <w:lang w:val="sv-SE"/>
+          </w:rPr>
+          <w:t>LEMBAR PENGESAHAN PENGUJI</w:t>
         </w:r>
         <w:r>
           <w:rPr>
@@ -1071,7 +3500,7 @@
             <w:noProof/>
             <w:webHidden/>
           </w:rPr>
-          <w:instrText xml:space="preserve"> PAGEREF _Toc234405443 \h </w:instrText>
+          <w:instrText xml:space="preserve"> PAGEREF _Toc235229617 \h </w:instrText>
         </w:r>
         <w:r>
           <w:rPr>
@@ -1091,7 +3520,7 @@
             <w:noProof/>
             <w:webHidden/>
           </w:rPr>
-          <w:t>i</w:t>
+          <w:t>ii</w:t>
         </w:r>
         <w:r>
           <w:rPr>
@@ -1115,14 +3544,14 @@
           <w:lang w:eastAsia="en-ID"/>
         </w:rPr>
       </w:pPr>
-      <w:hyperlink w:anchor="_Toc234405444" w:history="1">
+      <w:hyperlink w:anchor="_Toc235229618" w:history="1">
         <w:r>
           <w:rPr>
             <w:rStyle w:val="Hyperlink"/>
             <w:noProof/>
             <w:lang w:val="sv-SE"/>
           </w:rPr>
-          <w:t>DAFTAR ISI</w:t>
+          <w:t>LEMBAR PERNYATAAN KEASLIAN</w:t>
         </w:r>
         <w:r>
           <w:rPr>
@@ -1143,7 +3572,7 @@
             <w:noProof/>
             <w:webHidden/>
           </w:rPr>
-          <w:instrText xml:space="preserve"> PAGEREF _Toc234405444 \h </w:instrText>
+          <w:instrText xml:space="preserve"> PAGEREF _Toc235229618 \h </w:instrText>
         </w:r>
         <w:r>
           <w:rPr>
@@ -1163,7 +3592,7 @@
             <w:noProof/>
             <w:webHidden/>
           </w:rPr>
-          <w:t>iv</w:t>
+          <w:t>iii</w:t>
         </w:r>
         <w:r>
           <w:rPr>
@@ -1187,13 +3616,14 @@
           <w:lang w:eastAsia="en-ID"/>
         </w:rPr>
       </w:pPr>
-      <w:hyperlink w:anchor="_Toc234405445" w:history="1">
+      <w:hyperlink w:anchor="_Toc235229619" w:history="1">
         <w:r>
           <w:rPr>
             <w:rStyle w:val="Hyperlink"/>
             <w:noProof/>
-          </w:rPr>
-          <w:t>DAFTAR TABEL</w:t>
+            <w:lang w:val="sv-SE"/>
+          </w:rPr>
+          <w:t>PERSEMBAHAN</w:t>
         </w:r>
         <w:r>
           <w:rPr>
@@ -1214,7 +3644,7 @@
             <w:noProof/>
             <w:webHidden/>
           </w:rPr>
-          <w:instrText xml:space="preserve"> PAGEREF _Toc234405445 \h </w:instrText>
+          <w:instrText xml:space="preserve"> PAGEREF _Toc235229619 \h </w:instrText>
         </w:r>
         <w:r>
           <w:rPr>
@@ -1234,7 +3664,7 @@
             <w:noProof/>
             <w:webHidden/>
           </w:rPr>
-          <w:t>viii</w:t>
+          <w:t>iv</w:t>
         </w:r>
         <w:r>
           <w:rPr>
@@ -1258,13 +3688,13 @@
           <w:lang w:eastAsia="en-ID"/>
         </w:rPr>
       </w:pPr>
-      <w:hyperlink w:anchor="_Toc234405446" w:history="1">
+      <w:hyperlink w:anchor="_Toc235229620" w:history="1">
         <w:r>
           <w:rPr>
             <w:rStyle w:val="Hyperlink"/>
             <w:noProof/>
           </w:rPr>
-          <w:t>DAFTAR GAMBAR</w:t>
+          <w:t>MOTTO</w:t>
         </w:r>
         <w:r>
           <w:rPr>
@@ -1285,7 +3715,7 @@
             <w:noProof/>
             <w:webHidden/>
           </w:rPr>
-          <w:instrText xml:space="preserve"> PAGEREF _Toc234405446 \h </w:instrText>
+          <w:instrText xml:space="preserve"> PAGEREF _Toc235229620 \h </w:instrText>
         </w:r>
         <w:r>
           <w:rPr>
@@ -1305,7 +3735,7 @@
             <w:noProof/>
             <w:webHidden/>
           </w:rPr>
-          <w:t>ix</w:t>
+          <w:t>v</w:t>
         </w:r>
         <w:r>
           <w:rPr>
@@ -1329,13 +3759,440 @@
           <w:lang w:eastAsia="en-ID"/>
         </w:rPr>
       </w:pPr>
-      <w:hyperlink w:anchor="_Toc234405447" w:history="1">
+      <w:hyperlink w:anchor="_Toc235229621" w:history="1">
         <w:r>
           <w:rPr>
             <w:rStyle w:val="Hyperlink"/>
             <w:noProof/>
+          </w:rPr>
+          <w:t>ABSTRAK</w:t>
+        </w:r>
+        <w:r>
+          <w:rPr>
+            <w:noProof/>
+            <w:webHidden/>
+          </w:rPr>
+          <w:tab/>
+        </w:r>
+        <w:r>
+          <w:rPr>
+            <w:noProof/>
+            <w:webHidden/>
+          </w:rPr>
+          <w:fldChar w:fldCharType="begin"/>
+        </w:r>
+        <w:r>
+          <w:rPr>
+            <w:noProof/>
+            <w:webHidden/>
+          </w:rPr>
+          <w:instrText xml:space="preserve"> PAGEREF _Toc235229621 \h </w:instrText>
+        </w:r>
+        <w:r>
+          <w:rPr>
+            <w:noProof/>
+            <w:webHidden/>
+          </w:rPr>
+        </w:r>
+        <w:r>
+          <w:rPr>
+            <w:noProof/>
+            <w:webHidden/>
+          </w:rPr>
+          <w:fldChar w:fldCharType="separate"/>
+        </w:r>
+        <w:r>
+          <w:rPr>
+            <w:noProof/>
+            <w:webHidden/>
+          </w:rPr>
+          <w:t>vi</w:t>
+        </w:r>
+        <w:r>
+          <w:rPr>
+            <w:noProof/>
+            <w:webHidden/>
+          </w:rPr>
+          <w:fldChar w:fldCharType="end"/>
+        </w:r>
+      </w:hyperlink>
+    </w:p>
+    <w:p>
+      <w:pPr>
+        <w:pStyle w:val="TOC1"/>
+        <w:tabs>
+          <w:tab w:val="right" w:leader="dot" w:pos="7927"/>
+        </w:tabs>
+        <w:rPr>
+          <w:rFonts w:asciiTheme="minorHAnsi" w:eastAsiaTheme="minorEastAsia" w:hAnsiTheme="minorHAnsi"/>
+          <w:noProof/>
+          <w:szCs w:val="24"/>
+          <w:lang w:eastAsia="en-ID"/>
+        </w:rPr>
+      </w:pPr>
+      <w:hyperlink w:anchor="_Toc235229622" w:history="1">
+        <w:r>
+          <w:rPr>
+            <w:rStyle w:val="Hyperlink"/>
+            <w:noProof/>
+          </w:rPr>
+          <w:t>ABSTRACT</w:t>
+        </w:r>
+        <w:r>
+          <w:rPr>
+            <w:noProof/>
+            <w:webHidden/>
+          </w:rPr>
+          <w:tab/>
+        </w:r>
+        <w:r>
+          <w:rPr>
+            <w:noProof/>
+            <w:webHidden/>
+          </w:rPr>
+          <w:fldChar w:fldCharType="begin"/>
+        </w:r>
+        <w:r>
+          <w:rPr>
+            <w:noProof/>
+            <w:webHidden/>
+          </w:rPr>
+          <w:instrText xml:space="preserve"> PAGEREF _Toc235229622 \h </w:instrText>
+        </w:r>
+        <w:r>
+          <w:rPr>
+            <w:noProof/>
+            <w:webHidden/>
+          </w:rPr>
+        </w:r>
+        <w:r>
+          <w:rPr>
+            <w:noProof/>
+            <w:webHidden/>
+          </w:rPr>
+          <w:fldChar w:fldCharType="separate"/>
+        </w:r>
+        <w:r>
+          <w:rPr>
+            <w:noProof/>
+            <w:webHidden/>
+          </w:rPr>
+          <w:t>vii</w:t>
+        </w:r>
+        <w:r>
+          <w:rPr>
+            <w:noProof/>
+            <w:webHidden/>
+          </w:rPr>
+          <w:fldChar w:fldCharType="end"/>
+        </w:r>
+      </w:hyperlink>
+    </w:p>
+    <w:p>
+      <w:pPr>
+        <w:pStyle w:val="TOC1"/>
+        <w:tabs>
+          <w:tab w:val="right" w:leader="dot" w:pos="7927"/>
+        </w:tabs>
+        <w:rPr>
+          <w:rFonts w:asciiTheme="minorHAnsi" w:eastAsiaTheme="minorEastAsia" w:hAnsiTheme="minorHAnsi"/>
+          <w:noProof/>
+          <w:szCs w:val="24"/>
+          <w:lang w:eastAsia="en-ID"/>
+        </w:rPr>
+      </w:pPr>
+      <w:hyperlink w:anchor="_Toc235229623" w:history="1">
+        <w:r>
+          <w:rPr>
+            <w:rStyle w:val="Hyperlink"/>
+            <w:noProof/>
+          </w:rPr>
+          <w:t>KATA PENGANTAR</w:t>
+        </w:r>
+        <w:r>
+          <w:rPr>
+            <w:noProof/>
+            <w:webHidden/>
+          </w:rPr>
+          <w:tab/>
+        </w:r>
+        <w:r>
+          <w:rPr>
+            <w:noProof/>
+            <w:webHidden/>
+          </w:rPr>
+          <w:fldChar w:fldCharType="begin"/>
+        </w:r>
+        <w:r>
+          <w:rPr>
+            <w:noProof/>
+            <w:webHidden/>
+          </w:rPr>
+          <w:instrText xml:space="preserve"> PAGEREF _Toc235229623 \h </w:instrText>
+        </w:r>
+        <w:r>
+          <w:rPr>
+            <w:noProof/>
+            <w:webHidden/>
+          </w:rPr>
+        </w:r>
+        <w:r>
+          <w:rPr>
+            <w:noProof/>
+            <w:webHidden/>
+          </w:rPr>
+          <w:fldChar w:fldCharType="separate"/>
+        </w:r>
+        <w:r>
+          <w:rPr>
+            <w:noProof/>
+            <w:webHidden/>
+          </w:rPr>
+          <w:t>i</w:t>
+        </w:r>
+        <w:r>
+          <w:rPr>
+            <w:noProof/>
+            <w:webHidden/>
+          </w:rPr>
+          <w:fldChar w:fldCharType="end"/>
+        </w:r>
+      </w:hyperlink>
+    </w:p>
+    <w:p>
+      <w:pPr>
+        <w:pStyle w:val="TOC1"/>
+        <w:tabs>
+          <w:tab w:val="right" w:leader="dot" w:pos="7927"/>
+        </w:tabs>
+        <w:rPr>
+          <w:rFonts w:asciiTheme="minorHAnsi" w:eastAsiaTheme="minorEastAsia" w:hAnsiTheme="minorHAnsi"/>
+          <w:noProof/>
+          <w:szCs w:val="24"/>
+          <w:lang w:eastAsia="en-ID"/>
+        </w:rPr>
+      </w:pPr>
+      <w:hyperlink w:anchor="_Toc235229624" w:history="1">
+        <w:r>
+          <w:rPr>
+            <w:rStyle w:val="Hyperlink"/>
+            <w:noProof/>
             <w:lang w:val="sv-SE"/>
           </w:rPr>
+          <w:t>DAFTAR ISI</w:t>
+        </w:r>
+        <w:r>
+          <w:rPr>
+            <w:noProof/>
+            <w:webHidden/>
+          </w:rPr>
+          <w:tab/>
+        </w:r>
+        <w:r>
+          <w:rPr>
+            <w:noProof/>
+            <w:webHidden/>
+          </w:rPr>
+          <w:fldChar w:fldCharType="begin"/>
+        </w:r>
+        <w:r>
+          <w:rPr>
+            <w:noProof/>
+            <w:webHidden/>
+          </w:rPr>
+          <w:instrText xml:space="preserve"> PAGEREF _Toc235229624 \h </w:instrText>
+        </w:r>
+        <w:r>
+          <w:rPr>
+            <w:noProof/>
+            <w:webHidden/>
+          </w:rPr>
+        </w:r>
+        <w:r>
+          <w:rPr>
+            <w:noProof/>
+            <w:webHidden/>
+          </w:rPr>
+          <w:fldChar w:fldCharType="separate"/>
+        </w:r>
+        <w:r>
+          <w:rPr>
+            <w:noProof/>
+            <w:webHidden/>
+          </w:rPr>
+          <w:t>iv</w:t>
+        </w:r>
+        <w:r>
+          <w:rPr>
+            <w:noProof/>
+            <w:webHidden/>
+          </w:rPr>
+          <w:fldChar w:fldCharType="end"/>
+        </w:r>
+      </w:hyperlink>
+    </w:p>
+    <w:p>
+      <w:pPr>
+        <w:pStyle w:val="TOC1"/>
+        <w:tabs>
+          <w:tab w:val="right" w:leader="dot" w:pos="7927"/>
+        </w:tabs>
+        <w:rPr>
+          <w:rFonts w:asciiTheme="minorHAnsi" w:eastAsiaTheme="minorEastAsia" w:hAnsiTheme="minorHAnsi"/>
+          <w:noProof/>
+          <w:szCs w:val="24"/>
+          <w:lang w:eastAsia="en-ID"/>
+        </w:rPr>
+      </w:pPr>
+      <w:hyperlink w:anchor="_Toc235229625" w:history="1">
+        <w:r>
+          <w:rPr>
+            <w:rStyle w:val="Hyperlink"/>
+            <w:noProof/>
+          </w:rPr>
+          <w:t>DAFTAR TABEL</w:t>
+        </w:r>
+        <w:r>
+          <w:rPr>
+            <w:noProof/>
+            <w:webHidden/>
+          </w:rPr>
+          <w:tab/>
+        </w:r>
+        <w:r>
+          <w:rPr>
+            <w:noProof/>
+            <w:webHidden/>
+          </w:rPr>
+          <w:fldChar w:fldCharType="begin"/>
+        </w:r>
+        <w:r>
+          <w:rPr>
+            <w:noProof/>
+            <w:webHidden/>
+          </w:rPr>
+          <w:instrText xml:space="preserve"> PAGEREF _Toc235229625 \h </w:instrText>
+        </w:r>
+        <w:r>
+          <w:rPr>
+            <w:noProof/>
+            <w:webHidden/>
+          </w:rPr>
+        </w:r>
+        <w:r>
+          <w:rPr>
+            <w:noProof/>
+            <w:webHidden/>
+          </w:rPr>
+          <w:fldChar w:fldCharType="separate"/>
+        </w:r>
+        <w:r>
+          <w:rPr>
+            <w:noProof/>
+            <w:webHidden/>
+          </w:rPr>
+          <w:t>viii</w:t>
+        </w:r>
+        <w:r>
+          <w:rPr>
+            <w:noProof/>
+            <w:webHidden/>
+          </w:rPr>
+          <w:fldChar w:fldCharType="end"/>
+        </w:r>
+      </w:hyperlink>
+    </w:p>
+    <w:p>
+      <w:pPr>
+        <w:pStyle w:val="TOC1"/>
+        <w:tabs>
+          <w:tab w:val="right" w:leader="dot" w:pos="7927"/>
+        </w:tabs>
+        <w:rPr>
+          <w:rFonts w:asciiTheme="minorHAnsi" w:eastAsiaTheme="minorEastAsia" w:hAnsiTheme="minorHAnsi"/>
+          <w:noProof/>
+          <w:szCs w:val="24"/>
+          <w:lang w:eastAsia="en-ID"/>
+        </w:rPr>
+      </w:pPr>
+      <w:hyperlink w:anchor="_Toc235229626" w:history="1">
+        <w:r>
+          <w:rPr>
+            <w:rStyle w:val="Hyperlink"/>
+            <w:noProof/>
+          </w:rPr>
+          <w:t>DAFTAR GAMBAR</w:t>
+        </w:r>
+        <w:r>
+          <w:rPr>
+            <w:noProof/>
+            <w:webHidden/>
+          </w:rPr>
+          <w:tab/>
+        </w:r>
+        <w:r>
+          <w:rPr>
+            <w:noProof/>
+            <w:webHidden/>
+          </w:rPr>
+          <w:fldChar w:fldCharType="begin"/>
+        </w:r>
+        <w:r>
+          <w:rPr>
+            <w:noProof/>
+            <w:webHidden/>
+          </w:rPr>
+          <w:instrText xml:space="preserve"> PAGEREF _Toc235229626 \h </w:instrText>
+        </w:r>
+        <w:r>
+          <w:rPr>
+            <w:noProof/>
+            <w:webHidden/>
+          </w:rPr>
+        </w:r>
+        <w:r>
+          <w:rPr>
+            <w:noProof/>
+            <w:webHidden/>
+          </w:rPr>
+          <w:fldChar w:fldCharType="separate"/>
+        </w:r>
+        <w:r>
+          <w:rPr>
+            <w:noProof/>
+            <w:webHidden/>
+          </w:rPr>
+          <w:t>ix</w:t>
+        </w:r>
+        <w:r>
+          <w:rPr>
+            <w:noProof/>
+            <w:webHidden/>
+          </w:rPr>
+          <w:fldChar w:fldCharType="end"/>
+        </w:r>
+      </w:hyperlink>
+    </w:p>
+    <w:p>
+      <w:pPr>
+        <w:pStyle w:val="TOC1"/>
+        <w:tabs>
+          <w:tab w:val="right" w:leader="dot" w:pos="7927"/>
+        </w:tabs>
+        <w:rPr>
+          <w:rFonts w:asciiTheme="minorHAnsi" w:eastAsiaTheme="minorEastAsia" w:hAnsiTheme="minorHAnsi"/>
+          <w:noProof/>
+          <w:szCs w:val="24"/>
+          <w:lang w:eastAsia="en-ID"/>
+        </w:rPr>
+      </w:pPr>
+      <w:hyperlink w:anchor="_Toc235229627" w:history="1">
+        <w:r>
+          <w:rPr>
+            <w:rStyle w:val="Hyperlink"/>
+            <w:noProof/>
+            <w:lang w:val="sv-SE"/>
+          </w:rPr>
           <w:t>BAB I PENDAHULUAN</w:t>
         </w:r>
         <w:r>
@@ -1357,7 +4214,7 @@
             <w:noProof/>
             <w:webHidden/>
           </w:rPr>
-          <w:instrText xml:space="preserve"> PAGEREF _Toc234405447 \h </w:instrText>
+          <w:instrText xml:space="preserve"> PAGEREF _Toc235229627 \h </w:instrText>
         </w:r>
         <w:r>
           <w:rPr>
@@ -1402,7 +4259,7 @@
           <w:lang w:eastAsia="en-ID"/>
         </w:rPr>
       </w:pPr>
-      <w:hyperlink w:anchor="_Toc234405448" w:history="1">
+      <w:hyperlink w:anchor="_Toc235229628" w:history="1">
         <w:r>
           <w:rPr>
             <w:rStyle w:val="Hyperlink"/>
@@ -1447,7 +4304,7 @@
             <w:noProof/>
             <w:webHidden/>
           </w:rPr>
-          <w:instrText xml:space="preserve"> PAGEREF _Toc234405448 \h </w:instrText>
+          <w:instrText xml:space="preserve"> PAGEREF _Toc235229628 \h </w:instrText>
         </w:r>
         <w:r>
           <w:rPr>
@@ -1492,7 +4349,7 @@
           <w:lang w:eastAsia="en-ID"/>
         </w:rPr>
       </w:pPr>
-      <w:hyperlink w:anchor="_Toc234405449" w:history="1">
+      <w:hyperlink w:anchor="_Toc235229629" w:history="1">
         <w:r>
           <w:rPr>
             <w:rStyle w:val="Hyperlink"/>
@@ -1537,7 +4394,7 @@
             <w:noProof/>
             <w:webHidden/>
           </w:rPr>
-          <w:instrText xml:space="preserve"> PAGEREF _Toc234405449 \h </w:instrText>
+          <w:instrText xml:space="preserve"> PAGEREF _Toc235229629 \h </w:instrText>
         </w:r>
         <w:r>
           <w:rPr>
@@ -1582,7 +4439,7 @@
           <w:lang w:eastAsia="en-ID"/>
         </w:rPr>
       </w:pPr>
-      <w:hyperlink w:anchor="_Toc234405450" w:history="1">
+      <w:hyperlink w:anchor="_Toc235229630" w:history="1">
         <w:r>
           <w:rPr>
             <w:rStyle w:val="Hyperlink"/>
@@ -1627,7 +4484,7 @@
             <w:noProof/>
             <w:webHidden/>
           </w:rPr>
-          <w:instrText xml:space="preserve"> PAGEREF _Toc234405450 \h </w:instrText>
+          <w:instrText xml:space="preserve"> PAGEREF _Toc235229630 \h </w:instrText>
         </w:r>
         <w:r>
           <w:rPr>
@@ -1672,7 +4529,7 @@
           <w:lang w:eastAsia="en-ID"/>
         </w:rPr>
       </w:pPr>
-      <w:hyperlink w:anchor="_Toc234405451" w:history="1">
+      <w:hyperlink w:anchor="_Toc235229631" w:history="1">
         <w:r>
           <w:rPr>
             <w:rStyle w:val="Hyperlink"/>
@@ -1717,7 +4574,7 @@
             <w:noProof/>
             <w:webHidden/>
           </w:rPr>
-          <w:instrText xml:space="preserve"> PAGEREF _Toc234405451 \h </w:instrText>
+          <w:instrText xml:space="preserve"> PAGEREF _Toc235229631 \h </w:instrText>
         </w:r>
         <w:r>
           <w:rPr>
@@ -1762,7 +4619,7 @@
           <w:lang w:eastAsia="en-ID"/>
         </w:rPr>
       </w:pPr>
-      <w:hyperlink w:anchor="_Toc234405452" w:history="1">
+      <w:hyperlink w:anchor="_Toc235229632" w:history="1">
         <w:r>
           <w:rPr>
             <w:rStyle w:val="Hyperlink"/>
@@ -1807,7 +4664,7 @@
             <w:noProof/>
             <w:webHidden/>
           </w:rPr>
-          <w:instrText xml:space="preserve"> PAGEREF _Toc234405452 \h </w:instrText>
+          <w:instrText xml:space="preserve"> PAGEREF _Toc235229632 \h </w:instrText>
         </w:r>
         <w:r>
           <w:rPr>
@@ -1851,7 +4708,7 @@
           <w:lang w:eastAsia="en-ID"/>
         </w:rPr>
       </w:pPr>
-      <w:hyperlink w:anchor="_Toc234405453" w:history="1">
+      <w:hyperlink w:anchor="_Toc235229633" w:history="1">
         <w:r>
           <w:rPr>
             <w:rStyle w:val="Hyperlink"/>
@@ -1879,7 +4736,7 @@
             <w:noProof/>
             <w:webHidden/>
           </w:rPr>
-          <w:instrText xml:space="preserve"> PAGEREF _Toc234405453 \h </w:instrText>
+          <w:instrText xml:space="preserve"> PAGEREF _Toc235229633 \h </w:instrText>
         </w:r>
         <w:r>
           <w:rPr>
@@ -1924,7 +4781,7 @@
           <w:lang w:eastAsia="en-ID"/>
         </w:rPr>
       </w:pPr>
-      <w:hyperlink w:anchor="_Toc234405455" w:history="1">
+      <w:hyperlink w:anchor="_Toc235229635" w:history="1">
         <w:r>
           <w:rPr>
             <w:rStyle w:val="Hyperlink"/>
@@ -1969,7 +4826,7 @@
             <w:noProof/>
             <w:webHidden/>
           </w:rPr>
-          <w:instrText xml:space="preserve"> PAGEREF _Toc234405455 \h </w:instrText>
+          <w:instrText xml:space="preserve"> PAGEREF _Toc235229635 \h </w:instrText>
         </w:r>
         <w:r>
           <w:rPr>
@@ -2014,7 +4871,7 @@
           <w:lang w:eastAsia="en-ID"/>
         </w:rPr>
       </w:pPr>
-      <w:hyperlink w:anchor="_Toc234405456" w:history="1">
+      <w:hyperlink w:anchor="_Toc235229636" w:history="1">
         <w:r>
           <w:rPr>
             <w:rStyle w:val="Hyperlink"/>
@@ -2060,7 +4917,7 @@
             <w:noProof/>
             <w:webHidden/>
           </w:rPr>
-          <w:instrText xml:space="preserve"> PAGEREF _Toc234405456 \h </w:instrText>
+          <w:instrText xml:space="preserve"> PAGEREF _Toc235229636 \h </w:instrText>
         </w:r>
         <w:r>
           <w:rPr>
@@ -2105,7 +4962,7 @@
           <w:lang w:eastAsia="en-ID"/>
         </w:rPr>
       </w:pPr>
-      <w:hyperlink w:anchor="_Toc234405457" w:history="1">
+      <w:hyperlink w:anchor="_Toc235229637" w:history="1">
         <w:r>
           <w:rPr>
             <w:rStyle w:val="Hyperlink"/>
@@ -2150,7 +5007,7 @@
             <w:noProof/>
             <w:webHidden/>
           </w:rPr>
-          <w:instrText xml:space="preserve"> PAGEREF _Toc234405457 \h </w:instrText>
+          <w:instrText xml:space="preserve"> PAGEREF _Toc235229637 \h </w:instrText>
         </w:r>
         <w:r>
           <w:rPr>
@@ -2195,7 +5052,7 @@
           <w:lang w:eastAsia="en-ID"/>
         </w:rPr>
       </w:pPr>
-      <w:hyperlink w:anchor="_Toc234405458" w:history="1">
+      <w:hyperlink w:anchor="_Toc235229638" w:history="1">
         <w:r>
           <w:rPr>
             <w:rStyle w:val="Hyperlink"/>
@@ -2238,7 +5095,7 @@
             <w:noProof/>
             <w:webHidden/>
           </w:rPr>
-          <w:instrText xml:space="preserve"> PAGEREF _Toc234405458 \h </w:instrText>
+          <w:instrText xml:space="preserve"> PAGEREF _Toc235229638 \h </w:instrText>
         </w:r>
         <w:r>
           <w:rPr>
@@ -2283,7 +5140,7 @@
           <w:lang w:eastAsia="en-ID"/>
         </w:rPr>
       </w:pPr>
-      <w:hyperlink w:anchor="_Toc234405459" w:history="1">
+      <w:hyperlink w:anchor="_Toc235229639" w:history="1">
         <w:r>
           <w:rPr>
             <w:rStyle w:val="Hyperlink"/>
@@ -2340,7 +5197,7 @@
             <w:noProof/>
             <w:webHidden/>
           </w:rPr>
-          <w:instrText xml:space="preserve"> PAGEREF _Toc234405459 \h </w:instrText>
+          <w:instrText xml:space="preserve"> PAGEREF _Toc235229639 \h </w:instrText>
         </w:r>
         <w:r>
           <w:rPr>
@@ -2385,7 +5242,7 @@
           <w:lang w:eastAsia="en-ID"/>
         </w:rPr>
       </w:pPr>
-      <w:hyperlink w:anchor="_Toc234405460" w:history="1">
+      <w:hyperlink w:anchor="_Toc235229640" w:history="1">
         <w:r>
           <w:rPr>
             <w:rStyle w:val="Hyperlink"/>
@@ -2428,7 +5285,7 @@
             <w:noProof/>
             <w:webHidden/>
           </w:rPr>
-          <w:instrText xml:space="preserve"> PAGEREF _Toc234405460 \h </w:instrText>
+          <w:instrText xml:space="preserve"> PAGEREF _Toc235229640 \h </w:instrText>
         </w:r>
         <w:r>
           <w:rPr>
@@ -2472,7 +5329,7 @@
           <w:lang w:eastAsia="en-ID"/>
         </w:rPr>
       </w:pPr>
-      <w:hyperlink w:anchor="_Toc234405461" w:history="1">
+      <w:hyperlink w:anchor="_Toc235229641" w:history="1">
         <w:r>
           <w:rPr>
             <w:rStyle w:val="Hyperlink"/>
@@ -2500,7 +5357,7 @@
             <w:noProof/>
             <w:webHidden/>
           </w:rPr>
-          <w:instrText xml:space="preserve"> PAGEREF _Toc234405461 \h </w:instrText>
+          <w:instrText xml:space="preserve"> PAGEREF _Toc235229641 \h </w:instrText>
         </w:r>
         <w:r>
           <w:rPr>
@@ -2545,7 +5402,7 @@
           <w:lang w:eastAsia="en-ID"/>
         </w:rPr>
       </w:pPr>
-      <w:hyperlink w:anchor="_Toc234405463" w:history="1">
+      <w:hyperlink w:anchor="_Toc235229643" w:history="1">
         <w:r>
           <w:rPr>
             <w:rStyle w:val="Hyperlink"/>
@@ -2588,7 +5445,7 @@
             <w:noProof/>
             <w:webHidden/>
           </w:rPr>
-          <w:instrText xml:space="preserve"> PAGEREF _Toc234405463 \h </w:instrText>
+          <w:instrText xml:space="preserve"> PAGEREF _Toc235229643 \h </w:instrText>
         </w:r>
         <w:r>
           <w:rPr>
@@ -2633,7 +5490,7 @@
           <w:lang w:eastAsia="en-ID"/>
         </w:rPr>
       </w:pPr>
-      <w:hyperlink w:anchor="_Toc234405464" w:history="1">
+      <w:hyperlink w:anchor="_Toc235229644" w:history="1">
         <w:r>
           <w:rPr>
             <w:rStyle w:val="Hyperlink"/>
@@ -2676,7 +5533,7 @@
             <w:noProof/>
             <w:webHidden/>
           </w:rPr>
-          <w:instrText xml:space="preserve"> PAGEREF _Toc234405464 \h </w:instrText>
+          <w:instrText xml:space="preserve"> PAGEREF _Toc235229644 \h </w:instrText>
         </w:r>
         <w:r>
           <w:rPr>
@@ -2721,7 +5578,7 @@
           <w:lang w:eastAsia="en-ID"/>
         </w:rPr>
       </w:pPr>
-      <w:hyperlink w:anchor="_Toc234405465" w:history="1">
+      <w:hyperlink w:anchor="_Toc235229645" w:history="1">
         <w:r>
           <w:rPr>
             <w:rStyle w:val="Hyperlink"/>
@@ -2766,7 +5623,7 @@
             <w:noProof/>
             <w:webHidden/>
           </w:rPr>
-          <w:instrText xml:space="preserve"> PAGEREF _Toc234405465 \h </w:instrText>
+          <w:instrText xml:space="preserve"> PAGEREF _Toc235229645 \h </w:instrText>
         </w:r>
         <w:r>
           <w:rPr>
@@ -2811,7 +5668,7 @@
           <w:lang w:eastAsia="en-ID"/>
         </w:rPr>
       </w:pPr>
-      <w:hyperlink w:anchor="_Toc234405466" w:history="1">
+      <w:hyperlink w:anchor="_Toc235229646" w:history="1">
         <w:r>
           <w:rPr>
             <w:rStyle w:val="Hyperlink"/>
@@ -2856,7 +5713,7 @@
             <w:noProof/>
             <w:webHidden/>
           </w:rPr>
-          <w:instrText xml:space="preserve"> PAGEREF _Toc234405466 \h </w:instrText>
+          <w:instrText xml:space="preserve"> PAGEREF _Toc235229646 \h </w:instrText>
         </w:r>
         <w:r>
           <w:rPr>
@@ -2901,7 +5758,7 @@
           <w:lang w:eastAsia="en-ID"/>
         </w:rPr>
       </w:pPr>
-      <w:hyperlink w:anchor="_Toc234405467" w:history="1">
+      <w:hyperlink w:anchor="_Toc235229647" w:history="1">
         <w:r>
           <w:rPr>
             <w:rStyle w:val="Hyperlink"/>
@@ -2955,7 +5812,7 @@
             <w:noProof/>
             <w:webHidden/>
           </w:rPr>
-          <w:instrText xml:space="preserve"> PAGEREF _Toc234405467 \h </w:instrText>
+          <w:instrText xml:space="preserve"> PAGEREF _Toc235229647 \h </w:instrText>
         </w:r>
         <w:r>
           <w:rPr>
@@ -3000,7 +5857,7 @@
           <w:lang w:eastAsia="en-ID"/>
         </w:rPr>
       </w:pPr>
-      <w:hyperlink w:anchor="_Toc234405468" w:history="1">
+      <w:hyperlink w:anchor="_Toc235229648" w:history="1">
         <w:r>
           <w:rPr>
             <w:rStyle w:val="Hyperlink"/>
@@ -3046,7 +5903,7 @@
             <w:noProof/>
             <w:webHidden/>
           </w:rPr>
-          <w:instrText xml:space="preserve"> PAGEREF _Toc234405468 \h </w:instrText>
+          <w:instrText xml:space="preserve"> PAGEREF _Toc235229648 \h </w:instrText>
         </w:r>
         <w:r>
           <w:rPr>
@@ -3091,7 +5948,7 @@
           <w:lang w:eastAsia="en-ID"/>
         </w:rPr>
       </w:pPr>
-      <w:hyperlink w:anchor="_Toc234405469" w:history="1">
+      <w:hyperlink w:anchor="_Toc235229649" w:history="1">
         <w:r>
           <w:rPr>
             <w:rStyle w:val="Hyperlink"/>
@@ -3134,7 +5991,7 @@
             <w:noProof/>
             <w:webHidden/>
           </w:rPr>
-          <w:instrText xml:space="preserve"> PAGEREF _Toc234405469 \h </w:instrText>
+          <w:instrText xml:space="preserve"> PAGEREF _Toc235229649 \h </w:instrText>
         </w:r>
         <w:r>
           <w:rPr>
@@ -3179,7 +6036,7 @@
           <w:lang w:eastAsia="en-ID"/>
         </w:rPr>
       </w:pPr>
-      <w:hyperlink w:anchor="_Toc234405470" w:history="1">
+      <w:hyperlink w:anchor="_Toc235229650" w:history="1">
         <w:r>
           <w:rPr>
             <w:rStyle w:val="Hyperlink"/>
@@ -3224,7 +6081,7 @@
             <w:noProof/>
             <w:webHidden/>
           </w:rPr>
-          <w:instrText xml:space="preserve"> PAGEREF _Toc234405470 \h </w:instrText>
+          <w:instrText xml:space="preserve"> PAGEREF _Toc235229650 \h </w:instrText>
         </w:r>
         <w:r>
           <w:rPr>
@@ -3269,7 +6126,7 @@
           <w:lang w:eastAsia="en-ID"/>
         </w:rPr>
       </w:pPr>
-      <w:hyperlink w:anchor="_Toc234405471" w:history="1">
+      <w:hyperlink w:anchor="_Toc235229651" w:history="1">
         <w:r>
           <w:rPr>
             <w:rStyle w:val="Hyperlink"/>
@@ -3314,7 +6171,7 @@
             <w:noProof/>
             <w:webHidden/>
           </w:rPr>
-          <w:instrText xml:space="preserve"> PAGEREF _Toc234405471 \h </w:instrText>
+          <w:instrText xml:space="preserve"> PAGEREF _Toc235229651 \h </w:instrText>
         </w:r>
         <w:r>
           <w:rPr>
@@ -3359,7 +6216,7 @@
           <w:lang w:eastAsia="en-ID"/>
         </w:rPr>
       </w:pPr>
-      <w:hyperlink w:anchor="_Toc234405472" w:history="1">
+      <w:hyperlink w:anchor="_Toc235229652" w:history="1">
         <w:r>
           <w:rPr>
             <w:rStyle w:val="Hyperlink"/>
@@ -3405,7 +6262,7 @@
             <w:noProof/>
             <w:webHidden/>
           </w:rPr>
-          <w:instrText xml:space="preserve"> PAGEREF _Toc234405472 \h </w:instrText>
+          <w:instrText xml:space="preserve"> PAGEREF _Toc235229652 \h </w:instrText>
         </w:r>
         <w:r>
           <w:rPr>
@@ -3450,7 +6307,7 @@
           <w:lang w:eastAsia="en-ID"/>
         </w:rPr>
       </w:pPr>
-      <w:hyperlink w:anchor="_Toc234405473" w:history="1">
+      <w:hyperlink w:anchor="_Toc235229653" w:history="1">
         <w:r>
           <w:rPr>
             <w:rStyle w:val="Hyperlink"/>
@@ -3495,7 +6352,7 @@
             <w:noProof/>
             <w:webHidden/>
           </w:rPr>
-          <w:instrText xml:space="preserve"> PAGEREF _Toc234405473 \h </w:instrText>
+          <w:instrText xml:space="preserve"> PAGEREF _Toc235229653 \h </w:instrText>
         </w:r>
         <w:r>
           <w:rPr>
@@ -3540,7 +6397,7 @@
           <w:lang w:eastAsia="en-ID"/>
         </w:rPr>
       </w:pPr>
-      <w:hyperlink w:anchor="_Toc234405474" w:history="1">
+      <w:hyperlink w:anchor="_Toc235229654" w:history="1">
         <w:r>
           <w:rPr>
             <w:rStyle w:val="Hyperlink"/>
@@ -3595,7 +6452,7 @@
             <w:noProof/>
             <w:webHidden/>
           </w:rPr>
-          <w:instrText xml:space="preserve"> PAGEREF _Toc234405474 \h </w:instrText>
+          <w:instrText xml:space="preserve"> PAGEREF _Toc235229654 \h </w:instrText>
         </w:r>
         <w:r>
           <w:rPr>
@@ -3640,7 +6497,7 @@
           <w:lang w:eastAsia="en-ID"/>
         </w:rPr>
       </w:pPr>
-      <w:hyperlink w:anchor="_Toc234405475" w:history="1">
+      <w:hyperlink w:anchor="_Toc235229655" w:history="1">
         <w:r>
           <w:rPr>
             <w:rStyle w:val="Hyperlink"/>
@@ -3685,7 +6542,7 @@
             <w:noProof/>
             <w:webHidden/>
           </w:rPr>
-          <w:instrText xml:space="preserve"> PAGEREF _Toc234405475 \h </w:instrText>
+          <w:instrText xml:space="preserve"> PAGEREF _Toc235229655 \h </w:instrText>
         </w:r>
         <w:r>
           <w:rPr>
@@ -3730,7 +6587,7 @@
           <w:lang w:eastAsia="en-ID"/>
         </w:rPr>
       </w:pPr>
-      <w:hyperlink w:anchor="_Toc234405476" w:history="1">
+      <w:hyperlink w:anchor="_Toc235229656" w:history="1">
         <w:r>
           <w:rPr>
             <w:rStyle w:val="Hyperlink"/>
@@ -3773,7 +6630,7 @@
             <w:noProof/>
             <w:webHidden/>
           </w:rPr>
-          <w:instrText xml:space="preserve"> PAGEREF _Toc234405476 \h </w:instrText>
+          <w:instrText xml:space="preserve"> PAGEREF _Toc235229656 \h </w:instrText>
         </w:r>
         <w:r>
           <w:rPr>
@@ -3818,7 +6675,7 @@
           <w:lang w:eastAsia="en-ID"/>
         </w:rPr>
       </w:pPr>
-      <w:hyperlink w:anchor="_Toc234405477" w:history="1">
+      <w:hyperlink w:anchor="_Toc235229657" w:history="1">
         <w:r>
           <w:rPr>
             <w:rStyle w:val="Hyperlink"/>
@@ -3873,7 +6730,7 @@
             <w:noProof/>
             <w:webHidden/>
           </w:rPr>
-          <w:instrText xml:space="preserve"> PAGEREF _Toc234405477 \h </w:instrText>
+          <w:instrText xml:space="preserve"> PAGEREF _Toc235229657 \h </w:instrText>
         </w:r>
         <w:r>
           <w:rPr>
@@ -3918,7 +6775,7 @@
           <w:lang w:eastAsia="en-ID"/>
         </w:rPr>
       </w:pPr>
-      <w:hyperlink w:anchor="_Toc234405478" w:history="1">
+      <w:hyperlink w:anchor="_Toc235229658" w:history="1">
         <w:r>
           <w:rPr>
             <w:rStyle w:val="Hyperlink"/>
@@ -3967,7 +6824,7 @@
             <w:noProof/>
             <w:webHidden/>
           </w:rPr>
-          <w:instrText xml:space="preserve"> PAGEREF _Toc234405478 \h </w:instrText>
+          <w:instrText xml:space="preserve"> PAGEREF _Toc235229658 \h </w:instrText>
         </w:r>
         <w:r>
           <w:rPr>
@@ -4012,7 +6869,7 @@
           <w:lang w:eastAsia="en-ID"/>
         </w:rPr>
       </w:pPr>
-      <w:hyperlink w:anchor="_Toc234405479" w:history="1">
+      <w:hyperlink w:anchor="_Toc235229659" w:history="1">
         <w:r>
           <w:rPr>
             <w:rStyle w:val="Hyperlink"/>
@@ -4067,7 +6924,7 @@
             <w:noProof/>
             <w:webHidden/>
           </w:rPr>
-          <w:instrText xml:space="preserve"> PAGEREF _Toc234405479 \h </w:instrText>
+          <w:instrText xml:space="preserve"> PAGEREF _Toc235229659 \h </w:instrText>
         </w:r>
         <w:r>
           <w:rPr>
@@ -4111,7 +6968,7 @@
           <w:lang w:eastAsia="en-ID"/>
         </w:rPr>
       </w:pPr>
-      <w:hyperlink w:anchor="_Toc234405480" w:history="1">
+      <w:hyperlink w:anchor="_Toc235229660" w:history="1">
         <w:r>
           <w:rPr>
             <w:rStyle w:val="Hyperlink"/>
@@ -4139,7 +6996,7 @@
             <w:noProof/>
             <w:webHidden/>
           </w:rPr>
-          <w:instrText xml:space="preserve"> PAGEREF _Toc234405480 \h </w:instrText>
+          <w:instrText xml:space="preserve"> PAGEREF _Toc235229660 \h </w:instrText>
         </w:r>
         <w:r>
           <w:rPr>
@@ -4184,7 +7041,7 @@
           <w:lang w:eastAsia="en-ID"/>
         </w:rPr>
       </w:pPr>
-      <w:hyperlink w:anchor="_Toc234405482" w:history="1">
+      <w:hyperlink w:anchor="_Toc235229662" w:history="1">
         <w:r>
           <w:rPr>
             <w:rStyle w:val="Hyperlink"/>
@@ -4243,7 +7100,7 @@
             <w:noProof/>
             <w:webHidden/>
           </w:rPr>
-          <w:instrText xml:space="preserve"> PAGEREF _Toc234405482 \h </w:instrText>
+          <w:instrText xml:space="preserve"> PAGEREF _Toc235229662 \h </w:instrText>
         </w:r>
         <w:r>
           <w:rPr>
@@ -4288,7 +7145,7 @@
           <w:lang w:eastAsia="en-ID"/>
         </w:rPr>
       </w:pPr>
-      <w:hyperlink w:anchor="_Toc234405483" w:history="1">
+      <w:hyperlink w:anchor="_Toc235229663" w:history="1">
         <w:r>
           <w:rPr>
             <w:rStyle w:val="Hyperlink"/>
@@ -4343,7 +7200,7 @@
             <w:noProof/>
             <w:webHidden/>
           </w:rPr>
-          <w:instrText xml:space="preserve"> PAGEREF _Toc234405483 \h </w:instrText>
+          <w:instrText xml:space="preserve"> PAGEREF _Toc235229663 \h </w:instrText>
         </w:r>
         <w:r>
           <w:rPr>
@@ -4388,7 +7245,7 @@
           <w:lang w:eastAsia="en-ID"/>
         </w:rPr>
       </w:pPr>
-      <w:hyperlink w:anchor="_Toc234405484" w:history="1">
+      <w:hyperlink w:anchor="_Toc235229664" w:history="1">
         <w:r>
           <w:rPr>
             <w:rStyle w:val="Hyperlink"/>
@@ -4443,7 +7300,7 @@
             <w:noProof/>
             <w:webHidden/>
           </w:rPr>
-          <w:instrText xml:space="preserve"> PAGEREF _Toc234405484 \h </w:instrText>
+          <w:instrText xml:space="preserve"> PAGEREF _Toc235229664 \h </w:instrText>
         </w:r>
         <w:r>
           <w:rPr>
@@ -4488,7 +7345,7 @@
           <w:lang w:eastAsia="en-ID"/>
         </w:rPr>
       </w:pPr>
-      <w:hyperlink w:anchor="_Toc234405485" w:history="1">
+      <w:hyperlink w:anchor="_Toc235229665" w:history="1">
         <w:r>
           <w:rPr>
             <w:rStyle w:val="Hyperlink"/>
@@ -4540,7 +7397,7 @@
             <w:noProof/>
             <w:webHidden/>
           </w:rPr>
-          <w:instrText xml:space="preserve"> PAGEREF _Toc234405485 \h </w:instrText>
+          <w:instrText xml:space="preserve"> PAGEREF _Toc235229665 \h </w:instrText>
         </w:r>
         <w:r>
           <w:rPr>
@@ -4585,7 +7442,7 @@
           <w:lang w:eastAsia="en-ID"/>
         </w:rPr>
       </w:pPr>
-      <w:hyperlink w:anchor="_Toc234405486" w:history="1">
+      <w:hyperlink w:anchor="_Toc235229666" w:history="1">
         <w:r>
           <w:rPr>
             <w:rStyle w:val="Hyperlink"/>
@@ -4630,7 +7487,7 @@
             <w:noProof/>
             <w:webHidden/>
           </w:rPr>
-          <w:instrText xml:space="preserve"> PAGEREF _Toc234405486 \h </w:instrText>
+          <w:instrText xml:space="preserve"> PAGEREF _Toc235229666 \h </w:instrText>
         </w:r>
         <w:r>
           <w:rPr>
@@ -4675,7 +7532,7 @@
           <w:lang w:eastAsia="en-ID"/>
         </w:rPr>
       </w:pPr>
-      <w:hyperlink w:anchor="_Toc234405487" w:history="1">
+      <w:hyperlink w:anchor="_Toc235229667" w:history="1">
         <w:r>
           <w:rPr>
             <w:rStyle w:val="Hyperlink"/>
@@ -4748,7 +7605,7 @@
             <w:noProof/>
             <w:webHidden/>
           </w:rPr>
-          <w:instrText xml:space="preserve"> PAGEREF _Toc234405487 \h </w:instrText>
+          <w:instrText xml:space="preserve"> PAGEREF _Toc235229667 \h </w:instrText>
         </w:r>
         <w:r>
           <w:rPr>
@@ -4793,7 +7650,7 @@
           <w:lang w:eastAsia="en-ID"/>
         </w:rPr>
       </w:pPr>
-      <w:hyperlink w:anchor="_Toc234405488" w:history="1">
+      <w:hyperlink w:anchor="_Toc235229668" w:history="1">
         <w:r>
           <w:rPr>
             <w:rStyle w:val="Hyperlink"/>
@@ -4838,7 +7695,7 @@
             <w:noProof/>
             <w:webHidden/>
           </w:rPr>
-          <w:instrText xml:space="preserve"> PAGEREF _Toc234405488 \h </w:instrText>
+          <w:instrText xml:space="preserve"> PAGEREF _Toc235229668 \h </w:instrText>
         </w:r>
         <w:r>
           <w:rPr>
@@ -4883,7 +7740,7 @@
           <w:lang w:eastAsia="en-ID"/>
         </w:rPr>
       </w:pPr>
-      <w:hyperlink w:anchor="_Toc234405489" w:history="1">
+      <w:hyperlink w:anchor="_Toc235229669" w:history="1">
         <w:r>
           <w:rPr>
             <w:rStyle w:val="Hyperlink"/>
@@ -4926,7 +7783,7 @@
             <w:noProof/>
             <w:webHidden/>
           </w:rPr>
-          <w:instrText xml:space="preserve"> PAGEREF _Toc234405489 \h </w:instrText>
+          <w:instrText xml:space="preserve"> PAGEREF _Toc235229669 \h </w:instrText>
         </w:r>
         <w:r>
           <w:rPr>
@@ -4971,7 +7828,7 @@
           <w:lang w:eastAsia="en-ID"/>
         </w:rPr>
       </w:pPr>
-      <w:hyperlink w:anchor="_Toc234405490" w:history="1">
+      <w:hyperlink w:anchor="_Toc235229670" w:history="1">
         <w:r>
           <w:rPr>
             <w:rStyle w:val="Hyperlink"/>
@@ -5014,7 +7871,7 @@
             <w:noProof/>
             <w:webHidden/>
           </w:rPr>
-          <w:instrText xml:space="preserve"> PAGEREF _Toc234405490 \h </w:instrText>
+          <w:instrText xml:space="preserve"> PAGEREF _Toc235229670 \h </w:instrText>
         </w:r>
         <w:r>
           <w:rPr>
@@ -5059,7 +7916,7 @@
           <w:lang w:eastAsia="en-ID"/>
         </w:rPr>
       </w:pPr>
-      <w:hyperlink w:anchor="_Toc234405491" w:history="1">
+      <w:hyperlink w:anchor="_Toc235229671" w:history="1">
         <w:r>
           <w:rPr>
             <w:rStyle w:val="Hyperlink"/>
@@ -5111,7 +7968,7 @@
             <w:noProof/>
             <w:webHidden/>
           </w:rPr>
-          <w:instrText xml:space="preserve"> PAGEREF _Toc234405491 \h </w:instrText>
+          <w:instrText xml:space="preserve"> PAGEREF _Toc235229671 \h </w:instrText>
         </w:r>
         <w:r>
           <w:rPr>
@@ -5156,7 +8013,7 @@
           <w:lang w:eastAsia="en-ID"/>
         </w:rPr>
       </w:pPr>
-      <w:hyperlink w:anchor="_Toc234405492" w:history="1">
+      <w:hyperlink w:anchor="_Toc235229672" w:history="1">
         <w:r>
           <w:rPr>
             <w:rStyle w:val="Hyperlink"/>
@@ -5201,7 +8058,7 @@
             <w:noProof/>
             <w:webHidden/>
           </w:rPr>
-          <w:instrText xml:space="preserve"> PAGEREF _Toc234405492 \h </w:instrText>
+          <w:instrText xml:space="preserve"> PAGEREF _Toc235229672 \h </w:instrText>
         </w:r>
         <w:r>
           <w:rPr>
@@ -5246,7 +8103,7 @@
           <w:lang w:eastAsia="en-ID"/>
         </w:rPr>
       </w:pPr>
-      <w:hyperlink w:anchor="_Toc234405493" w:history="1">
+      <w:hyperlink w:anchor="_Toc235229673" w:history="1">
         <w:r>
           <w:rPr>
             <w:rStyle w:val="Hyperlink"/>
@@ -5291,7 +8148,7 @@
             <w:noProof/>
             <w:webHidden/>
           </w:rPr>
-          <w:instrText xml:space="preserve"> PAGEREF _Toc234405493 \h </w:instrText>
+          <w:instrText xml:space="preserve"> PAGEREF _Toc235229673 \h </w:instrText>
         </w:r>
         <w:r>
           <w:rPr>
@@ -5336,7 +8193,7 @@
           <w:lang w:eastAsia="en-ID"/>
         </w:rPr>
       </w:pPr>
-      <w:hyperlink w:anchor="_Toc234405494" w:history="1">
+      <w:hyperlink w:anchor="_Toc235229674" w:history="1">
         <w:r>
           <w:rPr>
             <w:rStyle w:val="Hyperlink"/>
@@ -5381,7 +8238,7 @@
             <w:noProof/>
             <w:webHidden/>
           </w:rPr>
-          <w:instrText xml:space="preserve"> PAGEREF _Toc234405494 \h </w:instrText>
+          <w:instrText xml:space="preserve"> PAGEREF _Toc235229674 \h </w:instrText>
         </w:r>
         <w:r>
           <w:rPr>
@@ -5426,7 +8283,7 @@
           <w:lang w:eastAsia="en-ID"/>
         </w:rPr>
       </w:pPr>
-      <w:hyperlink w:anchor="_Toc234405495" w:history="1">
+      <w:hyperlink w:anchor="_Toc235229675" w:history="1">
         <w:r>
           <w:rPr>
             <w:rStyle w:val="Hyperlink"/>
@@ -5471,7 +8328,7 @@
             <w:noProof/>
             <w:webHidden/>
           </w:rPr>
-          <w:instrText xml:space="preserve"> PAGEREF _Toc234405495 \h </w:instrText>
+          <w:instrText xml:space="preserve"> PAGEREF _Toc235229675 \h </w:instrText>
         </w:r>
         <w:r>
           <w:rPr>
@@ -5516,7 +8373,7 @@
           <w:lang w:eastAsia="en-ID"/>
         </w:rPr>
       </w:pPr>
-      <w:hyperlink w:anchor="_Toc234405496" w:history="1">
+      <w:hyperlink w:anchor="_Toc235229676" w:history="1">
         <w:r>
           <w:rPr>
             <w:rStyle w:val="Hyperlink"/>
@@ -5561,7 +8418,7 @@
             <w:noProof/>
             <w:webHidden/>
           </w:rPr>
-          <w:instrText xml:space="preserve"> PAGEREF _Toc234405496 \h </w:instrText>
+          <w:instrText xml:space="preserve"> PAGEREF _Toc235229676 \h </w:instrText>
         </w:r>
         <w:r>
           <w:rPr>
@@ -5606,7 +8463,7 @@
           <w:lang w:eastAsia="en-ID"/>
         </w:rPr>
       </w:pPr>
-      <w:hyperlink w:anchor="_Toc234405497" w:history="1">
+      <w:hyperlink w:anchor="_Toc235229677" w:history="1">
         <w:r>
           <w:rPr>
             <w:rStyle w:val="Hyperlink"/>
@@ -5649,7 +8506,7 @@
             <w:noProof/>
             <w:webHidden/>
           </w:rPr>
-          <w:instrText xml:space="preserve"> PAGEREF _Toc234405497 \h </w:instrText>
+          <w:instrText xml:space="preserve"> PAGEREF _Toc235229677 \h </w:instrText>
         </w:r>
         <w:r>
           <w:rPr>
@@ -5694,7 +8551,7 @@
           <w:lang w:eastAsia="en-ID"/>
         </w:rPr>
       </w:pPr>
-      <w:hyperlink w:anchor="_Toc234405498" w:history="1">
+      <w:hyperlink w:anchor="_Toc235229678" w:history="1">
         <w:r>
           <w:rPr>
             <w:rStyle w:val="Hyperlink"/>
@@ -5739,7 +8596,7 @@
             <w:noProof/>
             <w:webHidden/>
           </w:rPr>
-          <w:instrText xml:space="preserve"> PAGEREF _Toc234405498 \h </w:instrText>
+          <w:instrText xml:space="preserve"> PAGEREF _Toc235229678 \h </w:instrText>
         </w:r>
         <w:r>
           <w:rPr>
@@ -5784,7 +8641,7 @@
           <w:lang w:eastAsia="en-ID"/>
         </w:rPr>
       </w:pPr>
-      <w:hyperlink w:anchor="_Toc234405499" w:history="1">
+      <w:hyperlink w:anchor="_Toc235229679" w:history="1">
         <w:r>
           <w:rPr>
             <w:rStyle w:val="Hyperlink"/>
@@ -5829,7 +8686,7 @@
             <w:noProof/>
             <w:webHidden/>
           </w:rPr>
-          <w:instrText xml:space="preserve"> PAGEREF _Toc234405499 \h </w:instrText>
+          <w:instrText xml:space="preserve"> PAGEREF _Toc235229679 \h </w:instrText>
         </w:r>
         <w:r>
           <w:rPr>
@@ -5874,7 +8731,7 @@
           <w:lang w:eastAsia="en-ID"/>
         </w:rPr>
       </w:pPr>
-      <w:hyperlink w:anchor="_Toc234405500" w:history="1">
+      <w:hyperlink w:anchor="_Toc235229680" w:history="1">
         <w:r>
           <w:rPr>
             <w:rStyle w:val="Hyperlink"/>
@@ -5919,7 +8776,7 @@
             <w:noProof/>
             <w:webHidden/>
           </w:rPr>
-          <w:instrText xml:space="preserve"> PAGEREF _Toc234405500 \h </w:instrText>
+          <w:instrText xml:space="preserve"> PAGEREF _Toc235229680 \h </w:instrText>
         </w:r>
         <w:r>
           <w:rPr>
@@ -5964,7 +8821,7 @@
           <w:lang w:eastAsia="en-ID"/>
         </w:rPr>
       </w:pPr>
-      <w:hyperlink w:anchor="_Toc234405501" w:history="1">
+      <w:hyperlink w:anchor="_Toc235229681" w:history="1">
         <w:r>
           <w:rPr>
             <w:rStyle w:val="Hyperlink"/>
@@ -6009,7 +8866,7 @@
             <w:noProof/>
             <w:webHidden/>
           </w:rPr>
-          <w:instrText xml:space="preserve"> PAGEREF _Toc234405501 \h </w:instrText>
+          <w:instrText xml:space="preserve"> PAGEREF _Toc235229681 \h </w:instrText>
         </w:r>
         <w:r>
           <w:rPr>
@@ -6054,7 +8911,7 @@
           <w:lang w:eastAsia="en-ID"/>
         </w:rPr>
       </w:pPr>
-      <w:hyperlink w:anchor="_Toc234405502" w:history="1">
+      <w:hyperlink w:anchor="_Toc235229682" w:history="1">
         <w:r>
           <w:rPr>
             <w:rStyle w:val="Hyperlink"/>
@@ -6099,7 +8956,7 @@
             <w:noProof/>
             <w:webHidden/>
           </w:rPr>
-          <w:instrText xml:space="preserve"> PAGEREF _Toc234405502 \h </w:instrText>
+          <w:instrText xml:space="preserve"> PAGEREF _Toc235229682 \h </w:instrText>
         </w:r>
         <w:r>
           <w:rPr>
@@ -6143,7 +9000,7 @@
           <w:lang w:eastAsia="en-ID"/>
         </w:rPr>
       </w:pPr>
-      <w:hyperlink w:anchor="_Toc234405503" w:history="1">
+      <w:hyperlink w:anchor="_Toc235229683" w:history="1">
         <w:r>
           <w:rPr>
             <w:rStyle w:val="Hyperlink"/>
@@ -6171,7 +9028,7 @@
             <w:noProof/>
             <w:webHidden/>
           </w:rPr>
-          <w:instrText xml:space="preserve"> PAGEREF _Toc234405503 \h </w:instrText>
+          <w:instrText xml:space="preserve"> PAGEREF _Toc235229683 \h </w:instrText>
         </w:r>
         <w:r>
           <w:rPr>
@@ -6216,7 +9073,7 @@
           <w:lang w:eastAsia="en-ID"/>
         </w:rPr>
       </w:pPr>
-      <w:hyperlink w:anchor="_Toc234405505" w:history="1">
+      <w:hyperlink w:anchor="_Toc235229685" w:history="1">
         <w:r>
           <w:rPr>
             <w:rStyle w:val="Hyperlink"/>
@@ -6261,7 +9118,7 @@
             <w:noProof/>
             <w:webHidden/>
           </w:rPr>
-          <w:instrText xml:space="preserve"> PAGEREF _Toc234405505 \h </w:instrText>
+          <w:instrText xml:space="preserve"> PAGEREF _Toc235229685 \h </w:instrText>
         </w:r>
         <w:r>
           <w:rPr>
@@ -6306,7 +9163,7 @@
           <w:lang w:eastAsia="en-ID"/>
         </w:rPr>
       </w:pPr>
-      <w:hyperlink w:anchor="_Toc234405506" w:history="1">
+      <w:hyperlink w:anchor="_Toc235229686" w:history="1">
         <w:r>
           <w:rPr>
             <w:rStyle w:val="Hyperlink"/>
@@ -6351,7 +9208,7 @@
             <w:noProof/>
             <w:webHidden/>
           </w:rPr>
-          <w:instrText xml:space="preserve"> PAGEREF _Toc234405506 \h </w:instrText>
+          <w:instrText xml:space="preserve"> PAGEREF _Toc235229686 \h </w:instrText>
         </w:r>
         <w:r>
           <w:rPr>
@@ -6396,7 +9253,7 @@
           <w:lang w:eastAsia="en-ID"/>
         </w:rPr>
       </w:pPr>
-      <w:hyperlink w:anchor="_Toc234405507" w:history="1">
+      <w:hyperlink w:anchor="_Toc235229687" w:history="1">
         <w:r>
           <w:rPr>
             <w:rStyle w:val="Hyperlink"/>
@@ -6441,7 +9298,7 @@
             <w:noProof/>
             <w:webHidden/>
           </w:rPr>
-          <w:instrText xml:space="preserve"> PAGEREF _Toc234405507 \h </w:instrText>
+          <w:instrText xml:space="preserve"> PAGEREF _Toc235229687 \h </w:instrText>
         </w:r>
         <w:r>
           <w:rPr>
@@ -6485,7 +9342,7 @@
           <w:lang w:eastAsia="en-ID"/>
         </w:rPr>
       </w:pPr>
-      <w:hyperlink w:anchor="_Toc234405508" w:history="1">
+      <w:hyperlink w:anchor="_Toc235229688" w:history="1">
         <w:r>
           <w:rPr>
             <w:rStyle w:val="Hyperlink"/>
@@ -6512,7 +9369,7 @@
             <w:noProof/>
             <w:webHidden/>
           </w:rPr>
-          <w:instrText xml:space="preserve"> PAGEREF _Toc234405508 \h </w:instrText>
+          <w:instrText xml:space="preserve"> PAGEREF _Toc235229688 \h </w:instrText>
         </w:r>
         <w:r>
           <w:rPr>
@@ -6545,36 +9402,107 @@
     </w:p>
     <w:p>
       <w:pPr>
-        <w:rPr>
-          <w:lang w:val="sv-SE"/>
-        </w:rPr>
-      </w:pPr>
-      <w:r>
-        <w:rPr>
-          <w:lang w:val="sv-SE"/>
-        </w:rPr>
-        <w:fldChar w:fldCharType="end"/>
-      </w:r>
-      <w:r>
-        <w:rPr>
-          <w:lang w:val="sv-SE"/>
-        </w:rPr>
-        <w:br w:type="page"/>
-      </w:r>
+        <w:pStyle w:val="TOC1"/>
+        <w:tabs>
+          <w:tab w:val="right" w:leader="dot" w:pos="7927"/>
+        </w:tabs>
+        <w:rPr>
+          <w:rFonts w:asciiTheme="minorHAnsi" w:eastAsiaTheme="minorEastAsia" w:hAnsiTheme="minorHAnsi"/>
+          <w:noProof/>
+          <w:szCs w:val="24"/>
+          <w:lang w:eastAsia="en-ID"/>
+        </w:rPr>
+      </w:pPr>
+      <w:hyperlink w:anchor="_Toc235229689" w:history="1">
+        <w:r>
+          <w:rPr>
+            <w:rStyle w:val="Hyperlink"/>
+            <w:noProof/>
+          </w:rPr>
+          <w:t>LEMBAR PENGESAHAN TUGAS AKHIR</w:t>
+        </w:r>
+        <w:r>
+          <w:rPr>
+            <w:noProof/>
+            <w:webHidden/>
+          </w:rPr>
+          <w:tab/>
+        </w:r>
+        <w:r>
+          <w:rPr>
+            <w:noProof/>
+            <w:webHidden/>
+          </w:rPr>
+          <w:fldChar w:fldCharType="begin"/>
+        </w:r>
+        <w:r>
+          <w:rPr>
+            <w:noProof/>
+            <w:webHidden/>
+          </w:rPr>
+          <w:instrText xml:space="preserve"> PAGEREF _Toc235229689 \h </w:instrText>
+        </w:r>
+        <w:r>
+          <w:rPr>
+            <w:noProof/>
+            <w:webHidden/>
+          </w:rPr>
+        </w:r>
+        <w:r>
+          <w:rPr>
+            <w:noProof/>
+            <w:webHidden/>
+          </w:rPr>
+          <w:fldChar w:fldCharType="separate"/>
+        </w:r>
+        <w:r>
+          <w:rPr>
+            <w:noProof/>
+            <w:webHidden/>
+          </w:rPr>
+          <w:t>1</w:t>
+        </w:r>
+        <w:r>
+          <w:rPr>
+            <w:noProof/>
+            <w:webHidden/>
+          </w:rPr>
+          <w:fldChar w:fldCharType="end"/>
+        </w:r>
+      </w:hyperlink>
     </w:p>
     <w:p>
       <w:pPr>
+        <w:rPr>
+          <w:lang w:val="sv-SE"/>
+        </w:rPr>
+      </w:pPr>
+      <w:r>
+        <w:rPr>
+          <w:lang w:val="sv-SE"/>
+        </w:rPr>
+        <w:fldChar w:fldCharType="end"/>
+      </w:r>
+      <w:r>
+        <w:rPr>
+          <w:lang w:val="sv-SE"/>
+        </w:rPr>
+        <w:br w:type="page"/>
+      </w:r>
+    </w:p>
+    <w:p>
+      <w:pPr>
         <w:pStyle w:val="Heading1"/>
         <w:jc w:val="center"/>
       </w:pPr>
-      <w:bookmarkStart w:id="4" w:name="_Toc234405445"/>
+      <w:bookmarkStart w:id="10" w:name="_Toc235229625"/>
       <w:r>
         <w:t>D</w:t>
       </w:r>
       <w:r>
         <w:t>AFTAR TABEL</w:t>
       </w:r>
-      <w:bookmarkEnd w:id="4"/>
+      <w:bookmarkEnd w:id="10"/>
     </w:p>
     <w:p>
       <w:pPr>
@@ -6586,65 +9514,75 @@
           <w:noProof/>
         </w:rPr>
       </w:pPr>
-      <w:fldSimple w:instr=" TOC \h \z \c &quot;Tabel 2.&quot; ">
-        <w:hyperlink w:anchor="_Toc234386164" w:history="1">
-          <w:r>
-            <w:rPr>
-              <w:rStyle w:val="Hyperlink"/>
-              <w:noProof/>
-            </w:rPr>
-            <w:t>Tabel 2. 1 Penelitian Terkait</w:t>
-          </w:r>
-          <w:r>
-            <w:rPr>
-              <w:noProof/>
-              <w:webHidden/>
-            </w:rPr>
-            <w:tab/>
-          </w:r>
-          <w:r>
-            <w:rPr>
-              <w:noProof/>
-              <w:webHidden/>
-            </w:rPr>
-            <w:fldChar w:fldCharType="begin"/>
-          </w:r>
-          <w:r>
-            <w:rPr>
-              <w:noProof/>
-              <w:webHidden/>
-            </w:rPr>
-            <w:instrText xml:space="preserve"> PAGEREF _Toc234386164 \h </w:instrText>
-          </w:r>
-          <w:r>
-            <w:rPr>
-              <w:noProof/>
-              <w:webHidden/>
-            </w:rPr>
-          </w:r>
-          <w:r>
-            <w:rPr>
-              <w:noProof/>
-              <w:webHidden/>
-            </w:rPr>
-            <w:fldChar w:fldCharType="separate"/>
-          </w:r>
-          <w:r>
-            <w:rPr>
-              <w:noProof/>
-              <w:webHidden/>
-            </w:rPr>
-            <w:t>10</w:t>
-          </w:r>
-          <w:r>
-            <w:rPr>
-              <w:noProof/>
-              <w:webHidden/>
-            </w:rPr>
-            <w:fldChar w:fldCharType="end"/>
-          </w:r>
-        </w:hyperlink>
-      </w:fldSimple>
+      <w:r>
+        <w:fldChar w:fldCharType="begin"/>
+      </w:r>
+      <w:r>
+        <w:instrText xml:space="preserve"> TOC \h \z \c "Tabel 2." </w:instrText>
+      </w:r>
+      <w:r>
+        <w:fldChar w:fldCharType="separate"/>
+      </w:r>
+      <w:hyperlink w:anchor="_Toc234386164" w:history="1">
+        <w:r>
+          <w:rPr>
+            <w:rStyle w:val="Hyperlink"/>
+            <w:noProof/>
+          </w:rPr>
+          <w:t>Tabel 2. 1 Penelitian Terkait</w:t>
+        </w:r>
+        <w:r>
+          <w:rPr>
+            <w:noProof/>
+            <w:webHidden/>
+          </w:rPr>
+          <w:tab/>
+        </w:r>
+        <w:r>
+          <w:rPr>
+            <w:noProof/>
+            <w:webHidden/>
+          </w:rPr>
+          <w:fldChar w:fldCharType="begin"/>
+        </w:r>
+        <w:r>
+          <w:rPr>
+            <w:noProof/>
+            <w:webHidden/>
+          </w:rPr>
+          <w:instrText xml:space="preserve"> PAGEREF _Toc234386164 \h </w:instrText>
+        </w:r>
+        <w:r>
+          <w:rPr>
+            <w:noProof/>
+            <w:webHidden/>
+          </w:rPr>
+        </w:r>
+        <w:r>
+          <w:rPr>
+            <w:noProof/>
+            <w:webHidden/>
+          </w:rPr>
+          <w:fldChar w:fldCharType="separate"/>
+        </w:r>
+        <w:r>
+          <w:rPr>
+            <w:noProof/>
+            <w:webHidden/>
+          </w:rPr>
+          <w:t>10</w:t>
+        </w:r>
+        <w:r>
+          <w:rPr>
+            <w:noProof/>
+            <w:webHidden/>
+          </w:rPr>
+          <w:fldChar w:fldCharType="end"/>
+        </w:r>
+      </w:hyperlink>
+      <w:r>
+        <w:fldChar w:fldCharType="end"/>
+      </w:r>
       <w:r>
         <w:fldChar w:fldCharType="begin"/>
       </w:r>
@@ -7699,14 +10637,14 @@
       <w:r>
         <w:br w:type="column"/>
       </w:r>
-      <w:bookmarkStart w:id="5" w:name="_Toc234405446"/>
+      <w:bookmarkStart w:id="11" w:name="_Toc235229626"/>
       <w:r>
         <w:t>D</w:t>
       </w:r>
       <w:r>
         <w:t>AFTAR GAMBAR</w:t>
       </w:r>
-      <w:bookmarkEnd w:id="5"/>
+      <w:bookmarkEnd w:id="11"/>
       <w:r>
         <w:fldChar w:fldCharType="begin"/>
       </w:r>
@@ -9212,7 +12150,7 @@
           <w:lang w:val="sv-SE"/>
         </w:rPr>
       </w:pPr>
-      <w:bookmarkStart w:id="6" w:name="_Toc234405447"/>
+      <w:bookmarkStart w:id="12" w:name="_Toc235229627"/>
       <w:r>
         <w:rPr>
           <w:lang w:val="sv-SE"/>
@@ -9231,7 +12169,7 @@
         </w:rPr>
         <w:t>PENDAHULUAN</w:t>
       </w:r>
-      <w:bookmarkEnd w:id="6"/>
+      <w:bookmarkEnd w:id="12"/>
     </w:p>
     <w:p>
       <w:pPr>
@@ -9240,14 +12178,14 @@
           <w:lang w:val="sv-SE"/>
         </w:rPr>
       </w:pPr>
-      <w:bookmarkStart w:id="7" w:name="_Toc234405448"/>
+      <w:bookmarkStart w:id="13" w:name="_Toc235229628"/>
       <w:r>
         <w:rPr>
           <w:lang w:val="sv-SE"/>
         </w:rPr>
         <w:t>Latar Belakang</w:t>
       </w:r>
-      <w:bookmarkEnd w:id="7"/>
+      <w:bookmarkEnd w:id="13"/>
     </w:p>
     <w:p>
       <w:pPr>
@@ -9474,14 +12412,14 @@
           <w:lang w:val="sv-SE"/>
         </w:rPr>
       </w:pPr>
-      <w:bookmarkStart w:id="8" w:name="_Toc234405449"/>
+      <w:bookmarkStart w:id="14" w:name="_Toc235229629"/>
       <w:r>
         <w:rPr>
           <w:lang w:val="sv-SE"/>
         </w:rPr>
         <w:t>Rumusan Masalah</w:t>
       </w:r>
-      <w:bookmarkEnd w:id="8"/>
+      <w:bookmarkEnd w:id="14"/>
     </w:p>
     <w:p>
       <w:pPr>
@@ -9592,14 +12530,14 @@
           <w:lang w:val="sv-SE"/>
         </w:rPr>
       </w:pPr>
-      <w:bookmarkStart w:id="9" w:name="_Toc234405450"/>
+      <w:bookmarkStart w:id="15" w:name="_Toc235229630"/>
       <w:r>
         <w:rPr>
           <w:lang w:val="sv-SE"/>
         </w:rPr>
         <w:t>Tujuan Penelitian</w:t>
       </w:r>
-      <w:bookmarkEnd w:id="9"/>
+      <w:bookmarkEnd w:id="15"/>
     </w:p>
     <w:p>
       <w:pPr>
@@ -9724,14 +12662,14 @@
           <w:lang w:val="sv-SE"/>
         </w:rPr>
       </w:pPr>
-      <w:bookmarkStart w:id="10" w:name="_Toc234405451"/>
+      <w:bookmarkStart w:id="16" w:name="_Toc235229631"/>
       <w:r>
         <w:rPr>
           <w:lang w:val="sv-SE"/>
         </w:rPr>
         <w:t>Batasan Masalah</w:t>
       </w:r>
-      <w:bookmarkEnd w:id="10"/>
+      <w:bookmarkEnd w:id="16"/>
     </w:p>
     <w:p>
       <w:pPr>
@@ -9876,14 +12814,14 @@
           <w:lang w:val="sv-SE"/>
         </w:rPr>
       </w:pPr>
-      <w:bookmarkStart w:id="11" w:name="_Toc234405452"/>
+      <w:bookmarkStart w:id="17" w:name="_Toc235229632"/>
       <w:r>
         <w:rPr>
           <w:lang w:val="sv-SE"/>
         </w:rPr>
         <w:t>Manfaat Penelitian</w:t>
       </w:r>
-      <w:bookmarkEnd w:id="11"/>
+      <w:bookmarkEnd w:id="17"/>
     </w:p>
     <w:p>
       <w:pPr>
@@ -9963,7 +12901,7 @@
           <w:lang w:val="sv-SE"/>
         </w:rPr>
       </w:pPr>
-      <w:bookmarkStart w:id="12" w:name="_Toc234405453"/>
+      <w:bookmarkStart w:id="18" w:name="_Toc235229633"/>
       <w:r>
         <w:rPr>
           <w:lang w:val="sv-SE"/>
@@ -9983,9 +12921,9 @@
         <w:br/>
         <w:t>TINJAUAN PUSTAKA</w:t>
       </w:r>
-      <w:bookmarkStart w:id="13" w:name="_Toc201822279"/>
-      <w:bookmarkEnd w:id="12"/>
-      <w:bookmarkEnd w:id="13"/>
+      <w:bookmarkStart w:id="19" w:name="_Toc201822279"/>
+      <w:bookmarkEnd w:id="18"/>
+      <w:bookmarkEnd w:id="19"/>
     </w:p>
     <w:p>
       <w:pPr>
@@ -10007,32 +12945,27 @@
           <w:lang w:val="sv-SE"/>
         </w:rPr>
       </w:pPr>
-      <w:bookmarkStart w:id="14" w:name="_Toc229572510"/>
-      <w:bookmarkStart w:id="15" w:name="_Toc230331045"/>
-      <w:bookmarkStart w:id="16" w:name="_Toc230331075"/>
-      <w:bookmarkStart w:id="17" w:name="_Toc230331105"/>
-      <w:bookmarkStart w:id="18" w:name="_Toc230331323"/>
-      <w:bookmarkStart w:id="19" w:name="_Toc231475656"/>
-      <w:bookmarkStart w:id="20" w:name="_Toc231475698"/>
-      <w:bookmarkStart w:id="21" w:name="_Toc231800769"/>
-      <w:bookmarkStart w:id="22" w:name="_Toc231900979"/>
-      <w:bookmarkStart w:id="23" w:name="_Toc231901038"/>
-      <w:bookmarkStart w:id="24" w:name="_Toc231901463"/>
-      <w:bookmarkStart w:id="25" w:name="_Toc232411721"/>
-      <w:bookmarkStart w:id="26" w:name="_Toc232411783"/>
-      <w:bookmarkStart w:id="27" w:name="_Toc233618285"/>
-      <w:bookmarkStart w:id="28" w:name="_Toc233721940"/>
-      <w:bookmarkStart w:id="29" w:name="_Toc234386030"/>
-      <w:bookmarkStart w:id="30" w:name="_Toc234386095"/>
-      <w:bookmarkStart w:id="31" w:name="_Toc234400341"/>
-      <w:bookmarkStart w:id="32" w:name="_Toc234402595"/>
-      <w:bookmarkStart w:id="33" w:name="_Toc234405454"/>
-      <w:bookmarkEnd w:id="14"/>
-      <w:bookmarkEnd w:id="15"/>
-      <w:bookmarkEnd w:id="16"/>
-      <w:bookmarkEnd w:id="17"/>
-      <w:bookmarkEnd w:id="18"/>
-      <w:bookmarkEnd w:id="19"/>
+      <w:bookmarkStart w:id="20" w:name="_Toc229572510"/>
+      <w:bookmarkStart w:id="21" w:name="_Toc230331045"/>
+      <w:bookmarkStart w:id="22" w:name="_Toc230331075"/>
+      <w:bookmarkStart w:id="23" w:name="_Toc230331105"/>
+      <w:bookmarkStart w:id="24" w:name="_Toc230331323"/>
+      <w:bookmarkStart w:id="25" w:name="_Toc231475656"/>
+      <w:bookmarkStart w:id="26" w:name="_Toc231475698"/>
+      <w:bookmarkStart w:id="27" w:name="_Toc231800769"/>
+      <w:bookmarkStart w:id="28" w:name="_Toc231900979"/>
+      <w:bookmarkStart w:id="29" w:name="_Toc231901038"/>
+      <w:bookmarkStart w:id="30" w:name="_Toc231901463"/>
+      <w:bookmarkStart w:id="31" w:name="_Toc232411721"/>
+      <w:bookmarkStart w:id="32" w:name="_Toc232411783"/>
+      <w:bookmarkStart w:id="33" w:name="_Toc233618285"/>
+      <w:bookmarkStart w:id="34" w:name="_Toc233721940"/>
+      <w:bookmarkStart w:id="35" w:name="_Toc234386030"/>
+      <w:bookmarkStart w:id="36" w:name="_Toc234386095"/>
+      <w:bookmarkStart w:id="37" w:name="_Toc234400341"/>
+      <w:bookmarkStart w:id="38" w:name="_Toc234402595"/>
+      <w:bookmarkStart w:id="39" w:name="_Toc234405454"/>
+      <w:bookmarkStart w:id="40" w:name="_Toc235229634"/>
       <w:bookmarkEnd w:id="20"/>
       <w:bookmarkEnd w:id="21"/>
       <w:bookmarkEnd w:id="22"/>
@@ -10047,6 +12980,13 @@
       <w:bookmarkEnd w:id="31"/>
       <w:bookmarkEnd w:id="32"/>
       <w:bookmarkEnd w:id="33"/>
+      <w:bookmarkEnd w:id="34"/>
+      <w:bookmarkEnd w:id="35"/>
+      <w:bookmarkEnd w:id="36"/>
+      <w:bookmarkEnd w:id="37"/>
+      <w:bookmarkEnd w:id="38"/>
+      <w:bookmarkEnd w:id="39"/>
+      <w:bookmarkEnd w:id="40"/>
     </w:p>
     <w:p>
       <w:pPr>
@@ -10055,14 +12995,14 @@
           <w:lang w:val="sv-SE"/>
         </w:rPr>
       </w:pPr>
-      <w:bookmarkStart w:id="34" w:name="_Toc234405455"/>
+      <w:bookmarkStart w:id="41" w:name="_Toc235229635"/>
       <w:r>
         <w:rPr>
           <w:lang w:val="sv-SE"/>
         </w:rPr>
         <w:t>Landasan Teori</w:t>
       </w:r>
-      <w:bookmarkEnd w:id="34"/>
+      <w:bookmarkEnd w:id="41"/>
     </w:p>
     <w:p>
       <w:pPr>
@@ -10071,7 +13011,7 @@
           <w:lang w:val="sv-SE"/>
         </w:rPr>
       </w:pPr>
-      <w:bookmarkStart w:id="35" w:name="_Toc234405456"/>
+      <w:bookmarkStart w:id="42" w:name="_Toc235229636"/>
       <w:r>
         <w:rPr>
           <w:i/>
@@ -10079,7 +13019,7 @@
         </w:rPr>
         <w:t>Business Intelligence</w:t>
       </w:r>
-      <w:bookmarkEnd w:id="35"/>
+      <w:bookmarkEnd w:id="42"/>
     </w:p>
     <w:p>
       <w:pPr>
@@ -10256,14 +13196,14 @@
           <w:lang w:val="sv-SE"/>
         </w:rPr>
       </w:pPr>
-      <w:bookmarkStart w:id="36" w:name="_Toc234405457"/>
+      <w:bookmarkStart w:id="43" w:name="_Toc235229637"/>
       <w:r>
         <w:rPr>
           <w:lang w:val="sv-SE"/>
         </w:rPr>
         <w:t>Data Agregat Institusi Pendidikan Tinggi</w:t>
       </w:r>
-      <w:bookmarkEnd w:id="36"/>
+      <w:bookmarkEnd w:id="43"/>
     </w:p>
     <w:p>
       <w:pPr>
@@ -10358,11 +13298,11 @@
       <w:pPr>
         <w:pStyle w:val="Heading3"/>
       </w:pPr>
-      <w:bookmarkStart w:id="37" w:name="_Toc234405458"/>
+      <w:bookmarkStart w:id="44" w:name="_Toc235229638"/>
       <w:r>
         <w:t>Pengambilan Keputusan Berbasis Data</w:t>
       </w:r>
-      <w:bookmarkEnd w:id="37"/>
+      <w:bookmarkEnd w:id="44"/>
     </w:p>
     <w:p>
       <w:pPr>
@@ -10571,7 +13511,7 @@
           <w:lang w:val="sv-SE"/>
         </w:rPr>
       </w:pPr>
-      <w:bookmarkStart w:id="38" w:name="_Toc234402664"/>
+      <w:bookmarkStart w:id="45" w:name="_Toc234402664"/>
       <w:r>
         <w:rPr>
           <w:lang w:val="sv-SE"/>
@@ -10633,7 +13573,7 @@
         </w:rPr>
         <w:t>Decision Support System</w:t>
       </w:r>
-      <w:bookmarkEnd w:id="38"/>
+      <w:bookmarkEnd w:id="45"/>
     </w:p>
     <w:p>
       <w:pPr>
@@ -10760,7 +13700,7 @@
           <w:lang w:eastAsia="en-ID"/>
         </w:rPr>
       </w:pPr>
-      <w:bookmarkStart w:id="39" w:name="_Toc234405459"/>
+      <w:bookmarkStart w:id="46" w:name="_Toc235229639"/>
       <w:r>
         <w:rPr>
           <w:rFonts w:eastAsia="Times New Roman"/>
@@ -10784,7 +13724,7 @@
         </w:rPr>
         <w:t>(DSS)</w:t>
       </w:r>
-      <w:bookmarkEnd w:id="39"/>
+      <w:bookmarkEnd w:id="46"/>
     </w:p>
     <w:p>
       <w:pPr>
@@ -10987,11 +13927,11 @@
       <w:pPr>
         <w:pStyle w:val="Heading2"/>
       </w:pPr>
-      <w:bookmarkStart w:id="40" w:name="_Toc234405460"/>
+      <w:bookmarkStart w:id="47" w:name="_Toc235229640"/>
       <w:r>
         <w:t>Penelitian Terkait</w:t>
       </w:r>
-      <w:bookmarkEnd w:id="40"/>
+      <w:bookmarkEnd w:id="47"/>
     </w:p>
     <w:p>
       <w:pPr>
@@ -11026,24 +13966,37 @@
         <w:pStyle w:val="Gambar"/>
         <w:jc w:val="both"/>
       </w:pPr>
-      <w:bookmarkStart w:id="41" w:name="_Toc222392137"/>
-      <w:bookmarkStart w:id="42" w:name="_Toc234386164"/>
+      <w:bookmarkStart w:id="48" w:name="_Toc222392137"/>
+      <w:bookmarkStart w:id="49" w:name="_Toc234386164"/>
       <w:r>
         <w:t xml:space="preserve">Tabel 2. </w:t>
       </w:r>
-      <w:fldSimple w:instr=" SEQ Tabel_2. \* ARABIC ">
-        <w:r>
-          <w:rPr>
-            <w:noProof/>
-          </w:rPr>
-          <w:t>1</w:t>
-        </w:r>
-      </w:fldSimple>
+      <w:r>
+        <w:fldChar w:fldCharType="begin"/>
+      </w:r>
+      <w:r>
+        <w:instrText xml:space="preserve"> SEQ Tabel_2. \* ARABIC </w:instrText>
+      </w:r>
+      <w:r>
+        <w:fldChar w:fldCharType="separate"/>
+      </w:r>
+      <w:r>
+        <w:rPr>
+          <w:noProof/>
+        </w:rPr>
+        <w:t>1</w:t>
+      </w:r>
+      <w:r>
+        <w:rPr>
+          <w:noProof/>
+        </w:rPr>
+        <w:fldChar w:fldCharType="end"/>
+      </w:r>
       <w:r>
         <w:t xml:space="preserve"> Penelitian Terkait</w:t>
       </w:r>
-      <w:bookmarkEnd w:id="41"/>
-      <w:bookmarkEnd w:id="42"/>
+      <w:bookmarkEnd w:id="48"/>
+      <w:bookmarkEnd w:id="49"/>
     </w:p>
     <w:tbl>
       <w:tblPr>
@@ -14932,7 +17885,7 @@
                 <w:szCs w:val="22"/>
                 <w:lang w:val="sv-SE"/>
               </w:rPr>
-              <w:t xml:space="preserve">Keberhasilan tata kelola berbasis data membutuhkan 4 komponen utama: tata kelola data, kapabilitas analitik, pelibatan </w:t>
+              <w:t xml:space="preserve">Kean tata kelola berbasis data membutuhkan 4 komponen utama: tata kelola data, kapabilitas analitik, pelibatan </w:t>
             </w:r>
             <w:r>
               <w:rPr>
@@ -21085,7 +24038,7 @@
           <w:lang w:val="sv-SE"/>
         </w:rPr>
       </w:pPr>
-      <w:bookmarkStart w:id="43" w:name="_Toc234405461"/>
+      <w:bookmarkStart w:id="50" w:name="_Toc235229641"/>
       <w:r>
         <w:rPr>
           <w:lang w:val="sv-SE"/>
@@ -21116,7 +24069,7 @@
         </w:rPr>
         <w:t>IAN</w:t>
       </w:r>
-      <w:bookmarkEnd w:id="43"/>
+      <w:bookmarkEnd w:id="50"/>
     </w:p>
     <w:p>
       <w:pPr>
@@ -21137,33 +24090,27 @@
           <w:szCs w:val="32"/>
         </w:rPr>
       </w:pPr>
-      <w:bookmarkStart w:id="44" w:name="_Toc229572518"/>
-      <w:bookmarkStart w:id="45" w:name="_Toc230331053"/>
-      <w:bookmarkStart w:id="46" w:name="_Toc230331083"/>
-      <w:bookmarkStart w:id="47" w:name="_Toc230331113"/>
-      <w:bookmarkStart w:id="48" w:name="_Toc230331331"/>
-      <w:bookmarkStart w:id="49" w:name="_Toc231475664"/>
-      <w:bookmarkStart w:id="50" w:name="_Toc231475706"/>
-      <w:bookmarkStart w:id="51" w:name="_Toc231800777"/>
-      <w:bookmarkStart w:id="52" w:name="_Toc231900987"/>
-      <w:bookmarkStart w:id="53" w:name="_Toc231901046"/>
-      <w:bookmarkStart w:id="54" w:name="_Toc231901471"/>
-      <w:bookmarkStart w:id="55" w:name="_Toc232411729"/>
-      <w:bookmarkStart w:id="56" w:name="_Toc232411791"/>
-      <w:bookmarkStart w:id="57" w:name="_Toc233618293"/>
-      <w:bookmarkStart w:id="58" w:name="_Toc233721948"/>
-      <w:bookmarkStart w:id="59" w:name="_Toc234386038"/>
-      <w:bookmarkStart w:id="60" w:name="_Toc234386103"/>
-      <w:bookmarkStart w:id="61" w:name="_Toc234400349"/>
-      <w:bookmarkStart w:id="62" w:name="_Toc234402603"/>
-      <w:bookmarkStart w:id="63" w:name="_Toc234405462"/>
-      <w:bookmarkEnd w:id="44"/>
-      <w:bookmarkEnd w:id="45"/>
-      <w:bookmarkEnd w:id="46"/>
-      <w:bookmarkEnd w:id="47"/>
-      <w:bookmarkEnd w:id="48"/>
-      <w:bookmarkEnd w:id="49"/>
-      <w:bookmarkEnd w:id="50"/>
+      <w:bookmarkStart w:id="51" w:name="_Toc229572518"/>
+      <w:bookmarkStart w:id="52" w:name="_Toc230331053"/>
+      <w:bookmarkStart w:id="53" w:name="_Toc230331083"/>
+      <w:bookmarkStart w:id="54" w:name="_Toc230331113"/>
+      <w:bookmarkStart w:id="55" w:name="_Toc230331331"/>
+      <w:bookmarkStart w:id="56" w:name="_Toc231475664"/>
+      <w:bookmarkStart w:id="57" w:name="_Toc231475706"/>
+      <w:bookmarkStart w:id="58" w:name="_Toc231800777"/>
+      <w:bookmarkStart w:id="59" w:name="_Toc231900987"/>
+      <w:bookmarkStart w:id="60" w:name="_Toc231901046"/>
+      <w:bookmarkStart w:id="61" w:name="_Toc231901471"/>
+      <w:bookmarkStart w:id="62" w:name="_Toc232411729"/>
+      <w:bookmarkStart w:id="63" w:name="_Toc232411791"/>
+      <w:bookmarkStart w:id="64" w:name="_Toc233618293"/>
+      <w:bookmarkStart w:id="65" w:name="_Toc233721948"/>
+      <w:bookmarkStart w:id="66" w:name="_Toc234386038"/>
+      <w:bookmarkStart w:id="67" w:name="_Toc234386103"/>
+      <w:bookmarkStart w:id="68" w:name="_Toc234400349"/>
+      <w:bookmarkStart w:id="69" w:name="_Toc234402603"/>
+      <w:bookmarkStart w:id="70" w:name="_Toc234405462"/>
+      <w:bookmarkStart w:id="71" w:name="_Toc235229642"/>
       <w:bookmarkEnd w:id="51"/>
       <w:bookmarkEnd w:id="52"/>
       <w:bookmarkEnd w:id="53"/>
@@ -21177,6 +24124,14 @@
       <w:bookmarkEnd w:id="61"/>
       <w:bookmarkEnd w:id="62"/>
       <w:bookmarkEnd w:id="63"/>
+      <w:bookmarkEnd w:id="64"/>
+      <w:bookmarkEnd w:id="65"/>
+      <w:bookmarkEnd w:id="66"/>
+      <w:bookmarkEnd w:id="67"/>
+      <w:bookmarkEnd w:id="68"/>
+      <w:bookmarkEnd w:id="69"/>
+      <w:bookmarkEnd w:id="70"/>
+      <w:bookmarkEnd w:id="71"/>
     </w:p>
     <w:p>
       <w:pPr>
@@ -21549,18 +24504,31 @@
           <w:i/>
         </w:rPr>
       </w:pPr>
-      <w:bookmarkStart w:id="64" w:name="_Toc234402665"/>
+      <w:bookmarkStart w:id="72" w:name="_Toc234402665"/>
       <w:r>
         <w:t xml:space="preserve">Gambar 3. </w:t>
       </w:r>
-      <w:fldSimple w:instr=" SEQ Gambar_3. \* ARABIC ">
-        <w:r>
-          <w:rPr>
-            <w:noProof/>
-          </w:rPr>
-          <w:t>1</w:t>
-        </w:r>
-      </w:fldSimple>
+      <w:r>
+        <w:fldChar w:fldCharType="begin"/>
+      </w:r>
+      <w:r>
+        <w:instrText xml:space="preserve"> SEQ Gambar_3. \* ARABIC </w:instrText>
+      </w:r>
+      <w:r>
+        <w:fldChar w:fldCharType="separate"/>
+      </w:r>
+      <w:r>
+        <w:rPr>
+          <w:noProof/>
+        </w:rPr>
+        <w:t>1</w:t>
+      </w:r>
+      <w:r>
+        <w:rPr>
+          <w:noProof/>
+        </w:rPr>
+        <w:fldChar w:fldCharType="end"/>
+      </w:r>
       <w:r>
         <w:t xml:space="preserve"> </w:t>
       </w:r>
@@ -21579,7 +24547,7 @@
         </w:rPr>
         <w:t xml:space="preserve"> Roadmap</w:t>
       </w:r>
-      <w:bookmarkEnd w:id="64"/>
+      <w:bookmarkEnd w:id="72"/>
     </w:p>
     <w:p>
       <w:pPr>
@@ -21669,11 +24637,11 @@
       <w:pPr>
         <w:pStyle w:val="Heading2"/>
       </w:pPr>
-      <w:bookmarkStart w:id="65" w:name="_Toc234405463"/>
+      <w:bookmarkStart w:id="73" w:name="_Toc235229643"/>
       <w:r>
         <w:t>Justification</w:t>
       </w:r>
-      <w:bookmarkEnd w:id="65"/>
+      <w:bookmarkEnd w:id="73"/>
     </w:p>
     <w:p>
       <w:pPr>
@@ -21904,11 +24872,11 @@
       <w:pPr>
         <w:pStyle w:val="Heading2"/>
       </w:pPr>
-      <w:bookmarkStart w:id="66" w:name="_Toc234405464"/>
+      <w:bookmarkStart w:id="74" w:name="_Toc235229644"/>
       <w:r>
         <w:t>Planning</w:t>
       </w:r>
-      <w:bookmarkEnd w:id="66"/>
+      <w:bookmarkEnd w:id="74"/>
     </w:p>
     <w:p>
       <w:pPr>
@@ -21950,14 +24918,14 @@
           <w:lang w:val="sv-SE"/>
         </w:rPr>
       </w:pPr>
-      <w:bookmarkStart w:id="67" w:name="_Toc234405465"/>
+      <w:bookmarkStart w:id="75" w:name="_Toc235229645"/>
       <w:r>
         <w:rPr>
           <w:lang w:val="sv-SE"/>
         </w:rPr>
         <w:t>Sumber Data dan Teknik Pengumpulan</w:t>
       </w:r>
-      <w:bookmarkEnd w:id="67"/>
+      <w:bookmarkEnd w:id="75"/>
     </w:p>
     <w:p>
       <w:pPr>
@@ -22274,7 +25242,7 @@
           <w:lang w:val="sv-SE"/>
         </w:rPr>
       </w:pPr>
-      <w:bookmarkStart w:id="68" w:name="_Toc234402650"/>
+      <w:bookmarkStart w:id="76" w:name="_Toc234402650"/>
       <w:r>
         <w:rPr>
           <w:lang w:val="sv-SE"/>
@@ -22324,7 +25292,7 @@
         </w:rPr>
         <w:t>Kode Program Konfigurasi Selenium WebDriver</w:t>
       </w:r>
-      <w:bookmarkEnd w:id="68"/>
+      <w:bookmarkEnd w:id="76"/>
     </w:p>
     <w:tbl>
       <w:tblPr>
@@ -23049,14 +26017,14 @@
           <w:lang w:val="sv-SE"/>
         </w:rPr>
       </w:pPr>
-      <w:bookmarkStart w:id="69" w:name="_Toc234405466"/>
+      <w:bookmarkStart w:id="77" w:name="_Toc235229646"/>
       <w:r>
         <w:rPr>
           <w:lang w:val="sv-SE"/>
         </w:rPr>
         <w:t>Variabel dan Cakupan Data</w:t>
       </w:r>
-      <w:bookmarkEnd w:id="69"/>
+      <w:bookmarkEnd w:id="77"/>
     </w:p>
     <w:p>
       <w:pPr>
@@ -23112,7 +26080,7 @@
       <w:pPr>
         <w:pStyle w:val="Tabel"/>
       </w:pPr>
-      <w:bookmarkStart w:id="70" w:name="_Toc234402651"/>
+      <w:bookmarkStart w:id="78" w:name="_Toc234402651"/>
       <w:r>
         <w:t xml:space="preserve">Tabel 3. </w:t>
       </w:r>
@@ -23143,7 +26111,7 @@
       <w:r>
         <w:t>PDDikti</w:t>
       </w:r>
-      <w:bookmarkEnd w:id="70"/>
+      <w:bookmarkEnd w:id="78"/>
     </w:p>
     <w:tbl>
       <w:tblPr>
@@ -24234,7 +27202,7 @@
           <w:lang w:val="sv-SE"/>
         </w:rPr>
       </w:pPr>
-      <w:bookmarkStart w:id="71" w:name="_Toc234405467"/>
+      <w:bookmarkStart w:id="79" w:name="_Toc235229647"/>
       <w:r>
         <w:rPr>
           <w:lang w:val="sv-SE"/>
@@ -24248,7 +27216,7 @@
         </w:rPr>
         <w:t>Business Intelligence</w:t>
       </w:r>
-      <w:bookmarkEnd w:id="71"/>
+      <w:bookmarkEnd w:id="79"/>
     </w:p>
     <w:p>
       <w:pPr>
@@ -24360,7 +27328,7 @@
           <w:lang w:val="sv-SE"/>
         </w:rPr>
       </w:pPr>
-      <w:bookmarkStart w:id="72" w:name="_Toc234402666"/>
+      <w:bookmarkStart w:id="80" w:name="_Toc234402666"/>
       <w:r>
         <w:rPr>
           <w:lang w:val="sv-SE"/>
@@ -24408,7 +27376,7 @@
         </w:rPr>
         <w:t>Business Intelligence</w:t>
       </w:r>
-      <w:bookmarkEnd w:id="72"/>
+      <w:bookmarkEnd w:id="80"/>
     </w:p>
     <w:p>
       <w:pPr>
@@ -24531,7 +27499,7 @@
           <w:lang w:val="sv-SE"/>
         </w:rPr>
       </w:pPr>
-      <w:bookmarkStart w:id="73" w:name="_Toc234405468"/>
+      <w:bookmarkStart w:id="81" w:name="_Toc235229648"/>
       <w:r>
         <w:rPr>
           <w:i/>
@@ -24539,7 +27507,7 @@
         </w:rPr>
         <w:t>Business Analysis</w:t>
       </w:r>
-      <w:bookmarkEnd w:id="73"/>
+      <w:bookmarkEnd w:id="81"/>
     </w:p>
     <w:p>
       <w:pPr>
@@ -24615,11 +27583,11 @@
       <w:pPr>
         <w:pStyle w:val="Heading3"/>
       </w:pPr>
-      <w:bookmarkStart w:id="74" w:name="_Toc234405469"/>
+      <w:bookmarkStart w:id="82" w:name="_Toc235229649"/>
       <w:r>
         <w:t>Identifikasi Kebutuhan Informasi</w:t>
       </w:r>
-      <w:bookmarkEnd w:id="74"/>
+      <w:bookmarkEnd w:id="82"/>
     </w:p>
     <w:p>
       <w:pPr>
@@ -24828,14 +27796,14 @@
           <w:lang w:val="sv-SE"/>
         </w:rPr>
       </w:pPr>
-      <w:bookmarkStart w:id="75" w:name="_Toc234405470"/>
+      <w:bookmarkStart w:id="83" w:name="_Toc235229650"/>
       <w:r>
         <w:rPr>
           <w:lang w:val="sv-SE"/>
         </w:rPr>
         <w:t>Penetapan Metrik dan Formula Rasio</w:t>
       </w:r>
-      <w:bookmarkEnd w:id="75"/>
+      <w:bookmarkEnd w:id="83"/>
     </w:p>
     <w:p>
       <w:pPr>
@@ -25314,7 +28282,7 @@
           <w:lang w:val="sv-SE"/>
         </w:rPr>
       </w:pPr>
-      <w:bookmarkStart w:id="76" w:name="_Toc234405471"/>
+      <w:bookmarkStart w:id="84" w:name="_Toc235229651"/>
       <w:r>
         <w:rPr>
           <w:rFonts w:eastAsiaTheme="minorEastAsia"/>
@@ -25322,7 +28290,7 @@
         </w:rPr>
         <w:t>Standar Kepatuhan dan Batas Ambang DIKTI</w:t>
       </w:r>
-      <w:bookmarkEnd w:id="76"/>
+      <w:bookmarkEnd w:id="84"/>
     </w:p>
     <w:p>
       <w:pPr>
@@ -25393,7 +28361,7 @@
       <w:pPr>
         <w:pStyle w:val="Tabel"/>
       </w:pPr>
-      <w:bookmarkStart w:id="77" w:name="_Toc234402652"/>
+      <w:bookmarkStart w:id="85" w:name="_Toc234402652"/>
       <w:r>
         <w:t xml:space="preserve">Tabel 3. </w:t>
       </w:r>
@@ -25421,7 +28389,7 @@
       <w:r>
         <w:t>Contoh Perhitungan Rasio Dosen terhadap Mahasiswa (Ilustrasi)</w:t>
       </w:r>
-      <w:bookmarkEnd w:id="77"/>
+      <w:bookmarkEnd w:id="85"/>
     </w:p>
     <w:tbl>
       <w:tblPr>
@@ -26293,7 +29261,7 @@
           <w:lang w:val="sv-SE"/>
         </w:rPr>
       </w:pPr>
-      <w:bookmarkStart w:id="78" w:name="_Toc234405472"/>
+      <w:bookmarkStart w:id="86" w:name="_Toc235229652"/>
       <w:r>
         <w:rPr>
           <w:i/>
@@ -26301,7 +29269,7 @@
         </w:rPr>
         <w:t>Design</w:t>
       </w:r>
-      <w:bookmarkEnd w:id="78"/>
+      <w:bookmarkEnd w:id="86"/>
     </w:p>
     <w:p>
       <w:pPr>
@@ -26579,18 +29547,31 @@
           <w:iCs w:val="0"/>
         </w:rPr>
       </w:pPr>
-      <w:bookmarkStart w:id="79" w:name="_Toc234402667"/>
+      <w:bookmarkStart w:id="87" w:name="_Toc234402667"/>
       <w:r>
         <w:t xml:space="preserve">Gambar 3. </w:t>
       </w:r>
-      <w:fldSimple w:instr=" SEQ Gambar_3. \* ARABIC ">
-        <w:r>
-          <w:rPr>
-            <w:noProof/>
-          </w:rPr>
-          <w:t>3</w:t>
-        </w:r>
-      </w:fldSimple>
+      <w:r>
+        <w:fldChar w:fldCharType="begin"/>
+      </w:r>
+      <w:r>
+        <w:instrText xml:space="preserve"> SEQ Gambar_3. \* ARABIC </w:instrText>
+      </w:r>
+      <w:r>
+        <w:fldChar w:fldCharType="separate"/>
+      </w:r>
+      <w:r>
+        <w:rPr>
+          <w:noProof/>
+        </w:rPr>
+        <w:t>3</w:t>
+      </w:r>
+      <w:r>
+        <w:rPr>
+          <w:noProof/>
+        </w:rPr>
+        <w:fldChar w:fldCharType="end"/>
+      </w:r>
       <w:r>
         <w:t xml:space="preserve"> </w:t>
       </w:r>
@@ -26604,7 +29585,7 @@
         </w:rPr>
         <w:t>Star Schema Data Warehouse</w:t>
       </w:r>
-      <w:bookmarkEnd w:id="79"/>
+      <w:bookmarkEnd w:id="87"/>
     </w:p>
     <w:p>
       <w:pPr>
@@ -26666,14 +29647,14 @@
           <w:lang w:val="sv-SE"/>
         </w:rPr>
       </w:pPr>
-      <w:bookmarkStart w:id="80" w:name="_Toc234405473"/>
+      <w:bookmarkStart w:id="88" w:name="_Toc235229653"/>
       <w:r>
         <w:rPr>
           <w:lang w:val="sv-SE"/>
         </w:rPr>
         <w:t>Tabel Fakta: Fact_Kapasitas_Pendidikan</w:t>
       </w:r>
-      <w:bookmarkEnd w:id="80"/>
+      <w:bookmarkEnd w:id="88"/>
     </w:p>
     <w:p>
       <w:pPr>
@@ -26733,7 +29714,7 @@
       <w:pPr>
         <w:pStyle w:val="Tabel"/>
       </w:pPr>
-      <w:bookmarkStart w:id="81" w:name="_Toc234402653"/>
+      <w:bookmarkStart w:id="89" w:name="_Toc234402653"/>
       <w:r>
         <w:t xml:space="preserve">Tabel 3. </w:t>
       </w:r>
@@ -26761,7 +29742,7 @@
       <w:r>
         <w:t>Struktur Tabel Fact_Kapasitas_Pendidikan</w:t>
       </w:r>
-      <w:bookmarkEnd w:id="81"/>
+      <w:bookmarkEnd w:id="89"/>
     </w:p>
     <w:tbl>
       <w:tblPr>
@@ -28472,7 +31453,7 @@
           <w:lang w:val="sv-SE"/>
         </w:rPr>
       </w:pPr>
-      <w:bookmarkStart w:id="82" w:name="_Toc234405474"/>
+      <w:bookmarkStart w:id="90" w:name="_Toc235229654"/>
       <w:r>
         <w:rPr>
           <w:lang w:val="sv-SE"/>
@@ -28487,7 +31468,7 @@
         </w:rPr>
         <w:t>Extract</w:t>
       </w:r>
-      <w:bookmarkEnd w:id="82"/>
+      <w:bookmarkEnd w:id="90"/>
     </w:p>
     <w:p>
       <w:pPr>
@@ -29067,14 +32048,14 @@
           <w:lang w:val="sv-SE"/>
         </w:rPr>
       </w:pPr>
-      <w:bookmarkStart w:id="83" w:name="_Toc234405475"/>
+      <w:bookmarkStart w:id="91" w:name="_Toc235229655"/>
       <w:r>
         <w:rPr>
           <w:lang w:val="sv-SE"/>
         </w:rPr>
         <w:t>Tabel Dimensi</w:t>
       </w:r>
-      <w:bookmarkEnd w:id="83"/>
+      <w:bookmarkEnd w:id="91"/>
     </w:p>
     <w:p>
       <w:pPr>
@@ -29108,7 +32089,7 @@
       <w:pPr>
         <w:pStyle w:val="Tabel"/>
       </w:pPr>
-      <w:bookmarkStart w:id="84" w:name="_Toc234402654"/>
+      <w:bookmarkStart w:id="92" w:name="_Toc234402654"/>
       <w:r>
         <w:t xml:space="preserve">Tabel 3. </w:t>
       </w:r>
@@ -29139,7 +32120,7 @@
       <w:r>
         <w:t xml:space="preserve"> v</w:t>
       </w:r>
-      <w:bookmarkEnd w:id="84"/>
+      <w:bookmarkEnd w:id="92"/>
       <w:r>
         <w:t xml:space="preserve"> </w:t>
       </w:r>
@@ -29590,7 +32571,7 @@
       <w:pPr>
         <w:pStyle w:val="Tabel"/>
       </w:pPr>
-      <w:bookmarkStart w:id="85" w:name="_Toc234402655"/>
+      <w:bookmarkStart w:id="93" w:name="_Toc234402655"/>
       <w:r>
         <w:t xml:space="preserve">Tabel 3. </w:t>
       </w:r>
@@ -29615,7 +32596,7 @@
       <w:r>
         <w:t xml:space="preserve"> Struktur Tabel Dim_Prodi</w:t>
       </w:r>
-      <w:bookmarkEnd w:id="85"/>
+      <w:bookmarkEnd w:id="93"/>
     </w:p>
     <w:tbl>
       <w:tblPr>
@@ -30155,7 +33136,7 @@
       <w:pPr>
         <w:pStyle w:val="Tabel"/>
       </w:pPr>
-      <w:bookmarkStart w:id="86" w:name="_Toc234402656"/>
+      <w:bookmarkStart w:id="94" w:name="_Toc234402656"/>
       <w:r>
         <w:t xml:space="preserve">Tabel 3. </w:t>
       </w:r>
@@ -30186,7 +33167,7 @@
       <w:r>
         <w:t>truktur Tabel Dim_Universitas</w:t>
       </w:r>
-      <w:bookmarkEnd w:id="86"/>
+      <w:bookmarkEnd w:id="94"/>
     </w:p>
     <w:tbl>
       <w:tblPr>
@@ -30790,11 +33771,11 @@
       <w:pPr>
         <w:pStyle w:val="Heading2"/>
       </w:pPr>
-      <w:bookmarkStart w:id="87" w:name="_Toc234405476"/>
+      <w:bookmarkStart w:id="95" w:name="_Toc235229656"/>
       <w:r>
         <w:t>Construction</w:t>
       </w:r>
-      <w:bookmarkEnd w:id="87"/>
+      <w:bookmarkEnd w:id="95"/>
     </w:p>
     <w:p>
       <w:pPr>
@@ -31049,18 +34030,31 @@
       <w:pPr>
         <w:pStyle w:val="Gambar"/>
       </w:pPr>
-      <w:bookmarkStart w:id="88" w:name="_Toc234402668"/>
+      <w:bookmarkStart w:id="96" w:name="_Toc234402668"/>
       <w:r>
         <w:t xml:space="preserve">Gambar 3. </w:t>
       </w:r>
-      <w:fldSimple w:instr=" SEQ Gambar_3. \* ARABIC ">
-        <w:r>
-          <w:rPr>
-            <w:noProof/>
-          </w:rPr>
-          <w:t>5</w:t>
-        </w:r>
-      </w:fldSimple>
+      <w:r>
+        <w:fldChar w:fldCharType="begin"/>
+      </w:r>
+      <w:r>
+        <w:instrText xml:space="preserve"> SEQ Gambar_3. \* ARABIC </w:instrText>
+      </w:r>
+      <w:r>
+        <w:fldChar w:fldCharType="separate"/>
+      </w:r>
+      <w:r>
+        <w:rPr>
+          <w:noProof/>
+        </w:rPr>
+        <w:t>5</w:t>
+      </w:r>
+      <w:r>
+        <w:rPr>
+          <w:noProof/>
+        </w:rPr>
+        <w:fldChar w:fldCharType="end"/>
+      </w:r>
       <w:r>
         <w:t xml:space="preserve"> </w:t>
       </w:r>
@@ -31076,7 +34070,7 @@
       <w:r>
         <w:t> (ETL)</w:t>
       </w:r>
-      <w:bookmarkEnd w:id="88"/>
+      <w:bookmarkEnd w:id="96"/>
     </w:p>
     <w:p>
       <w:pPr>
@@ -31158,7 +34152,7 @@
           <w:lang w:val="sv-SE"/>
         </w:rPr>
       </w:pPr>
-      <w:bookmarkStart w:id="89" w:name="_Toc234405477"/>
+      <w:bookmarkStart w:id="97" w:name="_Toc235229657"/>
       <w:r>
         <w:rPr>
           <w:lang w:val="sv-SE"/>
@@ -31173,7 +34167,7 @@
         </w:rPr>
         <w:t>Transform</w:t>
       </w:r>
-      <w:bookmarkEnd w:id="89"/>
+      <w:bookmarkEnd w:id="97"/>
     </w:p>
     <w:p>
       <w:pPr>
@@ -31951,7 +34945,7 @@
           <w:lang w:val="sv-SE"/>
         </w:rPr>
       </w:pPr>
-      <w:bookmarkStart w:id="90" w:name="_Toc234405478"/>
+      <w:bookmarkStart w:id="98" w:name="_Toc235229658"/>
       <w:r>
         <w:rPr>
           <w:i/>
@@ -31960,7 +34954,7 @@
         </w:rPr>
         <w:t>Deployment</w:t>
       </w:r>
-      <w:bookmarkEnd w:id="90"/>
+      <w:bookmarkEnd w:id="98"/>
     </w:p>
     <w:p>
       <w:pPr>
@@ -32300,7 +35294,7 @@
           <w:lang w:val="sv-SE"/>
         </w:rPr>
       </w:pPr>
-      <w:bookmarkStart w:id="91" w:name="_Toc234405479"/>
+      <w:bookmarkStart w:id="99" w:name="_Toc235229659"/>
       <w:r>
         <w:rPr>
           <w:lang w:val="sv-SE"/>
@@ -32315,7 +35309,7 @@
         </w:rPr>
         <w:t>Load</w:t>
       </w:r>
-      <w:bookmarkEnd w:id="91"/>
+      <w:bookmarkEnd w:id="99"/>
     </w:p>
     <w:p>
       <w:pPr>
@@ -33147,7 +36141,7 @@
           <w:lang w:val="sv-SE"/>
         </w:rPr>
       </w:pPr>
-      <w:bookmarkStart w:id="92" w:name="_Toc234405480"/>
+      <w:bookmarkStart w:id="100" w:name="_Toc235229660"/>
       <w:r>
         <w:rPr>
           <w:lang w:val="sv-SE"/>
@@ -33166,7 +36160,7 @@
         </w:rPr>
         <w:t>HASIL DAN PEMBAHASAN</w:t>
       </w:r>
-      <w:bookmarkEnd w:id="92"/>
+      <w:bookmarkEnd w:id="100"/>
     </w:p>
     <w:p>
       <w:pPr>
@@ -33249,22 +36243,24 @@
           <w:szCs w:val="32"/>
         </w:rPr>
       </w:pPr>
-      <w:bookmarkStart w:id="93" w:name="_Toc234386057"/>
-      <w:bookmarkStart w:id="94" w:name="_Toc234386122"/>
-      <w:bookmarkStart w:id="95" w:name="_Toc234400368"/>
-      <w:bookmarkStart w:id="96" w:name="_Toc234402622"/>
-      <w:bookmarkStart w:id="97" w:name="_Toc234405481"/>
-      <w:bookmarkEnd w:id="93"/>
-      <w:bookmarkEnd w:id="94"/>
-      <w:bookmarkEnd w:id="95"/>
-      <w:bookmarkEnd w:id="96"/>
-      <w:bookmarkEnd w:id="97"/>
+      <w:bookmarkStart w:id="101" w:name="_Toc234386057"/>
+      <w:bookmarkStart w:id="102" w:name="_Toc234386122"/>
+      <w:bookmarkStart w:id="103" w:name="_Toc234400368"/>
+      <w:bookmarkStart w:id="104" w:name="_Toc234402622"/>
+      <w:bookmarkStart w:id="105" w:name="_Toc234405481"/>
+      <w:bookmarkStart w:id="106" w:name="_Toc235229661"/>
+      <w:bookmarkEnd w:id="101"/>
+      <w:bookmarkEnd w:id="102"/>
+      <w:bookmarkEnd w:id="103"/>
+      <w:bookmarkEnd w:id="104"/>
+      <w:bookmarkEnd w:id="105"/>
+      <w:bookmarkEnd w:id="106"/>
     </w:p>
     <w:p>
       <w:pPr>
         <w:pStyle w:val="Heading2"/>
       </w:pPr>
-      <w:bookmarkStart w:id="98" w:name="_Toc234405482"/>
+      <w:bookmarkStart w:id="107" w:name="_Toc235229662"/>
       <w:r>
         <w:t>Hasil Proses ETL (</w:t>
       </w:r>
@@ -33278,7 +36274,7 @@
       <w:r>
         <w:t>)</w:t>
       </w:r>
-      <w:bookmarkEnd w:id="98"/>
+      <w:bookmarkEnd w:id="107"/>
     </w:p>
     <w:p>
       <w:pPr>
@@ -33298,7 +36294,7 @@
         <w:t>Construction</w:t>
       </w:r>
       <w:r>
-        <w:t xml:space="preserve"> (Subbab 3.5) telah berhasil mengolah data mentah hasil </w:t>
+        <w:t xml:space="preserve"> (Subbab 3.5) mengolah data mentah hasil </w:t>
       </w:r>
       <w:r>
         <w:rPr>
@@ -33360,7 +36356,7 @@
           <w:lang w:val="sv-SE"/>
         </w:rPr>
       </w:pPr>
-      <w:bookmarkStart w:id="99" w:name="_Toc234405483"/>
+      <w:bookmarkStart w:id="108" w:name="_Toc235229663"/>
       <w:r>
         <w:rPr>
           <w:lang w:val="sv-SE"/>
@@ -33375,7 +36371,7 @@
         </w:rPr>
         <w:t>Extract</w:t>
       </w:r>
-      <w:bookmarkEnd w:id="99"/>
+      <w:bookmarkEnd w:id="108"/>
     </w:p>
     <w:p>
       <w:pPr>
@@ -33402,7 +36398,7 @@
         <w:rPr>
           <w:lang w:val="sv-SE"/>
         </w:rPr>
-        <w:t xml:space="preserve"> (Subbab 3.5.1) berhasil membaca dua berkas CSV mentah hasil </w:t>
+        <w:t xml:space="preserve"> (Subbab 3.5.1) membaca dua berkas CSV mentah hasil </w:t>
       </w:r>
       <w:r>
         <w:rPr>
@@ -33796,7 +36792,7 @@
         <w:t>Extract</w:t>
       </w:r>
       <w:r>
-        <w:t xml:space="preserve"> berhasil membaca data mentah ke dalam memori kerja Python. Pada tahap ini, data yang dibaca masih mencakup seluruh PTN BLU secara nasional dan belum difilter ke cakupan Universitas Siliwangi, sebagaimana dijelaskan pada Subbab 3.5.1. </w:t>
+        <w:t xml:space="preserve"> membaca data mentah ke dalam memori kerja Python. Pada tahap ini, data yang dibaca masih mencakup seluruh PTN BLU secara nasional dan belum difilter ke cakupan Universitas Siliwangi, sebagaimana dijelaskan pada Subbab 3.5.1. </w:t>
       </w:r>
       <w:r>
         <w:t xml:space="preserve">Penyaringan cakupan dilakukan pada tahap </w:t>
@@ -33865,7 +36861,7 @@
           <w:lang w:val="sv-SE"/>
         </w:rPr>
       </w:pPr>
-      <w:bookmarkStart w:id="100" w:name="_Toc234402669"/>
+      <w:bookmarkStart w:id="109" w:name="_Toc234402669"/>
       <w:r>
         <w:rPr>
           <w:lang w:val="sv-SE"/>
@@ -33920,7 +36916,7 @@
         </w:rPr>
         <w:t xml:space="preserve"> pada Terminal</w:t>
       </w:r>
-      <w:bookmarkEnd w:id="100"/>
+      <w:bookmarkEnd w:id="109"/>
     </w:p>
     <w:p>
       <w:pPr>
@@ -33937,7 +36933,7 @@
           <w:lang w:val="sv-SE"/>
         </w:rPr>
       </w:pPr>
-      <w:bookmarkStart w:id="101" w:name="_Toc234405484"/>
+      <w:bookmarkStart w:id="110" w:name="_Toc235229664"/>
       <w:r>
         <w:rPr>
           <w:lang w:val="sv-SE"/>
@@ -33952,7 +36948,7 @@
         </w:rPr>
         <w:t>Transform</w:t>
       </w:r>
-      <w:bookmarkEnd w:id="101"/>
+      <w:bookmarkEnd w:id="110"/>
     </w:p>
     <w:p>
       <w:pPr>
@@ -34229,7 +37225,7 @@
         <w:rPr>
           <w:lang w:val="sv-SE"/>
         </w:rPr>
-        <w:t xml:space="preserve"> yang dirancang pada Subbab 3.5.2 berhasil dieksekusi. Langkah keempat mengimplementasikan fungsi </w:t>
+        <w:t xml:space="preserve"> yang dirancang pada Subbab 3.5.2 diterapkan. Langkah keempat mengimplementasikan fungsi </w:t>
       </w:r>
       <w:r>
         <w:rPr>
@@ -34290,7 +37286,7 @@
       <w:pPr>
         <w:pStyle w:val="Tabel"/>
       </w:pPr>
-      <w:bookmarkStart w:id="102" w:name="_Toc234402657"/>
+      <w:bookmarkStart w:id="111" w:name="_Toc234402657"/>
       <w:r>
         <w:t xml:space="preserve">Tabel 4. </w:t>
       </w:r>
@@ -34328,7 +37324,7 @@
       <w:r>
         <w:t xml:space="preserve"> Data</w:t>
       </w:r>
-      <w:bookmarkEnd w:id="102"/>
+      <w:bookmarkEnd w:id="111"/>
     </w:p>
     <w:tbl>
       <w:tblPr>
@@ -34725,7 +37721,7 @@
                 <w:sz w:val="21"/>
                 <w:lang w:val="sv-SE"/>
               </w:rPr>
-              <w:t>Lima kolom numerik berhasil dikonversi</w:t>
+              <w:t>Lima kolom numerik dikonversi</w:t>
             </w:r>
           </w:p>
         </w:tc>
@@ -34876,7 +37872,7 @@
           <w:lang w:val="sv-SE"/>
         </w:rPr>
       </w:pPr>
-      <w:bookmarkStart w:id="103" w:name="_Toc234402670"/>
+      <w:bookmarkStart w:id="112" w:name="_Toc234402670"/>
       <w:r>
         <w:rPr>
           <w:lang w:val="sv-SE"/>
@@ -34931,13 +37927,13 @@
         </w:rPr>
         <w:t xml:space="preserve"> pada Terminal</w:t>
       </w:r>
-      <w:bookmarkEnd w:id="103"/>
+      <w:bookmarkEnd w:id="112"/>
     </w:p>
     <w:p>
       <w:pPr>
         <w:pStyle w:val="Heading3"/>
       </w:pPr>
-      <w:bookmarkStart w:id="104" w:name="_Toc234405485"/>
+      <w:bookmarkStart w:id="113" w:name="_Toc235229665"/>
       <w:r>
         <w:t xml:space="preserve">Hasil Tahap </w:t>
       </w:r>
@@ -34948,7 +37944,7 @@
         </w:rPr>
         <w:t>Load</w:t>
       </w:r>
-      <w:bookmarkEnd w:id="104"/>
+      <w:bookmarkEnd w:id="113"/>
     </w:p>
     <w:p>
       <w:pPr>
@@ -34958,7 +37954,7 @@
         </w:rPr>
       </w:pPr>
       <w:r>
-        <w:t xml:space="preserve">Tahap Load (Subbab 3.5.3) berhasil membentuk empat tabel </w:t>
+        <w:t xml:space="preserve">Tahap Load (Subbab 3.5.3) menghasilkan empat tabel </w:t>
       </w:r>
       <w:r>
         <w:rPr>
@@ -35185,7 +38181,7 @@
       <w:pPr>
         <w:pStyle w:val="Tabel"/>
       </w:pPr>
-      <w:bookmarkStart w:id="105" w:name="_Toc234402658"/>
+      <w:bookmarkStart w:id="114" w:name="_Toc234402658"/>
       <w:r>
         <w:t xml:space="preserve">Tabel 4. </w:t>
       </w:r>
@@ -35210,7 +38206,7 @@
       <w:r>
         <w:t xml:space="preserve"> Hasil Pembentukan Tabel Data Warehouse Skema Bintang</w:t>
       </w:r>
-      <w:bookmarkEnd w:id="105"/>
+      <w:bookmarkEnd w:id="114"/>
     </w:p>
     <w:tbl>
       <w:tblPr>
@@ -36088,14 +39084,14 @@
           <w:lang w:val="sv-SE"/>
         </w:rPr>
       </w:pPr>
-      <w:bookmarkStart w:id="106" w:name="_Toc234405486"/>
+      <w:bookmarkStart w:id="115" w:name="_Toc235229666"/>
       <w:r>
         <w:rPr>
           <w:lang w:val="sv-SE"/>
         </w:rPr>
         <w:t>Hasil Dashboard Analitik</w:t>
       </w:r>
-      <w:bookmarkEnd w:id="106"/>
+      <w:bookmarkEnd w:id="115"/>
     </w:p>
     <w:p>
       <w:pPr>
@@ -36151,7 +39147,7 @@
         <w:rPr>
           <w:lang w:val="sv-SE"/>
         </w:rPr>
-        <w:t xml:space="preserve"> kapasitas akademik. Berkas master_looker_unsil.csv berhasil diunggah ke Google Sheets dan dihubungkan sebagai </w:t>
+        <w:t xml:space="preserve"> kapasitas akademik. Berkas master_looker_unsil.csv diunggah ke Google Sheets dan dihubungkan sebagai </w:t>
       </w:r>
       <w:r>
         <w:rPr>
@@ -36217,7 +39213,7 @@
           <w:lang w:val="sv-SE"/>
         </w:rPr>
       </w:pPr>
-      <w:bookmarkStart w:id="107" w:name="_Toc234405487"/>
+      <w:bookmarkStart w:id="116" w:name="_Toc235229667"/>
       <w:r>
         <w:rPr>
           <w:lang w:val="sv-SE"/>
@@ -36246,7 +39242,7 @@
         </w:rPr>
         <w:t>Overview</w:t>
       </w:r>
-      <w:bookmarkEnd w:id="107"/>
+      <w:bookmarkEnd w:id="116"/>
     </w:p>
     <w:p>
       <w:pPr>
@@ -36312,18 +39308,31 @@
       <w:pPr>
         <w:pStyle w:val="Gambar"/>
       </w:pPr>
-      <w:bookmarkStart w:id="108" w:name="_Toc234402671"/>
+      <w:bookmarkStart w:id="117" w:name="_Toc234402671"/>
       <w:r>
         <w:t xml:space="preserve">Gambar 4. </w:t>
       </w:r>
-      <w:fldSimple w:instr=" SEQ Gambar_4. \* ARABIC ">
-        <w:r>
-          <w:rPr>
-            <w:noProof/>
-          </w:rPr>
-          <w:t>3</w:t>
-        </w:r>
-      </w:fldSimple>
+      <w:r>
+        <w:fldChar w:fldCharType="begin"/>
+      </w:r>
+      <w:r>
+        <w:instrText xml:space="preserve"> SEQ Gambar_4. \* ARABIC </w:instrText>
+      </w:r>
+      <w:r>
+        <w:fldChar w:fldCharType="separate"/>
+      </w:r>
+      <w:r>
+        <w:rPr>
+          <w:noProof/>
+        </w:rPr>
+        <w:t>3</w:t>
+      </w:r>
+      <w:r>
+        <w:rPr>
+          <w:noProof/>
+        </w:rPr>
+        <w:fldChar w:fldCharType="end"/>
+      </w:r>
       <w:r>
         <w:t xml:space="preserve"> </w:t>
       </w:r>
@@ -36337,7 +39346,7 @@
         </w:rPr>
         <w:t>Executive Overview Dashboard</w:t>
       </w:r>
-      <w:bookmarkEnd w:id="108"/>
+      <w:bookmarkEnd w:id="117"/>
     </w:p>
     <w:p/>
     <w:p>
@@ -36449,7 +39458,7 @@
           <w:lang w:val="sv-SE"/>
         </w:rPr>
       </w:pPr>
-      <w:bookmarkStart w:id="109" w:name="_Toc234402672"/>
+      <w:bookmarkStart w:id="118" w:name="_Toc234402672"/>
       <w:r>
         <w:rPr>
           <w:lang w:val="sv-SE"/>
@@ -36504,7 +39513,7 @@
         </w:rPr>
         <w:t xml:space="preserve"> Terbuka</w:t>
       </w:r>
-      <w:bookmarkEnd w:id="109"/>
+      <w:bookmarkEnd w:id="118"/>
     </w:p>
     <w:p>
       <w:pPr>
@@ -36713,7 +39722,7 @@
           <w:lang w:val="sv-SE"/>
         </w:rPr>
       </w:pPr>
-      <w:bookmarkStart w:id="110" w:name="_Toc234402673"/>
+      <w:bookmarkStart w:id="119" w:name="_Toc234402673"/>
       <w:r>
         <w:rPr>
           <w:lang w:val="sv-SE"/>
@@ -36754,7 +39763,7 @@
         </w:rPr>
         <w:t>Tampilan Halaman Analisis Detail Per Program Studi</w:t>
       </w:r>
-      <w:bookmarkEnd w:id="110"/>
+      <w:bookmarkEnd w:id="119"/>
     </w:p>
     <w:p>
       <w:pPr>
@@ -36812,7 +39821,7 @@
           <w:lang w:val="sv-SE"/>
         </w:rPr>
       </w:pPr>
-      <w:bookmarkStart w:id="111" w:name="_Toc234402659"/>
+      <w:bookmarkStart w:id="120" w:name="_Toc234402659"/>
       <w:r>
         <w:rPr>
           <w:sz w:val="22"/>
@@ -36878,7 +39887,7 @@
         </w:rPr>
         <w:t xml:space="preserve"> Periode Ganjil 2025</w:t>
       </w:r>
-      <w:bookmarkEnd w:id="111"/>
+      <w:bookmarkEnd w:id="120"/>
     </w:p>
     <w:tbl>
       <w:tblPr>
@@ -38266,7 +41275,7 @@
           <w:lang w:val="sv-SE"/>
         </w:rPr>
       </w:pPr>
-      <w:bookmarkStart w:id="112" w:name="_Toc234402674"/>
+      <w:bookmarkStart w:id="121" w:name="_Toc234402674"/>
       <w:r>
         <w:rPr>
           <w:lang w:val="sv-SE"/>
@@ -38329,7 +41338,7 @@
         </w:rPr>
         <w:t>Monitoring</w:t>
       </w:r>
-      <w:bookmarkEnd w:id="112"/>
+      <w:bookmarkEnd w:id="121"/>
     </w:p>
     <w:p>
       <w:pPr>
@@ -38420,7 +41429,7 @@
       <w:pPr>
         <w:pStyle w:val="Tabel"/>
       </w:pPr>
-      <w:bookmarkStart w:id="113" w:name="_Toc234402660"/>
+      <w:bookmarkStart w:id="122" w:name="_Toc234402660"/>
       <w:r>
         <w:t xml:space="preserve">Tabel 4. </w:t>
       </w:r>
@@ -38448,7 +41457,7 @@
       <w:r>
         <w:t>Pemetaan Fakultas dan Rumpun Ilmu Program Studi Universitas Siliwangi</w:t>
       </w:r>
-      <w:bookmarkEnd w:id="113"/>
+      <w:bookmarkEnd w:id="122"/>
     </w:p>
     <w:tbl>
       <w:tblPr>
@@ -39077,14 +42086,14 @@
           <w:lang w:val="sv-SE"/>
         </w:rPr>
       </w:pPr>
-      <w:bookmarkStart w:id="114" w:name="_Toc234405488"/>
+      <w:bookmarkStart w:id="123" w:name="_Toc235229668"/>
       <w:r>
         <w:rPr>
           <w:lang w:val="sv-SE"/>
         </w:rPr>
         <w:t>Hasil Visualisasi Analitik</w:t>
       </w:r>
-      <w:bookmarkEnd w:id="114"/>
+      <w:bookmarkEnd w:id="123"/>
     </w:p>
     <w:p>
       <w:pPr>
@@ -39206,11 +42215,11 @@
       <w:pPr>
         <w:pStyle w:val="Heading3"/>
       </w:pPr>
-      <w:bookmarkStart w:id="115" w:name="_Toc234405489"/>
+      <w:bookmarkStart w:id="124" w:name="_Toc235229669"/>
       <w:r>
         <w:t>Dashboard Ringkasan Analitik</w:t>
       </w:r>
-      <w:bookmarkEnd w:id="115"/>
+      <w:bookmarkEnd w:id="124"/>
     </w:p>
     <w:p>
       <w:pPr>
@@ -39277,7 +42286,7 @@
           <w:lang w:val="sv-SE"/>
         </w:rPr>
       </w:pPr>
-      <w:bookmarkStart w:id="116" w:name="_Toc234402675"/>
+      <w:bookmarkStart w:id="125" w:name="_Toc234402675"/>
       <w:r>
         <w:rPr>
           <w:lang w:val="sv-SE"/>
@@ -39318,7 +42327,7 @@
         </w:rPr>
         <w:t>Ringkasan Analitik Rasio Dosen:Mahasiswa Universitas Siliwangi</w:t>
       </w:r>
-      <w:bookmarkEnd w:id="116"/>
+      <w:bookmarkEnd w:id="125"/>
     </w:p>
     <w:p>
       <w:pPr>
@@ -39379,11 +42388,11 @@
       <w:pPr>
         <w:pStyle w:val="Heading3"/>
       </w:pPr>
-      <w:bookmarkStart w:id="117" w:name="_Toc234405490"/>
+      <w:bookmarkStart w:id="126" w:name="_Toc235229670"/>
       <w:r>
         <w:t>Tren Agregat Rasio Institusi</w:t>
       </w:r>
-      <w:bookmarkEnd w:id="117"/>
+      <w:bookmarkEnd w:id="126"/>
     </w:p>
     <w:p>
       <w:pPr>
@@ -39463,7 +42472,7 @@
           <w:lang w:val="sv-SE"/>
         </w:rPr>
       </w:pPr>
-      <w:bookmarkStart w:id="118" w:name="_Toc234402676"/>
+      <w:bookmarkStart w:id="127" w:name="_Toc234402676"/>
       <w:r>
         <w:rPr>
           <w:lang w:val="sv-SE"/>
@@ -39519,7 +42528,7 @@
         </w:rPr>
         <w:t>Universitas Siliwangi</w:t>
       </w:r>
-      <w:bookmarkEnd w:id="118"/>
+      <w:bookmarkEnd w:id="127"/>
     </w:p>
     <w:p>
       <w:pPr>
@@ -39552,7 +42561,7 @@
       <w:pPr>
         <w:pStyle w:val="Heading3"/>
       </w:pPr>
-      <w:bookmarkStart w:id="119" w:name="_Toc234405491"/>
+      <w:bookmarkStart w:id="128" w:name="_Toc235229671"/>
       <w:r>
         <w:rPr>
           <w:i/>
@@ -39563,7 +42572,7 @@
       <w:r>
         <w:t xml:space="preserve"> Rasio Per Program Studi dan Semester</w:t>
       </w:r>
-      <w:bookmarkEnd w:id="119"/>
+      <w:bookmarkEnd w:id="128"/>
     </w:p>
     <w:p>
       <w:pPr>
@@ -39643,7 +42652,7 @@
           <w:lang w:val="sv-SE"/>
         </w:rPr>
       </w:pPr>
-      <w:bookmarkStart w:id="120" w:name="_Toc234402677"/>
+      <w:bookmarkStart w:id="129" w:name="_Toc234402677"/>
       <w:r>
         <w:rPr>
           <w:lang w:val="sv-SE"/>
@@ -39684,7 +42693,7 @@
         </w:rPr>
         <w:t>Rasio Dosen:Mahasiswa per Program Studi dan Semester</w:t>
       </w:r>
-      <w:bookmarkEnd w:id="120"/>
+      <w:bookmarkEnd w:id="129"/>
     </w:p>
     <w:p>
       <w:pPr>
@@ -39729,14 +42738,14 @@
           <w:lang w:val="sv-SE"/>
         </w:rPr>
       </w:pPr>
-      <w:bookmarkStart w:id="121" w:name="_Toc234405492"/>
+      <w:bookmarkStart w:id="130" w:name="_Toc235229672"/>
       <w:r>
         <w:rPr>
           <w:lang w:val="sv-SE"/>
         </w:rPr>
         <w:t>Perbandingan Rasio Per Program Studi Periode Terbaru</w:t>
       </w:r>
-      <w:bookmarkEnd w:id="121"/>
+      <w:bookmarkEnd w:id="130"/>
     </w:p>
     <w:p>
       <w:pPr>
@@ -39816,7 +42825,7 @@
           <w:lang w:val="sv-SE"/>
         </w:rPr>
       </w:pPr>
-      <w:bookmarkStart w:id="122" w:name="_Toc234402678"/>
+      <w:bookmarkStart w:id="131" w:name="_Toc234402678"/>
       <w:r>
         <w:rPr>
           <w:lang w:val="sv-SE"/>
@@ -39857,7 +42866,7 @@
         </w:rPr>
         <w:t>Perbandingan Rasio per Program Studi -- Periode Ganjil 2025</w:t>
       </w:r>
-      <w:bookmarkEnd w:id="122"/>
+      <w:bookmarkEnd w:id="131"/>
     </w:p>
     <w:p>
       <w:pPr>
@@ -40000,7 +43009,7 @@
           <w:lang w:val="sv-SE"/>
         </w:rPr>
       </w:pPr>
-      <w:bookmarkStart w:id="123" w:name="_Toc234402679"/>
+      <w:bookmarkStart w:id="132" w:name="_Toc234402679"/>
       <w:r>
         <w:rPr>
           <w:lang w:val="sv-SE"/>
@@ -40041,7 +43050,7 @@
         </w:rPr>
         <w:t>Tren Rasio Perbandingan 5 Prodi Tertinggi vs 5 Prodi Terendah</w:t>
       </w:r>
-      <w:bookmarkEnd w:id="123"/>
+      <w:bookmarkEnd w:id="132"/>
     </w:p>
     <w:p>
       <w:pPr>
@@ -40072,14 +43081,14 @@
           <w:lang w:val="sv-SE"/>
         </w:rPr>
       </w:pPr>
-      <w:bookmarkStart w:id="124" w:name="_Toc234405493"/>
+      <w:bookmarkStart w:id="133" w:name="_Toc235229673"/>
       <w:r>
         <w:rPr>
           <w:lang w:val="sv-SE"/>
         </w:rPr>
         <w:t>Tren Total Mahasiswa dan Tren Total Dosen</w:t>
       </w:r>
-      <w:bookmarkEnd w:id="124"/>
+      <w:bookmarkEnd w:id="133"/>
     </w:p>
     <w:p>
       <w:pPr>
@@ -40148,7 +43157,7 @@
           <w:lang w:val="sv-SE"/>
         </w:rPr>
       </w:pPr>
-      <w:bookmarkStart w:id="125" w:name="_Toc234402680"/>
+      <w:bookmarkStart w:id="134" w:name="_Toc234402680"/>
       <w:r>
         <w:rPr>
           <w:lang w:val="sv-SE"/>
@@ -40189,7 +43198,7 @@
         </w:rPr>
         <w:t>Tren Total Mahasiswa Aktif Universitas Siliwangi</w:t>
       </w:r>
-      <w:bookmarkEnd w:id="125"/>
+      <w:bookmarkEnd w:id="134"/>
     </w:p>
     <w:p>
       <w:pPr>
@@ -40295,14 +43304,14 @@
           <w:lang w:val="sv-SE"/>
         </w:rPr>
       </w:pPr>
-      <w:bookmarkStart w:id="126" w:name="_Toc234405494"/>
+      <w:bookmarkStart w:id="135" w:name="_Toc235229674"/>
       <w:r>
         <w:rPr>
           <w:lang w:val="sv-SE"/>
         </w:rPr>
         <w:t>Validasi Data</w:t>
       </w:r>
-      <w:bookmarkEnd w:id="126"/>
+      <w:bookmarkEnd w:id="135"/>
     </w:p>
     <w:p>
       <w:pPr>
@@ -40381,14 +43390,14 @@
           <w:lang w:val="sv-SE"/>
         </w:rPr>
       </w:pPr>
-      <w:bookmarkStart w:id="127" w:name="_Toc234405495"/>
+      <w:bookmarkStart w:id="136" w:name="_Toc235229675"/>
       <w:r>
         <w:rPr>
           <w:lang w:val="sv-SE"/>
         </w:rPr>
         <w:t>Validasi Data Sebelum dan Sesudah ETL</w:t>
       </w:r>
-      <w:bookmarkEnd w:id="127"/>
+      <w:bookmarkEnd w:id="136"/>
     </w:p>
     <w:p>
       <w:pPr>
@@ -40408,7 +43417,7 @@
       <w:pPr>
         <w:pStyle w:val="Tabel"/>
       </w:pPr>
-      <w:bookmarkStart w:id="128" w:name="_Toc234402661"/>
+      <w:bookmarkStart w:id="137" w:name="_Toc234402661"/>
       <w:r>
         <w:t xml:space="preserve">Tabel 4. </w:t>
       </w:r>
@@ -40436,7 +43445,7 @@
       <w:r>
         <w:t>Validasi Jumlah Data Sebelum dan Sesudah Proses ETL</w:t>
       </w:r>
-      <w:bookmarkEnd w:id="128"/>
+      <w:bookmarkEnd w:id="137"/>
     </w:p>
     <w:tbl>
       <w:tblPr>
@@ -41114,7 +44123,7 @@
         </w:rPr>
       </w:pPr>
       <w:r>
-        <w:t>Berdasarkan Tabel 4.5, proses ETL berhasil mereduksi data dari skala nasional (lebih dari 5.000 baris yang mencakup ratusan PTN BLU) menjadi 20</w:t>
+        <w:t>Berdasarkan Tabel 4.5, proses ETL mereduksi data dari skala nasional (lebih dari 5.000 baris yang mencakup ratusan PTN BLU) menjadi 20</w:t>
       </w:r>
       <w:r>
         <w:t xml:space="preserve">1 </w:t>
@@ -41162,14 +44171,14 @@
           <w:lang w:val="sv-SE"/>
         </w:rPr>
       </w:pPr>
-      <w:bookmarkStart w:id="129" w:name="_Toc234405496"/>
+      <w:bookmarkStart w:id="138" w:name="_Toc235229676"/>
       <w:r>
         <w:rPr>
           <w:lang w:val="sv-SE"/>
         </w:rPr>
         <w:t>Validasi Data Antar Semester</w:t>
       </w:r>
-      <w:bookmarkEnd w:id="129"/>
+      <w:bookmarkEnd w:id="138"/>
     </w:p>
     <w:p>
       <w:pPr>
@@ -41207,7 +44216,7 @@
       <w:pPr>
         <w:pStyle w:val="Tabel"/>
       </w:pPr>
-      <w:bookmarkStart w:id="130" w:name="_Toc234402662"/>
+      <w:bookmarkStart w:id="139" w:name="_Toc234402662"/>
       <w:r>
         <w:t xml:space="preserve">Tabel 4. </w:t>
       </w:r>
@@ -41235,7 +44244,7 @@
       <w:r>
         <w:t>Sampel Hasil Validasi Antar Semester Ganjil 2023 vs Genap 2023</w:t>
       </w:r>
-      <w:bookmarkEnd w:id="130"/>
+      <w:bookmarkEnd w:id="139"/>
     </w:p>
     <w:tbl>
       <w:tblPr>
@@ -41989,11 +44998,11 @@
       <w:pPr>
         <w:pStyle w:val="Heading3"/>
       </w:pPr>
-      <w:bookmarkStart w:id="131" w:name="_Toc234405497"/>
+      <w:bookmarkStart w:id="140" w:name="_Toc235229677"/>
       <w:r>
         <w:t>Validasi Konsistensi Data</w:t>
       </w:r>
-      <w:bookmarkEnd w:id="131"/>
+      <w:bookmarkEnd w:id="140"/>
     </w:p>
     <w:p>
       <w:pPr>
@@ -42060,7 +45069,7 @@
           <w:lang w:val="sv-SE"/>
         </w:rPr>
       </w:pPr>
-      <w:bookmarkStart w:id="132" w:name="_Toc234402663"/>
+      <w:bookmarkStart w:id="141" w:name="_Toc234402663"/>
       <w:r>
         <w:rPr>
           <w:lang w:val="sv-SE"/>
@@ -42105,7 +45114,7 @@
         </w:rPr>
         <w:t>Hasil Validasi Konsistensi Data</w:t>
       </w:r>
-      <w:bookmarkEnd w:id="132"/>
+      <w:bookmarkEnd w:id="141"/>
     </w:p>
     <w:tbl>
       <w:tblPr>
@@ -43753,14 +46762,14 @@
           <w:lang w:val="sv-SE"/>
         </w:rPr>
       </w:pPr>
-      <w:bookmarkStart w:id="133" w:name="_Toc234405498"/>
+      <w:bookmarkStart w:id="142" w:name="_Toc235229678"/>
       <w:r>
         <w:rPr>
           <w:lang w:val="sv-SE"/>
         </w:rPr>
         <w:t>Analisis dan Pembahasan</w:t>
       </w:r>
-      <w:bookmarkEnd w:id="133"/>
+      <w:bookmarkEnd w:id="142"/>
     </w:p>
     <w:p>
       <w:pPr>
@@ -43769,14 +46778,14 @@
           <w:lang w:val="sv-SE"/>
         </w:rPr>
       </w:pPr>
-      <w:bookmarkStart w:id="134" w:name="_Toc234405499"/>
+      <w:bookmarkStart w:id="143" w:name="_Toc235229679"/>
       <w:r>
         <w:rPr>
           <w:lang w:val="sv-SE"/>
         </w:rPr>
         <w:t>Analisis Kondisi Kapasitas Akademik</w:t>
       </w:r>
-      <w:bookmarkEnd w:id="134"/>
+      <w:bookmarkEnd w:id="143"/>
     </w:p>
     <w:p>
       <w:pPr>
@@ -43961,7 +46970,7 @@
           <w:lang w:val="sv-SE"/>
         </w:rPr>
       </w:pPr>
-      <w:bookmarkStart w:id="135" w:name="_Toc234405500"/>
+      <w:bookmarkStart w:id="144" w:name="_Toc235229680"/>
       <w:r>
         <w:rPr>
           <w:lang w:val="sv-SE"/>
@@ -43974,7 +46983,7 @@
         </w:rPr>
         <w:t>S</w:t>
       </w:r>
-      <w:bookmarkEnd w:id="135"/>
+      <w:bookmarkEnd w:id="144"/>
     </w:p>
     <w:p>
       <w:pPr>
@@ -44042,7 +47051,7 @@
         <w:rPr>
           <w:lang w:val="sv-SE"/>
         </w:rPr>
-        <w:t xml:space="preserve"> data statis menjadi informasi yang dinamis. Proses ETL berhasil mengubah data agregat </w:t>
+        <w:t xml:space="preserve"> data statis menjadi informasi yang dinamis. Proses ETL mengubah data agregat </w:t>
       </w:r>
       <w:r>
         <w:rPr>
@@ -44267,14 +47276,14 @@
           <w:lang w:val="sv-SE"/>
         </w:rPr>
       </w:pPr>
-      <w:bookmarkStart w:id="136" w:name="_Toc234405501"/>
+      <w:bookmarkStart w:id="145" w:name="_Toc235229681"/>
       <w:r>
         <w:rPr>
           <w:lang w:val="sv-SE"/>
         </w:rPr>
         <w:t>Analisis Rasio Berdasarkan Rumpun Ilmu (Sains vs Sosial)</w:t>
       </w:r>
-      <w:bookmarkEnd w:id="136"/>
+      <w:bookmarkEnd w:id="145"/>
     </w:p>
     <w:p>
       <w:pPr>
@@ -44314,7 +47323,7 @@
           <w:noProof/>
         </w:rPr>
         <w:drawing>
-          <wp:inline distT="0" distB="0" distL="0" distR="0" wp14:anchorId="77B94AD0" wp14:editId="4EE7952E">
+          <wp:inline distT="0" distB="0" distL="0" distR="0" wp14:anchorId="77B94AD0" wp14:editId="273B4FA0">
             <wp:extent cx="5039995" cy="3003550"/>
             <wp:effectExtent l="0" t="0" r="8255" b="6350"/>
             <wp:docPr id="398450602" name="Picture 7"/>
@@ -44371,7 +47380,7 @@
           <w:lang w:val="sv-SE"/>
         </w:rPr>
       </w:pPr>
-      <w:bookmarkStart w:id="137" w:name="_Toc234402681"/>
+      <w:bookmarkStart w:id="146" w:name="_Toc234402681"/>
       <w:r>
         <w:rPr>
           <w:lang w:val="sv-SE"/>
@@ -44413,7 +47422,7 @@
         </w:rPr>
         <w:t>Grafik Tren Rasio Sains vs Sosial</w:t>
       </w:r>
-      <w:bookmarkEnd w:id="137"/>
+      <w:bookmarkEnd w:id="146"/>
     </w:p>
     <w:p>
       <w:pPr>
@@ -44458,14 +47467,14 @@
           <w:lang w:val="sv-SE"/>
         </w:rPr>
       </w:pPr>
-      <w:bookmarkStart w:id="138" w:name="_Toc234405502"/>
+      <w:bookmarkStart w:id="147" w:name="_Toc235229682"/>
       <w:r>
         <w:rPr>
           <w:lang w:val="sv-SE"/>
         </w:rPr>
         <w:t>Kesesuaian dengan Penelitian Terdahulu</w:t>
       </w:r>
-      <w:bookmarkEnd w:id="138"/>
+      <w:bookmarkEnd w:id="147"/>
     </w:p>
     <w:p>
       <w:pPr>
@@ -44492,7 +47501,7 @@
         <w:rPr>
           <w:lang w:val="sv-SE"/>
         </w:rPr>
-        <w:t xml:space="preserve">Selain itu, keberhasilan implementasi </w:t>
+        <w:t xml:space="preserve">Selain itu, implementasi </w:t>
       </w:r>
       <w:r>
         <w:rPr>
@@ -44567,7 +47576,7 @@
           <w:lang w:val="sv-SE"/>
         </w:rPr>
       </w:pPr>
-      <w:bookmarkStart w:id="139" w:name="_Toc234405503"/>
+      <w:bookmarkStart w:id="148" w:name="_Toc235229683"/>
       <w:r>
         <w:rPr>
           <w:lang w:val="sv-SE"/>
@@ -44586,7 +47595,7 @@
         </w:rPr>
         <w:t>KESIMPULAN DAN SARAN</w:t>
       </w:r>
-      <w:bookmarkEnd w:id="139"/>
+      <w:bookmarkEnd w:id="148"/>
     </w:p>
     <w:p>
       <w:pPr>
@@ -44615,16 +47624,18 @@
           <w:lang w:val="sv-SE"/>
         </w:rPr>
       </w:pPr>
-      <w:bookmarkStart w:id="140" w:name="_Toc234386080"/>
-      <w:bookmarkStart w:id="141" w:name="_Toc234386145"/>
-      <w:bookmarkStart w:id="142" w:name="_Toc234400391"/>
-      <w:bookmarkStart w:id="143" w:name="_Toc234402645"/>
-      <w:bookmarkStart w:id="144" w:name="_Toc234405504"/>
-      <w:bookmarkEnd w:id="140"/>
-      <w:bookmarkEnd w:id="141"/>
-      <w:bookmarkEnd w:id="142"/>
-      <w:bookmarkEnd w:id="143"/>
-      <w:bookmarkEnd w:id="144"/>
+      <w:bookmarkStart w:id="149" w:name="_Toc234386080"/>
+      <w:bookmarkStart w:id="150" w:name="_Toc234386145"/>
+      <w:bookmarkStart w:id="151" w:name="_Toc234400391"/>
+      <w:bookmarkStart w:id="152" w:name="_Toc234402645"/>
+      <w:bookmarkStart w:id="153" w:name="_Toc234405504"/>
+      <w:bookmarkStart w:id="154" w:name="_Toc235229684"/>
+      <w:bookmarkEnd w:id="149"/>
+      <w:bookmarkEnd w:id="150"/>
+      <w:bookmarkEnd w:id="151"/>
+      <w:bookmarkEnd w:id="152"/>
+      <w:bookmarkEnd w:id="153"/>
+      <w:bookmarkEnd w:id="154"/>
     </w:p>
     <w:p>
       <w:pPr>
@@ -44633,14 +47644,14 @@
           <w:lang w:val="sv-SE"/>
         </w:rPr>
       </w:pPr>
-      <w:bookmarkStart w:id="145" w:name="_Toc234405505"/>
+      <w:bookmarkStart w:id="155" w:name="_Toc235229685"/>
       <w:r>
         <w:rPr>
           <w:lang w:val="sv-SE"/>
         </w:rPr>
         <w:t>Kesimpulan</w:t>
       </w:r>
-      <w:bookmarkEnd w:id="145"/>
+      <w:bookmarkEnd w:id="155"/>
     </w:p>
     <w:p>
       <w:pPr>
@@ -44750,7 +47761,7 @@
         <w:rPr>
           <w:lang w:val="sv-SE"/>
         </w:rPr>
-        <w:t xml:space="preserve"> (Moss dan Atre, 2003) berhasil mentransformasi data agregat </w:t>
+        <w:t xml:space="preserve"> (Moss dan Atre, 2003) mentransformasi data agregat </w:t>
       </w:r>
       <w:r>
         <w:rPr>
@@ -44806,14 +47817,14 @@
           <w:lang w:val="sv-SE"/>
         </w:rPr>
       </w:pPr>
-      <w:bookmarkStart w:id="146" w:name="_Toc234405506"/>
+      <w:bookmarkStart w:id="156" w:name="_Toc235229686"/>
       <w:r>
         <w:rPr>
           <w:lang w:val="sv-SE"/>
         </w:rPr>
         <w:t>Keterbatasan Penelitian</w:t>
       </w:r>
-      <w:bookmarkEnd w:id="146"/>
+      <w:bookmarkEnd w:id="156"/>
     </w:p>
     <w:p>
       <w:pPr>
@@ -44965,14 +47976,14 @@
           <w:lang w:val="sv-SE"/>
         </w:rPr>
       </w:pPr>
-      <w:bookmarkStart w:id="147" w:name="_Toc234405507"/>
+      <w:bookmarkStart w:id="157" w:name="_Toc235229687"/>
       <w:r>
         <w:rPr>
           <w:lang w:val="sv-SE"/>
         </w:rPr>
         <w:t>Saran</w:t>
       </w:r>
-      <w:bookmarkEnd w:id="147"/>
+      <w:bookmarkEnd w:id="157"/>
     </w:p>
     <w:p>
       <w:pPr>
@@ -45191,14 +48202,14 @@
         </w:rPr>
         <w:t xml:space="preserve"> </w:t>
       </w:r>
-      <w:bookmarkStart w:id="148" w:name="_Toc234405508"/>
+      <w:bookmarkStart w:id="158" w:name="_Toc235229688"/>
       <w:r>
         <w:t>D</w:t>
       </w:r>
       <w:r>
         <w:t>AFTAR PUSTAKA</w:t>
       </w:r>
-      <w:bookmarkEnd w:id="148"/>
+      <w:bookmarkEnd w:id="158"/>
     </w:p>
     <w:bookmarkEnd w:id="0" w:displacedByCustomXml="next"/>
     <w:sdt>
@@ -46540,24 +49551,14 @@
     </w:p>
     <w:p>
       <w:pPr>
-        <w:spacing w:line="276" w:lineRule="auto"/>
+        <w:pStyle w:val="Heading1"/>
         <w:jc w:val="center"/>
-        <w:rPr>
-          <w:b/>
-          <w:bCs/>
-          <w:sz w:val="28"/>
-          <w:szCs w:val="24"/>
-        </w:rPr>
-      </w:pPr>
-      <w:r>
-        <w:rPr>
-          <w:b/>
-          <w:bCs/>
-          <w:sz w:val="28"/>
-          <w:szCs w:val="24"/>
-        </w:rPr>
+      </w:pPr>
+      <w:bookmarkStart w:id="159" w:name="_Toc235229689"/>
+      <w:r>
         <w:t>LEMBAR PENGESAHAN TUGAS AKHIR</w:t>
       </w:r>
+      <w:bookmarkEnd w:id="159"/>
     </w:p>
     <w:p>
       <w:pPr>
@@ -47258,6 +50259,752 @@
         <w:rPr>
           <w:b/>
           <w:bCs/>
+        </w:rPr>
+      </w:pPr>
+    </w:p>
+    <w:p>
+      <w:r>
+        <w:br w:type="page"/>
+      </w:r>
+    </w:p>
+    <w:p>
+      <w:pPr>
+        <w:spacing w:before="4000"/>
+        <w:jc w:val="center"/>
+        <w:rPr>
+          <w:b/>
+          <w:sz w:val="32"/>
+        </w:rPr>
+      </w:pPr>
+    </w:p>
+    <w:p>
+      <w:pPr>
+        <w:spacing w:before="4000"/>
+        <w:jc w:val="center"/>
+        <w:rPr>
+          <w:sz w:val="72"/>
+          <w:szCs w:val="72"/>
+        </w:rPr>
+      </w:pPr>
+      <w:r>
+        <w:rPr>
+          <w:b/>
+          <w:sz w:val="72"/>
+          <w:szCs w:val="72"/>
+        </w:rPr>
+        <w:t>LAMPIRAN</w:t>
+      </w:r>
+    </w:p>
+    <w:p>
+      <w:r>
+        <w:br w:type="page"/>
+      </w:r>
+    </w:p>
+    <w:p>
+      <w:pPr>
+        <w:spacing w:after="120"/>
+        <w:jc w:val="left"/>
+      </w:pPr>
+      <w:r>
+        <w:rPr>
+          <w:b/>
+        </w:rPr>
+        <w:t>Lampiran 1. Kode Program ETL (Extract, Transform, Load)</w:t>
+      </w:r>
+    </w:p>
+    <w:p>
+      <w:pPr>
+        <w:spacing w:after="120"/>
+        <w:ind w:firstLine="720"/>
+        <w:rPr>
+          <w:lang w:val="sv-SE"/>
+        </w:rPr>
+      </w:pPr>
+      <w:r>
+        <w:rPr>
+          <w:lang w:val="sv-SE"/>
+        </w:rPr>
+        <w:t>Berikut adalah kode program inti proses ETL yang diimplementasikan dalam penelitian ini. Kode program lengkap tersedia pada repositori GitHub: https://github.com/fauzinoorsyabani/Tugas-Akhir</w:t>
+      </w:r>
+    </w:p>
+    <w:tbl>
+      <w:tblPr>
+        <w:tblStyle w:val="TableGrid"/>
+        <w:tblW w:w="0" w:type="auto"/>
+        <w:tblLook w:val="04A0" w:firstRow="1" w:lastRow="0" w:firstColumn="1" w:lastColumn="0" w:noHBand="0" w:noVBand="1"/>
+      </w:tblPr>
+      <w:tblGrid>
+        <w:gridCol w:w="7927"/>
+      </w:tblGrid>
+      <w:tr>
+        <w:tc>
+          <w:tcPr>
+            <w:tcW w:w="7927" w:type="dxa"/>
+          </w:tcPr>
+          <w:p>
+            <w:pPr>
+              <w:spacing w:after="120" w:line="360" w:lineRule="auto"/>
+              <w:jc w:val="left"/>
+              <w:rPr>
+                <w:lang w:val="sv-SE"/>
+              </w:rPr>
+            </w:pPr>
+            <w:r>
+              <w:rPr>
+                <w:rFonts w:ascii="Courier New" w:hAnsi="Courier New"/>
+                <w:sz w:val="18"/>
+                <w:lang w:val="sv-SE"/>
+              </w:rPr>
+              <w:t xml:space="preserve">#Konfigurasi Path </w:t>
+            </w:r>
+            <w:r>
+              <w:rPr>
+                <w:rFonts w:ascii="Courier New" w:hAnsi="Courier New"/>
+                <w:sz w:val="18"/>
+                <w:lang w:val="sv-SE"/>
+              </w:rPr>
+              <w:br/>
+              <w:t>PATH_RAW_PRODI  = 'Data/Raw/unsil_prodi_fresh.csv'</w:t>
+            </w:r>
+            <w:r>
+              <w:rPr>
+                <w:rFonts w:ascii="Courier New" w:hAnsi="Courier New"/>
+                <w:sz w:val="18"/>
+                <w:lang w:val="sv-SE"/>
+              </w:rPr>
+              <w:br/>
+              <w:t>PATH_RAW_UNIV   = 'Data/Raw/unsil_univ_fresh.csv'</w:t>
+            </w:r>
+            <w:r>
+              <w:rPr>
+                <w:rFonts w:ascii="Courier New" w:hAnsi="Courier New"/>
+                <w:sz w:val="18"/>
+                <w:lang w:val="sv-SE"/>
+              </w:rPr>
+              <w:br/>
+              <w:t>PATH_OUT_SCHEMA = 'Data/Processed/StarSchema'</w:t>
+            </w:r>
+            <w:r>
+              <w:rPr>
+                <w:rFonts w:ascii="Courier New" w:hAnsi="Courier New"/>
+                <w:sz w:val="18"/>
+                <w:lang w:val="sv-SE"/>
+              </w:rPr>
+              <w:br/>
+            </w:r>
+            <w:r>
+              <w:rPr>
+                <w:rFonts w:ascii="Courier New" w:hAnsi="Courier New"/>
+                <w:sz w:val="18"/>
+                <w:lang w:val="sv-SE"/>
+              </w:rPr>
+              <w:br/>
+              <w:t xml:space="preserve">#Tahap Extract </w:t>
+            </w:r>
+            <w:r>
+              <w:rPr>
+                <w:rFonts w:ascii="Courier New" w:hAnsi="Courier New"/>
+                <w:sz w:val="18"/>
+                <w:lang w:val="sv-SE"/>
+              </w:rPr>
+              <w:br/>
+              <w:t>df_prodi_raw = pd.read_csv(PATH_RAW_PRODI)</w:t>
+            </w:r>
+            <w:r>
+              <w:rPr>
+                <w:rFonts w:ascii="Courier New" w:hAnsi="Courier New"/>
+                <w:sz w:val="18"/>
+                <w:lang w:val="sv-SE"/>
+              </w:rPr>
+              <w:br/>
+              <w:t>df_univ_raw  = pd.read_csv(PATH_RAW_UNIV)</w:t>
+            </w:r>
+            <w:r>
+              <w:rPr>
+                <w:rFonts w:ascii="Courier New" w:hAnsi="Courier New"/>
+                <w:sz w:val="18"/>
+                <w:lang w:val="sv-SE"/>
+              </w:rPr>
+              <w:br/>
+            </w:r>
+            <w:r>
+              <w:rPr>
+                <w:rFonts w:ascii="Courier New" w:hAnsi="Courier New"/>
+                <w:sz w:val="18"/>
+                <w:lang w:val="sv-SE"/>
+              </w:rPr>
+              <w:br/>
+              <w:t>#Tahap Transform</w:t>
+            </w:r>
+            <w:r>
+              <w:rPr>
+                <w:rFonts w:ascii="Courier New" w:hAnsi="Courier New"/>
+                <w:sz w:val="18"/>
+                <w:lang w:val="sv-SE"/>
+              </w:rPr>
+              <w:br/>
+              <w:t>df = df_prodi_raw.copy()</w:t>
+            </w:r>
+            <w:r>
+              <w:rPr>
+                <w:rFonts w:ascii="Courier New" w:hAnsi="Courier New"/>
+                <w:sz w:val="18"/>
+                <w:lang w:val="sv-SE"/>
+              </w:rPr>
+              <w:br/>
+              <w:t>df = df[df['nama_universitas'].str.contains('Siliwangi', case=False, na=False)].copy()</w:t>
+            </w:r>
+            <w:r>
+              <w:rPr>
+                <w:rFonts w:ascii="Courier New" w:hAnsi="Courier New"/>
+                <w:sz w:val="18"/>
+                <w:lang w:val="sv-SE"/>
+              </w:rPr>
+              <w:br/>
+              <w:t>df = df.dropna(subset=['kode_prodi', 'tahun_pelaporan', 'rasio_dosen_mahasiswa'])</w:t>
+            </w:r>
+            <w:r>
+              <w:rPr>
+                <w:rFonts w:ascii="Courier New" w:hAnsi="Courier New"/>
+                <w:sz w:val="18"/>
+                <w:lang w:val="sv-SE"/>
+              </w:rPr>
+              <w:br/>
+              <w:t>df[['semester', 'tahun']] = df['tahun_pelaporan'].str.split(' ', n=1, expand=True)</w:t>
+            </w:r>
+            <w:r>
+              <w:rPr>
+                <w:rFonts w:ascii="Courier New" w:hAnsi="Courier New"/>
+                <w:sz w:val="18"/>
+                <w:lang w:val="sv-SE"/>
+              </w:rPr>
+              <w:br/>
+            </w:r>
+            <w:r>
+              <w:rPr>
+                <w:rFonts w:ascii="Courier New" w:hAnsi="Courier New"/>
+                <w:sz w:val="18"/>
+                <w:lang w:val="sv-SE"/>
+              </w:rPr>
+              <w:br/>
+              <w:t>def parse_rasio(s):</w:t>
+            </w:r>
+            <w:r>
+              <w:rPr>
+                <w:rFonts w:ascii="Courier New" w:hAnsi="Courier New"/>
+                <w:sz w:val="18"/>
+                <w:lang w:val="sv-SE"/>
+              </w:rPr>
+              <w:br/>
+              <w:t xml:space="preserve">    try:</w:t>
+            </w:r>
+            <w:r>
+              <w:rPr>
+                <w:rFonts w:ascii="Courier New" w:hAnsi="Courier New"/>
+                <w:sz w:val="18"/>
+                <w:lang w:val="sv-SE"/>
+              </w:rPr>
+              <w:br/>
+              <w:t xml:space="preserve">        parts = str(s).split(':')</w:t>
+            </w:r>
+            <w:r>
+              <w:rPr>
+                <w:rFonts w:ascii="Courier New" w:hAnsi="Courier New"/>
+                <w:sz w:val="18"/>
+                <w:lang w:val="sv-SE"/>
+              </w:rPr>
+              <w:br/>
+              <w:t xml:space="preserve">        return float(parts[1]) if len(parts) == 2 else float('nan')</w:t>
+            </w:r>
+            <w:r>
+              <w:rPr>
+                <w:rFonts w:ascii="Courier New" w:hAnsi="Courier New"/>
+                <w:sz w:val="18"/>
+                <w:lang w:val="sv-SE"/>
+              </w:rPr>
+              <w:br/>
+              <w:t xml:space="preserve">    except: return float('nan')</w:t>
+            </w:r>
+            <w:r>
+              <w:rPr>
+                <w:rFonts w:ascii="Courier New" w:hAnsi="Courier New"/>
+                <w:sz w:val="18"/>
+                <w:lang w:val="sv-SE"/>
+              </w:rPr>
+              <w:br/>
+            </w:r>
+            <w:r>
+              <w:rPr>
+                <w:rFonts w:ascii="Courier New" w:hAnsi="Courier New"/>
+                <w:sz w:val="18"/>
+                <w:lang w:val="sv-SE"/>
+              </w:rPr>
+              <w:br/>
+              <w:t>df['nilai_rasio'] = df['rasio_dosen_mahasiswa'].apply(parse_rasio)</w:t>
+            </w:r>
+            <w:r>
+              <w:rPr>
+                <w:rFonts w:ascii="Courier New" w:hAnsi="Courier New"/>
+                <w:sz w:val="18"/>
+                <w:lang w:val="sv-SE"/>
+              </w:rPr>
+              <w:br/>
+            </w:r>
+            <w:r>
+              <w:rPr>
+                <w:rFonts w:ascii="Courier New" w:hAnsi="Courier New"/>
+                <w:sz w:val="18"/>
+                <w:lang w:val="sv-SE"/>
+              </w:rPr>
+              <w:br/>
+              <w:t>#Tahap Load (Star Schema</w:t>
+            </w:r>
+            <w:r>
+              <w:rPr>
+                <w:rFonts w:ascii="Courier New" w:hAnsi="Courier New"/>
+                <w:sz w:val="18"/>
+                <w:lang w:val="sv-SE"/>
+              </w:rPr>
+              <w:br/>
+              <w:t>fact_table.to_csv(f'{PATH_OUT_SCHEMA}/Fact_Kapasitas_Pendidikan.csv', index=False)</w:t>
+            </w:r>
+            <w:r>
+              <w:rPr>
+                <w:rFonts w:ascii="Courier New" w:hAnsi="Courier New"/>
+                <w:sz w:val="18"/>
+                <w:lang w:val="sv-SE"/>
+              </w:rPr>
+              <w:br/>
+              <w:t>dim_prodi.to_csv(f'{PATH_OUT_SCHEMA}/Dim_Prodi.csv', index=False)</w:t>
+            </w:r>
+            <w:r>
+              <w:rPr>
+                <w:rFonts w:ascii="Courier New" w:hAnsi="Courier New"/>
+                <w:sz w:val="18"/>
+                <w:lang w:val="sv-SE"/>
+              </w:rPr>
+              <w:br/>
+              <w:t>dim_waktu.to_csv(f'{PATH_OUT_SCHEMA}/Dim_Waktu.csv', index=False)</w:t>
+            </w:r>
+            <w:r>
+              <w:rPr>
+                <w:rFonts w:ascii="Courier New" w:hAnsi="Courier New"/>
+                <w:sz w:val="18"/>
+                <w:lang w:val="sv-SE"/>
+              </w:rPr>
+              <w:br/>
+              <w:t>dim_univ.to_csv(f'{PATH_OUT_SCHEMA}/Dim_Universitas.csv', index=False)</w:t>
+            </w:r>
+            <w:r>
+              <w:rPr>
+                <w:rFonts w:ascii="Courier New" w:hAnsi="Courier New"/>
+                <w:sz w:val="18"/>
+                <w:lang w:val="sv-SE"/>
+              </w:rPr>
+              <w:br/>
+              <w:t>master_df.to_csv('Data/Processed/master_looker_unsil.csv', index=False)</w:t>
+            </w:r>
+          </w:p>
+        </w:tc>
+      </w:tr>
+    </w:tbl>
+    <w:p>
+      <w:pPr>
+        <w:rPr>
+          <w:lang w:val="sv-SE"/>
+        </w:rPr>
+      </w:pPr>
+      <w:r>
+        <w:rPr>
+          <w:lang w:val="sv-SE"/>
+        </w:rPr>
+        <w:br w:type="page"/>
+      </w:r>
+      <w:r>
+        <w:rPr>
+          <w:b/>
+          <w:lang w:val="sv-SE"/>
+        </w:rPr>
+        <w:t>Lampiran 2. Kode Program Visualisasi Analitik (Python Matplotlib)</w:t>
+      </w:r>
+    </w:p>
+    <w:p>
+      <w:pPr>
+        <w:spacing w:after="120"/>
+        <w:ind w:firstLine="720"/>
+        <w:rPr>
+          <w:lang w:val="sv-SE"/>
+        </w:rPr>
+      </w:pPr>
+      <w:r>
+        <w:rPr>
+          <w:lang w:val="sv-SE"/>
+        </w:rPr>
+        <w:t>Berikut adalah kode program untuk menghasilkan grafik visualisasi analitik yang digunakan dalam penelitian ini.</w:t>
+      </w:r>
+    </w:p>
+    <w:tbl>
+      <w:tblPr>
+        <w:tblStyle w:val="TableGrid"/>
+        <w:tblW w:w="0" w:type="auto"/>
+        <w:tblLook w:val="04A0" w:firstRow="1" w:lastRow="0" w:firstColumn="1" w:lastColumn="0" w:noHBand="0" w:noVBand="1"/>
+      </w:tblPr>
+      <w:tblGrid>
+        <w:gridCol w:w="7927"/>
+      </w:tblGrid>
+      <w:tr>
+        <w:tc>
+          <w:tcPr>
+            <w:tcW w:w="7927" w:type="dxa"/>
+          </w:tcPr>
+          <w:p>
+            <w:pPr>
+              <w:spacing w:line="360" w:lineRule="auto"/>
+              <w:jc w:val="left"/>
+              <w:rPr>
+                <w:lang w:val="sv-SE"/>
+              </w:rPr>
+            </w:pPr>
+            <w:r>
+              <w:rPr>
+                <w:rFonts w:ascii="Courier New" w:hAnsi="Courier New"/>
+                <w:sz w:val="18"/>
+                <w:lang w:val="sv-SE"/>
+              </w:rPr>
+              <w:t>import matplotlib.pyplot as plt</w:t>
+            </w:r>
+            <w:r>
+              <w:rPr>
+                <w:rFonts w:ascii="Courier New" w:hAnsi="Courier New"/>
+                <w:sz w:val="18"/>
+                <w:lang w:val="sv-SE"/>
+              </w:rPr>
+              <w:br/>
+              <w:t>import pandas as pd</w:t>
+            </w:r>
+            <w:r>
+              <w:rPr>
+                <w:rFonts w:ascii="Courier New" w:hAnsi="Courier New"/>
+                <w:sz w:val="18"/>
+                <w:lang w:val="sv-SE"/>
+              </w:rPr>
+              <w:br/>
+            </w:r>
+            <w:r>
+              <w:rPr>
+                <w:rFonts w:ascii="Courier New" w:hAnsi="Courier New"/>
+                <w:sz w:val="18"/>
+                <w:lang w:val="sv-SE"/>
+              </w:rPr>
+              <w:br/>
+              <w:t>#Bar Chart Rasio Per Prodi (3-tier: Sains 1:30, Sosial 1:45</w:t>
+            </w:r>
+            <w:r>
+              <w:rPr>
+                <w:rFonts w:ascii="Courier New" w:hAnsi="Courier New"/>
+                <w:sz w:val="18"/>
+                <w:lang w:val="sv-SE"/>
+              </w:rPr>
+              <w:br/>
+              <w:t>df_lat = df_terbaru.sort_values('nilai_rasio', ascending=True)</w:t>
+            </w:r>
+            <w:r>
+              <w:rPr>
+                <w:rFonts w:ascii="Courier New" w:hAnsi="Courier New"/>
+                <w:sz w:val="18"/>
+                <w:lang w:val="sv-SE"/>
+              </w:rPr>
+              <w:br/>
+              <w:t>colors = ['#d62728' if v &gt; 45 else '#ff7f0e' if v &gt; 30 else '#1f77b4'</w:t>
+            </w:r>
+            <w:r>
+              <w:rPr>
+                <w:rFonts w:ascii="Courier New" w:hAnsi="Courier New"/>
+                <w:sz w:val="18"/>
+                <w:lang w:val="sv-SE"/>
+              </w:rPr>
+              <w:br/>
+              <w:t xml:space="preserve">          for v in df_lat['nilai_rasio']]</w:t>
+            </w:r>
+            <w:r>
+              <w:rPr>
+                <w:rFonts w:ascii="Courier New" w:hAnsi="Courier New"/>
+                <w:sz w:val="18"/>
+                <w:lang w:val="sv-SE"/>
+              </w:rPr>
+              <w:br/>
+            </w:r>
+            <w:r>
+              <w:rPr>
+                <w:rFonts w:ascii="Courier New" w:hAnsi="Courier New"/>
+                <w:sz w:val="18"/>
+                <w:lang w:val="sv-SE"/>
+              </w:rPr>
+              <w:br/>
+              <w:t>fig, ax = plt.subplots(figsize=(10, max(8, len(df_lat)*0.38)))</w:t>
+            </w:r>
+            <w:r>
+              <w:rPr>
+                <w:rFonts w:ascii="Courier New" w:hAnsi="Courier New"/>
+                <w:sz w:val="18"/>
+                <w:lang w:val="sv-SE"/>
+              </w:rPr>
+              <w:br/>
+              <w:t>bars = ax.barh(df_lat['nama_program_studi'], df_lat['nilai_rasio'],</w:t>
+            </w:r>
+            <w:r>
+              <w:rPr>
+                <w:rFonts w:ascii="Courier New" w:hAnsi="Courier New"/>
+                <w:sz w:val="18"/>
+                <w:lang w:val="sv-SE"/>
+              </w:rPr>
+              <w:br/>
+              <w:t xml:space="preserve">               color=colors, edgecolor='white', linewidth=0.5)</w:t>
+            </w:r>
+            <w:r>
+              <w:rPr>
+                <w:rFonts w:ascii="Courier New" w:hAnsi="Courier New"/>
+                <w:sz w:val="18"/>
+                <w:lang w:val="sv-SE"/>
+              </w:rPr>
+              <w:br/>
+            </w:r>
+            <w:r>
+              <w:rPr>
+                <w:rFonts w:ascii="Courier New" w:hAnsi="Courier New"/>
+                <w:sz w:val="18"/>
+                <w:lang w:val="sv-SE"/>
+              </w:rPr>
+              <w:br/>
+              <w:t># Garis batas DIKTI</w:t>
+            </w:r>
+            <w:r>
+              <w:rPr>
+                <w:rFonts w:ascii="Courier New" w:hAnsi="Courier New"/>
+                <w:sz w:val="18"/>
+                <w:lang w:val="sv-SE"/>
+              </w:rPr>
+              <w:br/>
+              <w:t>ax.axvline(x=45, color='#d62728', linestyle='--', linewidth=2,</w:t>
+            </w:r>
+            <w:r>
+              <w:rPr>
+                <w:rFonts w:ascii="Courier New" w:hAnsi="Courier New"/>
+                <w:sz w:val="18"/>
+                <w:lang w:val="sv-SE"/>
+              </w:rPr>
+              <w:br/>
+              <w:t xml:space="preserve">           label='Batas Soshum 1:45 (Permendikbud No.3/2020)')</w:t>
+            </w:r>
+            <w:r>
+              <w:rPr>
+                <w:rFonts w:ascii="Courier New" w:hAnsi="Courier New"/>
+                <w:sz w:val="18"/>
+                <w:lang w:val="sv-SE"/>
+              </w:rPr>
+              <w:br/>
+              <w:t>ax.axvline(x=30, color='#ff7f0e', linestyle=':', linewidth=2,</w:t>
+            </w:r>
+            <w:r>
+              <w:rPr>
+                <w:rFonts w:ascii="Courier New" w:hAnsi="Courier New"/>
+                <w:sz w:val="18"/>
+                <w:lang w:val="sv-SE"/>
+              </w:rPr>
+              <w:br/>
+              <w:t xml:space="preserve">           label='Batas Saintek 1:30 (Permendikbud No.3/2020)')</w:t>
+            </w:r>
+            <w:r>
+              <w:rPr>
+                <w:rFonts w:ascii="Courier New" w:hAnsi="Courier New"/>
+                <w:sz w:val="18"/>
+                <w:lang w:val="sv-SE"/>
+              </w:rPr>
+              <w:br/>
+            </w:r>
+            <w:r>
+              <w:rPr>
+                <w:rFonts w:ascii="Courier New" w:hAnsi="Courier New"/>
+                <w:sz w:val="18"/>
+                <w:lang w:val="sv-SE"/>
+              </w:rPr>
+              <w:br/>
+              <w:t>ax.legend(loc='lower right', fontsize=9)</w:t>
+            </w:r>
+            <w:r>
+              <w:rPr>
+                <w:rFonts w:ascii="Courier New" w:hAnsi="Courier New"/>
+                <w:sz w:val="18"/>
+                <w:lang w:val="sv-SE"/>
+              </w:rPr>
+              <w:br/>
+              <w:t>plt.tight_layout()</w:t>
+            </w:r>
+            <w:r>
+              <w:rPr>
+                <w:rFonts w:ascii="Courier New" w:hAnsi="Courier New"/>
+                <w:sz w:val="18"/>
+                <w:lang w:val="sv-SE"/>
+              </w:rPr>
+              <w:br/>
+              <w:t>plt.savefig('Outputs/Visualizations/bar_rasio_prodi_terbaru.png',</w:t>
+            </w:r>
+            <w:r>
+              <w:rPr>
+                <w:rFonts w:ascii="Courier New" w:hAnsi="Courier New"/>
+                <w:sz w:val="18"/>
+                <w:lang w:val="sv-SE"/>
+              </w:rPr>
+              <w:br/>
+              <w:t xml:space="preserve">            dpi=150, bbox_inches='tight')</w:t>
+            </w:r>
+          </w:p>
+          <w:p>
+            <w:pPr>
+              <w:spacing w:line="360" w:lineRule="auto"/>
+              <w:rPr>
+                <w:lang w:val="sv-SE"/>
+              </w:rPr>
+            </w:pPr>
+          </w:p>
+        </w:tc>
+      </w:tr>
+    </w:tbl>
+    <w:p>
+      <w:r>
+        <w:rPr>
+          <w:lang w:val="sv-SE"/>
+        </w:rPr>
+        <w:br w:type="page"/>
+      </w:r>
+      <w:r>
+        <w:rPr>
+          <w:b/>
+        </w:rPr>
+        <w:t>Lampiran 3. Tampilan Dashboard Google Looker Studio</w:t>
+      </w:r>
+    </w:p>
+    <w:p>
+      <w:pPr>
+        <w:spacing w:after="120"/>
+        <w:ind w:firstLine="720"/>
+      </w:pPr>
+      <w:r>
+        <w:t>Berikut adalah tampilan antarmuka Dashboard Academic Capacity Analytics berbasis Google Looker Studio yang dikembangkan dalam penelitian ini.</w:t>
+      </w:r>
+    </w:p>
+    <w:p/>
+    <w:p>
+      <w:pPr>
+        <w:spacing w:after="120"/>
+        <w:jc w:val="center"/>
+      </w:pPr>
+      <w:r>
+        <w:t>[Gambar Lampiran 3.1 — Tampilan Halaman Executive Overview Dashboard]</w:t>
+      </w:r>
+    </w:p>
+    <w:p>
+      <w:pPr>
+        <w:spacing w:after="120"/>
+        <w:jc w:val="center"/>
+      </w:pPr>
+      <w:r>
+        <w:rPr>
+          <w:sz w:val="20"/>
+        </w:rPr>
+        <w:t>Sumber: Tangkapan layar Google Looker Studio, Juli 2026</w:t>
+      </w:r>
+    </w:p>
+    <w:p/>
+    <w:p>
+      <w:pPr>
+        <w:spacing w:after="120"/>
+        <w:jc w:val="center"/>
+        <w:rPr>
+          <w:lang w:val="sv-SE"/>
+        </w:rPr>
+      </w:pPr>
+      <w:r>
+        <w:rPr>
+          <w:lang w:val="sv-SE"/>
+        </w:rPr>
+        <w:t>[Gambar Lampiran 3.2 — Tampilan Halaman Analisis Detail Per Program Studi]</w:t>
+      </w:r>
+    </w:p>
+    <w:p>
+      <w:pPr>
+        <w:spacing w:after="120"/>
+        <w:jc w:val="center"/>
+      </w:pPr>
+      <w:r>
+        <w:rPr>
+          <w:sz w:val="20"/>
+        </w:rPr>
+        <w:t>Sumber: Tangkapan layar Google Looker Studio, Juli 2026</w:t>
+      </w:r>
+    </w:p>
+    <w:p/>
+    <w:p>
+      <w:pPr>
+        <w:spacing w:after="120"/>
+        <w:jc w:val="center"/>
+        <w:rPr>
+          <w:lang w:val="sv-SE"/>
+        </w:rPr>
+      </w:pPr>
+      <w:r>
+        <w:rPr>
+          <w:lang w:val="sv-SE"/>
+        </w:rPr>
+        <w:t>[Gambar Lampiran 3.3 — Tampilan Halaman Tren Longitudinal dan Monitoring]</w:t>
+      </w:r>
+    </w:p>
+    <w:p>
+      <w:pPr>
+        <w:spacing w:after="120"/>
+        <w:jc w:val="center"/>
+      </w:pPr>
+      <w:r>
+        <w:rPr>
+          <w:sz w:val="20"/>
+        </w:rPr>
+        <w:t>Sumber: Tangkapan layar Google Looker Studio, Juli 2026</w:t>
+      </w:r>
+    </w:p>
+    <w:p>
+      <w:r>
+        <w:br w:type="page"/>
+      </w:r>
+    </w:p>
+    <w:p>
+      <w:pPr>
+        <w:spacing w:after="120"/>
+        <w:jc w:val="left"/>
+        <w:rPr>
+          <w:lang w:val="sv-SE"/>
+        </w:rPr>
+      </w:pPr>
+      <w:r>
+        <w:rPr>
+          <w:b/>
+          <w:lang w:val="sv-SE"/>
+        </w:rPr>
+        <w:t>Lampiran 4. Lembar Bimbingan Tugas Akhir</w:t>
+      </w:r>
+    </w:p>
+    <w:p>
+      <w:pPr>
+        <w:rPr>
+          <w:lang w:val="sv-SE"/>
+        </w:rPr>
+      </w:pPr>
+    </w:p>
+    <w:p>
+      <w:pPr>
+        <w:spacing w:after="120"/>
+        <w:jc w:val="center"/>
+        <w:rPr>
+          <w:lang w:val="sv-SE"/>
         </w:rPr>
       </w:pPr>
     </w:p>
@@ -50528,6 +54275,92 @@
     </w:lvl>
   </w:abstractNum>
   <w:abstractNum w:abstractNumId="26" w15:restartNumberingAfterBreak="0">
+    <w:nsid w:val="6E1D1DFD"/>
+    <w:multiLevelType w:val="hybridMultilevel"/>
+    <w:tmpl w:val="583C713C"/>
+    <w:lvl w:ilvl="0" w:tplc="3809000F">
+      <w:start w:val="1"/>
+      <w:numFmt w:val="decimal"/>
+      <w:lvlText w:val="%1."/>
+      <w:lvlJc w:val="left"/>
+      <w:pPr>
+        <w:ind w:left="720" w:hanging="360"/>
+      </w:pPr>
+    </w:lvl>
+    <w:lvl w:ilvl="1" w:tplc="38090019" w:tentative="1">
+      <w:start w:val="1"/>
+      <w:numFmt w:val="lowerLetter"/>
+      <w:lvlText w:val="%2."/>
+      <w:lvlJc w:val="left"/>
+      <w:pPr>
+        <w:ind w:left="1440" w:hanging="360"/>
+      </w:pPr>
+    </w:lvl>
+    <w:lvl w:ilvl="2" w:tplc="3809001B" w:tentative="1">
+      <w:start w:val="1"/>
+      <w:numFmt w:val="lowerRoman"/>
+      <w:lvlText w:val="%3."/>
+      <w:lvlJc w:val="right"/>
+      <w:pPr>
+        <w:ind w:left="2160" w:hanging="180"/>
+      </w:pPr>
+    </w:lvl>
+    <w:lvl w:ilvl="3" w:tplc="3809000F" w:tentative="1">
+      <w:start w:val="1"/>
+      <w:numFmt w:val="decimal"/>
+      <w:lvlText w:val="%4."/>
+      <w:lvlJc w:val="left"/>
+      <w:pPr>
+        <w:ind w:left="2880" w:hanging="360"/>
+      </w:pPr>
+    </w:lvl>
+    <w:lvl w:ilvl="4" w:tplc="38090019" w:tentative="1">
+      <w:start w:val="1"/>
+      <w:numFmt w:val="lowerLetter"/>
+      <w:lvlText w:val="%5."/>
+      <w:lvlJc w:val="left"/>
+      <w:pPr>
+        <w:ind w:left="3600" w:hanging="360"/>
+      </w:pPr>
+    </w:lvl>
+    <w:lvl w:ilvl="5" w:tplc="3809001B" w:tentative="1">
+      <w:start w:val="1"/>
+      <w:numFmt w:val="lowerRoman"/>
+      <w:lvlText w:val="%6."/>
+      <w:lvlJc w:val="right"/>
+      <w:pPr>
+        <w:ind w:left="4320" w:hanging="180"/>
+      </w:pPr>
+    </w:lvl>
+    <w:lvl w:ilvl="6" w:tplc="3809000F" w:tentative="1">
+      <w:start w:val="1"/>
+      <w:numFmt w:val="decimal"/>
+      <w:lvlText w:val="%7."/>
+      <w:lvlJc w:val="left"/>
+      <w:pPr>
+        <w:ind w:left="5040" w:hanging="360"/>
+      </w:pPr>
+    </w:lvl>
+    <w:lvl w:ilvl="7" w:tplc="38090019" w:tentative="1">
+      <w:start w:val="1"/>
+      <w:numFmt w:val="lowerLetter"/>
+      <w:lvlText w:val="%8."/>
+      <w:lvlJc w:val="left"/>
+      <w:pPr>
+        <w:ind w:left="5760" w:hanging="360"/>
+      </w:pPr>
+    </w:lvl>
+    <w:lvl w:ilvl="8" w:tplc="3809001B" w:tentative="1">
+      <w:start w:val="1"/>
+      <w:numFmt w:val="lowerRoman"/>
+      <w:lvlText w:val="%9."/>
+      <w:lvlJc w:val="right"/>
+      <w:pPr>
+        <w:ind w:left="6480" w:hanging="180"/>
+      </w:pPr>
+    </w:lvl>
+  </w:abstractNum>
+  <w:abstractNum w:abstractNumId="27" w15:restartNumberingAfterBreak="0">
     <w:nsid w:val="6EF44A00"/>
     <w:multiLevelType w:val="multilevel"/>
     <w:tmpl w:val="496E6982"/>
@@ -50640,7 +54473,7 @@
       </w:pPr>
     </w:lvl>
   </w:abstractNum>
-  <w:abstractNum w:abstractNumId="27" w15:restartNumberingAfterBreak="0">
+  <w:abstractNum w:abstractNumId="28" w15:restartNumberingAfterBreak="0">
     <w:nsid w:val="70925FEE"/>
     <w:multiLevelType w:val="hybridMultilevel"/>
     <w:tmpl w:val="EF0C60A2"/>
@@ -50729,7 +54562,7 @@
       </w:pPr>
     </w:lvl>
   </w:abstractNum>
-  <w:abstractNum w:abstractNumId="28" w15:restartNumberingAfterBreak="0">
+  <w:abstractNum w:abstractNumId="29" w15:restartNumberingAfterBreak="0">
     <w:nsid w:val="71593B07"/>
     <w:multiLevelType w:val="multilevel"/>
     <w:tmpl w:val="5E3C8E40"/>
@@ -50842,7 +54675,7 @@
       </w:pPr>
     </w:lvl>
   </w:abstractNum>
-  <w:abstractNum w:abstractNumId="29" w15:restartNumberingAfterBreak="0">
+  <w:abstractNum w:abstractNumId="30" w15:restartNumberingAfterBreak="0">
     <w:nsid w:val="74E555A5"/>
     <w:multiLevelType w:val="multilevel"/>
     <w:tmpl w:val="D26E5FC6"/>
@@ -50955,7 +54788,7 @@
       </w:pPr>
     </w:lvl>
   </w:abstractNum>
-  <w:abstractNum w:abstractNumId="30" w15:restartNumberingAfterBreak="0">
+  <w:abstractNum w:abstractNumId="31" w15:restartNumberingAfterBreak="0">
     <w:nsid w:val="77C33F3C"/>
     <w:multiLevelType w:val="hybridMultilevel"/>
     <w:tmpl w:val="2DFA537A"/>
@@ -51044,7 +54877,7 @@
       </w:pPr>
     </w:lvl>
   </w:abstractNum>
-  <w:abstractNum w:abstractNumId="31" w15:restartNumberingAfterBreak="0">
+  <w:abstractNum w:abstractNumId="32" w15:restartNumberingAfterBreak="0">
     <w:nsid w:val="7ACD6244"/>
     <w:multiLevelType w:val="hybridMultilevel"/>
     <w:tmpl w:val="51D84D76"/>
@@ -51135,7 +54968,7 @@
       </w:pPr>
     </w:lvl>
   </w:abstractNum>
-  <w:abstractNum w:abstractNumId="32" w15:restartNumberingAfterBreak="0">
+  <w:abstractNum w:abstractNumId="33" w15:restartNumberingAfterBreak="0">
     <w:nsid w:val="7D004DDC"/>
     <w:multiLevelType w:val="hybridMultilevel"/>
     <w:tmpl w:val="7340BA80"/>
@@ -51228,7 +55061,7 @@
     <w:abstractNumId w:val="8"/>
   </w:num>
   <w:num w:numId="2" w16cid:durableId="1655257858">
-    <w:abstractNumId w:val="31"/>
+    <w:abstractNumId w:val="32"/>
   </w:num>
   <w:num w:numId="3" w16cid:durableId="211775495">
     <w:abstractNumId w:val="0"/>
@@ -51243,10 +55076,10 @@
     <w:abstractNumId w:val="25"/>
   </w:num>
   <w:num w:numId="7" w16cid:durableId="1842819772">
-    <w:abstractNumId w:val="30"/>
+    <w:abstractNumId w:val="31"/>
   </w:num>
   <w:num w:numId="8" w16cid:durableId="1288971137">
-    <w:abstractNumId w:val="32"/>
+    <w:abstractNumId w:val="33"/>
   </w:num>
   <w:num w:numId="9" w16cid:durableId="1269195659">
     <w:abstractNumId w:val="7"/>
@@ -51255,13 +55088,13 @@
     <w:abstractNumId w:val="11"/>
   </w:num>
   <w:num w:numId="11" w16cid:durableId="1822652383">
-    <w:abstractNumId w:val="27"/>
+    <w:abstractNumId w:val="28"/>
   </w:num>
   <w:num w:numId="12" w16cid:durableId="1290940449">
     <w:abstractNumId w:val="6"/>
   </w:num>
   <w:num w:numId="13" w16cid:durableId="1261379239">
-    <w:abstractNumId w:val="29"/>
+    <w:abstractNumId w:val="30"/>
   </w:num>
   <w:num w:numId="14" w16cid:durableId="1457721633">
     <w:abstractNumId w:val="17"/>
@@ -51288,13 +55121,13 @@
     <w:abstractNumId w:val="23"/>
   </w:num>
   <w:num w:numId="22" w16cid:durableId="1725643735">
-    <w:abstractNumId w:val="28"/>
+    <w:abstractNumId w:val="29"/>
   </w:num>
   <w:num w:numId="23" w16cid:durableId="2113359426">
     <w:abstractNumId w:val="1"/>
   </w:num>
   <w:num w:numId="24" w16cid:durableId="436563595">
-    <w:abstractNumId w:val="26"/>
+    <w:abstractNumId w:val="27"/>
   </w:num>
   <w:num w:numId="25" w16cid:durableId="1911963472">
     <w:abstractNumId w:val="14"/>
@@ -51331,6 +55164,9 @@
   </w:num>
   <w:num w:numId="34" w16cid:durableId="1943102936">
     <w:abstractNumId w:val="5"/>
+  </w:num>
+  <w:num w:numId="35" w16cid:durableId="250360103">
+    <w:abstractNumId w:val="26"/>
   </w:num>
   <w:numIdMacAtCleanup w:val="6"/>
 </w:numbering>
@@ -51736,7 +55572,7 @@
   <w:style w:type="paragraph" w:default="1" w:styleId="Normal">
     <w:name w:val="Normal"/>
     <w:qFormat/>
-    <w:rsid w:val="000E3F7C"/>
+    <w:rsid w:val="004408FC"/>
     <w:pPr>
       <w:spacing w:line="480" w:lineRule="auto"/>
       <w:jc w:val="both"/>
@@ -51978,7 +55814,6 @@
   <w:style w:type="character" w:default="1" w:styleId="DefaultParagraphFont">
     <w:name w:val="Default Paragraph Font"/>
     <w:uiPriority w:val="1"/>
-    <w:semiHidden/>
     <w:unhideWhenUsed/>
   </w:style>
   <w:style w:type="table" w:default="1" w:styleId="TableNormal">
@@ -53570,6 +57405,7 @@
     <w:rsid w:val="003D383F"/>
     <w:rsid w:val="003E47A8"/>
     <w:rsid w:val="003E69EB"/>
+    <w:rsid w:val="003F0384"/>
     <w:rsid w:val="003F0D4D"/>
     <w:rsid w:val="003F2ACC"/>
     <w:rsid w:val="003F5DF2"/>
@@ -53641,6 +57477,7 @@
     <w:rsid w:val="00923A04"/>
     <w:rsid w:val="009360E2"/>
     <w:rsid w:val="00955088"/>
+    <w:rsid w:val="00991CA8"/>
     <w:rsid w:val="00994A1E"/>
     <w:rsid w:val="00996048"/>
     <w:rsid w:val="009A68FB"/>
@@ -53718,6 +57555,8 @@
     <w:rsid w:val="00EC1936"/>
     <w:rsid w:val="00ED26C6"/>
     <w:rsid w:val="00F04DFC"/>
+    <w:rsid w:val="00F37ADF"/>
+    <w:rsid w:val="00F52CD4"/>
     <w:rsid w:val="00F6045F"/>
     <w:rsid w:val="00F62235"/>
     <w:rsid w:val="00F8458D"/>
